--- a/00-首页/题组Word/第二轮习题集/第二轮习题集-化学原理II-教师版.docx
+++ b/00-首页/题组Word/第二轮习题集/第二轮习题集-化学原理II-教师版.docx
@@ -2,7 +2,7 @@
 <file path=word/document.xml><?xml version="1.0" encoding="utf-8"?>
 <w:document xmlns:w="http://schemas.openxmlformats.org/wordprocessingml/2006/main" xmlns:m="http://schemas.openxmlformats.org/officeDocument/2006/math" xmlns:r="http://schemas.openxmlformats.org/officeDocument/2006/relationships" xmlns:o="urn:schemas-microsoft-com:office:office" xmlns:v="urn:schemas-microsoft-com:vml" xmlns:w10="urn:schemas-microsoft-com:office:word" xmlns:a="http://schemas.openxmlformats.org/drawingml/2006/main" xmlns:pic="http://schemas.openxmlformats.org/drawingml/2006/picture" xmlns:wp="http://schemas.openxmlformats.org/drawingml/2006/wordprocessingDrawing">
   <w:body>
-    <w:bookmarkStart w:id="66" w:name="第二轮习题集-化学原理ii"/>
+    <w:bookmarkStart w:id="70" w:name="第二轮习题集-化学原理ii"/>
     <w:p>
       <w:pPr>
         <w:pStyle w:val="Heading1"/>
@@ -1537,19 +1537,7 @@
                 </m:num>
                 <m:den>
                   <m:r>
-                    <m:t>0</m:t>
-                  </m:r>
-                  <m:r>
-                    <m:rPr>
-                      <m:sty m:val="p"/>
-                    </m:rPr>
-                    <m:t>.</m:t>
-                  </m:r>
-                  <m:r>
-                    <m:t>2</m:t>
-                  </m:r>
-                  <m:r>
-                    <m:t>0</m:t>
+                    <m:t>0.20</m:t>
                   </m:r>
                   <m:r>
                     <m:rPr>
@@ -1569,30 +1557,18 @@
                 <m:t>=</m:t>
               </m:r>
               <m:r>
-                <m:t>2</m:t>
-              </m:r>
-              <m:r>
-                <m:rPr>
-                  <m:sty m:val="p"/>
-                </m:rPr>
-                <m:t>.</m:t>
-              </m:r>
-              <m:r>
-                <m:t>1</m:t>
+                <m:t>2.1</m:t>
               </m:r>
               <m:r>
                 <m:rPr>
                   <m:sty m:val="p"/>
                 </m:rPr>
                 <m:t>×</m:t>
-              </m:r>
-              <m:r>
-                <m:t>1</m:t>
               </m:r>
               <m:sSup>
                 <m:e>
                   <m:r>
-                    <m:t>0</m:t>
+                    <m:t>10</m:t>
                   </m:r>
                 </m:e>
                 <m:sup>
@@ -1643,19 +1619,7 @@
                 <m:t>=</m:t>
               </m:r>
               <m:r>
-                <m:t>0</m:t>
-              </m:r>
-              <m:r>
-                <m:rPr>
-                  <m:sty m:val="p"/>
-                </m:rPr>
-                <m:t>.</m:t>
-              </m:r>
-              <m:r>
-                <m:t>2</m:t>
-              </m:r>
-              <m:r>
-                <m:t>0</m:t>
+                <m:t>0.20</m:t>
               </m:r>
               <m:r>
                 <m:rPr>
@@ -1670,30 +1634,18 @@
                 <m:t>(</m:t>
               </m:r>
               <m:r>
-                <m:t>2</m:t>
-              </m:r>
-              <m:r>
-                <m:rPr>
-                  <m:sty m:val="p"/>
-                </m:rPr>
-                <m:t>.</m:t>
-              </m:r>
-              <m:r>
-                <m:t>1</m:t>
+                <m:t>2.1</m:t>
               </m:r>
               <m:r>
                 <m:rPr>
                   <m:sty m:val="p"/>
                 </m:rPr>
                 <m:t>×</m:t>
-              </m:r>
-              <m:r>
-                <m:t>1</m:t>
               </m:r>
               <m:sSup>
                 <m:e>
                   <m:r>
-                    <m:t>0</m:t>
+                    <m:t>10</m:t>
                   </m:r>
                 </m:e>
                 <m:sup>
@@ -1721,30 +1673,18 @@
                 <m:t>=</m:t>
               </m:r>
               <m:r>
-                <m:t>9</m:t>
-              </m:r>
-              <m:r>
-                <m:rPr>
-                  <m:sty m:val="p"/>
-                </m:rPr>
-                <m:t>.</m:t>
-              </m:r>
-              <m:r>
-                <m:t>5</m:t>
+                <m:t>9.5</m:t>
               </m:r>
               <m:r>
                 <m:rPr>
                   <m:sty m:val="p"/>
                 </m:rPr>
                 <m:t>×</m:t>
-              </m:r>
-              <m:r>
-                <m:t>1</m:t>
               </m:r>
               <m:sSup>
                 <m:e>
                   <m:r>
-                    <m:t>0</m:t>
+                    <m:t>10</m:t>
                   </m:r>
                 </m:e>
                 <m:sup>
@@ -1760,13 +1700,7 @@
                 <m:t>&gt;</m:t>
               </m:r>
               <m:r>
-                <m:t>4</m:t>
-              </m:r>
-              <m:r>
-                <m:t>0</m:t>
-              </m:r>
-              <m:r>
-                <m:t>0</m:t>
+                <m:t>400</m:t>
               </m:r>
               <m:r>
                 <m:rPr>
@@ -1805,16 +1739,7 @@
                 <m:deg/>
                 <m:e>
                   <m:r>
-                    <m:t>2</m:t>
-                  </m:r>
-                  <m:r>
-                    <m:rPr>
-                      <m:sty m:val="p"/>
-                    </m:rPr>
-                    <m:t>.</m:t>
-                  </m:r>
-                  <m:r>
-                    <m:t>1</m:t>
+                    <m:t>2.1</m:t>
                   </m:r>
                   <m:r>
                     <m:rPr>
@@ -1822,13 +1747,10 @@
                     </m:rPr>
                     <m:t>×</m:t>
                   </m:r>
-                  <m:r>
-                    <m:t>1</m:t>
-                  </m:r>
                   <m:sSup>
                     <m:e>
                       <m:r>
-                        <m:t>0</m:t>
+                        <m:t>10</m:t>
                       </m:r>
                     </m:e>
                     <m:sup>
@@ -1850,19 +1772,7 @@
                     <m:t>×</m:t>
                   </m:r>
                   <m:r>
-                    <m:t>0</m:t>
-                  </m:r>
-                  <m:r>
-                    <m:rPr>
-                      <m:sty m:val="p"/>
-                    </m:rPr>
-                    <m:t>.</m:t>
-                  </m:r>
-                  <m:r>
-                    <m:t>2</m:t>
-                  </m:r>
-                  <m:r>
-                    <m:t>0</m:t>
+                    <m:t>0.20</m:t>
                   </m:r>
                 </m:e>
               </m:rad>
@@ -1873,30 +1783,18 @@
                 <m:t>=</m:t>
               </m:r>
               <m:r>
-                <m:t>6</m:t>
-              </m:r>
-              <m:r>
-                <m:rPr>
-                  <m:sty m:val="p"/>
-                </m:rPr>
-                <m:t>.</m:t>
-              </m:r>
-              <m:r>
-                <m:t>5</m:t>
+                <m:t>6.5</m:t>
               </m:r>
               <m:r>
                 <m:rPr>
                   <m:sty m:val="p"/>
                 </m:rPr>
                 <m:t>×</m:t>
-              </m:r>
-              <m:r>
-                <m:t>1</m:t>
               </m:r>
               <m:sSup>
                 <m:e>
                   <m:r>
-                    <m:t>0</m:t>
+                    <m:t>10</m:t>
                   </m:r>
                 </m:e>
                 <m:sup>
@@ -1963,30 +1861,18 @@
                 <m:t>=</m:t>
               </m:r>
               <m:r>
-                <m:t>6</m:t>
-              </m:r>
-              <m:r>
-                <m:rPr>
-                  <m:sty m:val="p"/>
-                </m:rPr>
-                <m:t>.</m:t>
-              </m:r>
-              <m:r>
-                <m:t>5</m:t>
+                <m:t>6.5</m:t>
               </m:r>
               <m:r>
                 <m:rPr>
                   <m:sty m:val="p"/>
                 </m:rPr>
                 <m:t>×</m:t>
-              </m:r>
-              <m:r>
-                <m:t>1</m:t>
               </m:r>
               <m:sSup>
                 <m:e>
                   <m:r>
-                    <m:t>0</m:t>
+                    <m:t>10</m:t>
                   </m:r>
                 </m:e>
                 <m:sup>
@@ -2082,19 +1968,7 @@
                 <m:t>=</m:t>
               </m:r>
               <m:r>
-                <m:t>2</m:t>
-              </m:r>
-              <m:r>
-                <m:rPr>
-                  <m:sty m:val="p"/>
-                </m:rPr>
-                <m:t>.</m:t>
-              </m:r>
-              <m:r>
-                <m:t>1</m:t>
-              </m:r>
-              <m:r>
-                <m:t>9</m:t>
+                <m:t>2.19</m:t>
               </m:r>
               <m:r>
                 <m:rPr>
@@ -2124,22 +1998,7 @@
                 <m:t>=</m:t>
               </m:r>
               <m:r>
-                <m:t>1</m:t>
-              </m:r>
-              <m:r>
-                <m:t>1</m:t>
-              </m:r>
-              <m:r>
-                <m:rPr>
-                  <m:sty m:val="p"/>
-                </m:rPr>
-                <m:t>.</m:t>
-              </m:r>
-              <m:r>
-                <m:t>8</m:t>
-              </m:r>
-              <m:r>
-                <m:t>1</m:t>
+                <m:t>11.81</m:t>
               </m:r>
               <m:r>
                 <m:rPr>
@@ -2201,19 +2060,7 @@
                 <m:t>=</m:t>
               </m:r>
               <m:r>
-                <m:t>0</m:t>
-              </m:r>
-              <m:r>
-                <m:rPr>
-                  <m:sty m:val="p"/>
-                </m:rPr>
-                <m:t>.</m:t>
-              </m:r>
-              <m:r>
-                <m:t>1</m:t>
-              </m:r>
-              <m:r>
-                <m:t>9</m:t>
+                <m:t>0.19</m:t>
               </m:r>
               <m:r>
                 <m:rPr>
@@ -2599,19 +2446,13 @@
                     </m:rPr>
                     <m:t>×</m:t>
                   </m:r>
-                  <m:r>
-                    <m:rPr>
-                      <m:sty m:val="p"/>
-                    </m:rPr>
-                    <m:t>1</m:t>
-                  </m:r>
                   <m:sSup>
                     <m:e>
                       <m:r>
                         <m:rPr>
                           <m:sty m:val="p"/>
                         </m:rPr>
-                        <m:t>0</m:t>
+                        <m:t>10</m:t>
                       </m:r>
                     </m:e>
                     <m:sup>
@@ -2643,19 +2484,13 @@
                     </m:rPr>
                     <m:t>×</m:t>
                   </m:r>
-                  <m:r>
-                    <m:rPr>
-                      <m:sty m:val="p"/>
-                    </m:rPr>
-                    <m:t>1</m:t>
-                  </m:r>
                   <m:sSup>
                     <m:e>
                       <m:r>
                         <m:rPr>
                           <m:sty m:val="p"/>
                         </m:rPr>
-                        <m:t>0</m:t>
+                        <m:t>10</m:t>
                       </m:r>
                     </m:e>
                     <m:sup>
@@ -2763,19 +2598,7 @@
                 <m:t> </m:t>
               </m:r>
               <m:r>
-                <m:t>0</m:t>
-              </m:r>
-              <m:r>
-                <m:rPr>
-                  <m:sty m:val="p"/>
-                </m:rPr>
-                <m:t>.</m:t>
-              </m:r>
-              <m:r>
-                <m:t>1</m:t>
-              </m:r>
-              <m:r>
-                <m:t>0</m:t>
+                <m:t>0.10</m:t>
               </m:r>
               <m:r>
                 <m:rPr>
@@ -2829,19 +2652,7 @@
                 </m:num>
                 <m:den>
                   <m:r>
-                    <m:t>0</m:t>
-                  </m:r>
-                  <m:r>
-                    <m:rPr>
-                      <m:sty m:val="p"/>
-                    </m:rPr>
-                    <m:t>.</m:t>
-                  </m:r>
-                  <m:r>
-                    <m:t>1</m:t>
-                  </m:r>
-                  <m:r>
-                    <m:t>0</m:t>
+                    <m:t>0.10</m:t>
                   </m:r>
                   <m:r>
                     <m:rPr>
@@ -2861,22 +2672,7 @@
                 <m:t>=</m:t>
               </m:r>
               <m:r>
-                <m:t>0</m:t>
-              </m:r>
-              <m:r>
-                <m:rPr>
-                  <m:sty m:val="p"/>
-                </m:rPr>
-                <m:t>.</m:t>
-              </m:r>
-              <m:r>
-                <m:t>0</m:t>
-              </m:r>
-              <m:r>
-                <m:t>2</m:t>
-              </m:r>
-              <m:r>
-                <m:t>1</m:t>
+                <m:t>0.021</m:t>
               </m:r>
             </m:e>
             <m:e>
@@ -2914,19 +2710,7 @@
                 <m:t>=</m:t>
               </m:r>
               <m:r>
-                <m:t>0</m:t>
-              </m:r>
-              <m:r>
-                <m:rPr>
-                  <m:sty m:val="p"/>
-                </m:rPr>
-                <m:t>.</m:t>
-              </m:r>
-              <m:r>
-                <m:t>1</m:t>
-              </m:r>
-              <m:r>
-                <m:t>0</m:t>
+                <m:t>0.10</m:t>
               </m:r>
               <m:r>
                 <m:rPr>
@@ -2935,22 +2719,7 @@
                 <m:t>/</m:t>
               </m:r>
               <m:r>
-                <m:t>0</m:t>
-              </m:r>
-              <m:r>
-                <m:rPr>
-                  <m:sty m:val="p"/>
-                </m:rPr>
-                <m:t>.</m:t>
-              </m:r>
-              <m:r>
-                <m:t>0</m:t>
-              </m:r>
-              <m:r>
-                <m:t>2</m:t>
-              </m:r>
-              <m:r>
-                <m:t>1</m:t>
+                <m:t>0.021</m:t>
               </m:r>
               <m:r>
                 <m:rPr>
@@ -2959,16 +2728,7 @@
                 <m:t>=</m:t>
               </m:r>
               <m:r>
-                <m:t>4</m:t>
-              </m:r>
-              <m:r>
-                <m:rPr>
-                  <m:sty m:val="p"/>
-                </m:rPr>
-                <m:t>.</m:t>
-              </m:r>
-              <m:r>
-                <m:t>8</m:t>
+                <m:t>4.8</m:t>
               </m:r>
               <m:r>
                 <m:rPr>
@@ -2977,13 +2737,7 @@
                 <m:t>&lt;</m:t>
               </m:r>
               <m:r>
-                <m:t>4</m:t>
-              </m:r>
-              <m:r>
-                <m:t>0</m:t>
-              </m:r>
-              <m:r>
-                <m:t>0</m:t>
+                <m:t>400</m:t>
               </m:r>
               <m:r>
                 <m:rPr>
@@ -3013,22 +2767,7 @@
                 <m:t>=</m:t>
               </m:r>
               <m:r>
-                <m:t>0</m:t>
-              </m:r>
-              <m:r>
-                <m:rPr>
-                  <m:sty m:val="p"/>
-                </m:rPr>
-                <m:t>.</m:t>
-              </m:r>
-              <m:r>
-                <m:t>0</m:t>
-              </m:r>
-              <m:r>
-                <m:t>3</m:t>
-              </m:r>
-              <m:r>
-                <m:t>7</m:t>
+                <m:t>0.037</m:t>
               </m:r>
               <m:r>
                 <m:rPr>
@@ -3079,22 +2818,7 @@
                 <m:t>=</m:t>
               </m:r>
               <m:r>
-                <m:t>0</m:t>
-              </m:r>
-              <m:r>
-                <m:rPr>
-                  <m:sty m:val="p"/>
-                </m:rPr>
-                <m:t>.</m:t>
-              </m:r>
-              <m:r>
-                <m:t>0</m:t>
-              </m:r>
-              <m:r>
-                <m:t>3</m:t>
-              </m:r>
-              <m:r>
-                <m:t>7</m:t>
+                <m:t>0.037</m:t>
               </m:r>
               <m:r>
                 <m:rPr>
@@ -3177,19 +2901,7 @@
                 <m:t>=</m:t>
               </m:r>
               <m:r>
-                <m:t>1</m:t>
-              </m:r>
-              <m:r>
-                <m:rPr>
-                  <m:sty m:val="p"/>
-                </m:rPr>
-                <m:t>.</m:t>
-              </m:r>
-              <m:r>
-                <m:t>4</m:t>
-              </m:r>
-              <m:r>
-                <m:t>3</m:t>
+                <m:t>1.43</m:t>
               </m:r>
               <m:r>
                 <m:rPr>
@@ -3216,22 +2928,7 @@
                 <m:t>=</m:t>
               </m:r>
               <m:r>
-                <m:t>1</m:t>
-              </m:r>
-              <m:r>
-                <m:t>2</m:t>
-              </m:r>
-              <m:r>
-                <m:rPr>
-                  <m:sty m:val="p"/>
-                </m:rPr>
-                <m:t>.</m:t>
-              </m:r>
-              <m:r>
-                <m:t>5</m:t>
-              </m:r>
-              <m:r>
-                <m:t>7</m:t>
+                <m:t>12.57</m:t>
               </m:r>
             </m:e>
             <m:e>
@@ -3295,19 +2992,7 @@
                 <m:t>(</m:t>
               </m:r>
               <m:r>
-                <m:t>0</m:t>
-              </m:r>
-              <m:r>
-                <m:rPr>
-                  <m:sty m:val="p"/>
-                </m:rPr>
-                <m:t>.</m:t>
-              </m:r>
-              <m:r>
-                <m:t>1</m:t>
-              </m:r>
-              <m:r>
-                <m:t>0</m:t>
+                <m:t>0.10</m:t>
               </m:r>
               <m:r>
                 <m:rPr>
@@ -3316,22 +3001,7 @@
                 <m:t>−</m:t>
               </m:r>
               <m:r>
-                <m:t>0</m:t>
-              </m:r>
-              <m:r>
-                <m:rPr>
-                  <m:sty m:val="p"/>
-                </m:rPr>
-                <m:t>.</m:t>
-              </m:r>
-              <m:r>
-                <m:t>0</m:t>
-              </m:r>
-              <m:r>
-                <m:t>3</m:t>
-              </m:r>
-              <m:r>
-                <m:t>7</m:t>
+                <m:t>0.037</m:t>
               </m:r>
               <m:r>
                 <m:rPr>
@@ -3397,22 +3067,7 @@
                 <m:t>=</m:t>
               </m:r>
               <m:r>
-                <m:t>0</m:t>
-              </m:r>
-              <m:r>
-                <m:rPr>
-                  <m:sty m:val="p"/>
-                </m:rPr>
-                <m:t>.</m:t>
-              </m:r>
-              <m:r>
-                <m:t>0</m:t>
-              </m:r>
-              <m:r>
-                <m:t>6</m:t>
-              </m:r>
-              <m:r>
-                <m:t>3</m:t>
+                <m:t>0.063</m:t>
               </m:r>
               <m:r>
                 <m:rPr>
@@ -6249,66 +5904,6 @@
       </w:pPr>
       <w:r>
         <w:rPr>
-          <w:rFonts w:ascii="Times New Roman" w:hAnsi="Times New Roman" w:eastAsia="Times New Roman" w:cs="Times New Roman"/>
-        </w:rPr>
-        <w:t xml:space="preserve">used_in:</w:t>
-      </w:r>
-      <w:r>
-        <w:rPr>
-          <w:rFonts w:ascii="Times New Roman" w:hAnsi="Times New Roman" w:eastAsia="Times New Roman" w:cs="Times New Roman"/>
-        </w:rPr>
-        <w:t xml:space="preserve"> </w:t>
-      </w:r>
-      <w:r>
-        <w:rPr>
-          <w:rFonts w:hint="eastAsia" w:ascii="Times New Roman" w:hAnsi="Times New Roman" w:eastAsia="Times New Roman" w:cs="Times New Roman"/>
-        </w:rPr>
-        <w:t>“</w:t>
-      </w:r>
-      <w:r>
-        <w:rPr>
-          <w:rFonts w:hint="eastAsia" w:ascii="Times New Roman" w:hAnsi="Times New Roman" w:eastAsia="FangSong" w:cs="Times New Roman"/>
-        </w:rPr>
-        <w:t>第二轮习题集</w:t>
-      </w:r>
-      <w:r>
-        <w:rPr>
-          <w:rFonts w:hint="eastAsia" w:ascii="Times New Roman" w:hAnsi="Times New Roman" w:eastAsia="Times New Roman" w:cs="Times New Roman"/>
-        </w:rPr>
-        <w:t>-</w:t>
-      </w:r>
-      <w:r>
-        <w:rPr>
-          <w:rFonts w:hint="eastAsia" w:ascii="Times New Roman" w:hAnsi="Times New Roman" w:eastAsia="FangSong" w:cs="Times New Roman"/>
-        </w:rPr>
-        <w:t>化学原理</w:t>
-      </w:r>
-      <w:r>
-        <w:rPr>
-          <w:rFonts w:hint="eastAsia" w:ascii="Times New Roman" w:hAnsi="Times New Roman" w:eastAsia="Times New Roman" w:cs="Times New Roman"/>
-        </w:rPr>
-        <w:t>II”</w:t>
-      </w:r>
-      <w:r>
-        <w:rPr>
-          <w:rFonts w:ascii="Times New Roman" w:hAnsi="Times New Roman" w:eastAsia="Times New Roman" w:cs="Times New Roman"/>
-        </w:rPr>
-        <w:t xml:space="preserve"> </w:t>
-      </w:r>
-      <w:r>
-        <w:rPr>
-          <w:rFonts w:ascii="Times New Roman" w:hAnsi="Times New Roman" w:eastAsia="Times New Roman" w:cs="Times New Roman"/>
-        </w:rPr>
-        <w:t xml:space="preserve">___</w:t>
-      </w:r>
-      <w:r>
-        <w:rPr>
-          <w:rFonts w:ascii="Times New Roman" w:hAnsi="Times New Roman" w:eastAsia="Times New Roman" w:cs="Times New Roman"/>
-        </w:rPr>
-        <w:t xml:space="preserve"> </w:t>
-      </w:r>
-      <w:r>
-        <w:rPr>
           <w:rFonts w:hint="eastAsia" w:ascii="Times New Roman" w:hAnsi="Times New Roman" w:eastAsia="FangSong" w:cs="Times New Roman"/>
           <w:b/>
           <w:bCs/>
@@ -17855,78 +17450,31 @@
     </w:p>
     <w:p>
       <w:pPr>
-        <w:pStyle w:val="BodyText"/>
+        <w:spacing w:before="160" w:after="80"/>
       </w:pPr>
       <w:r>
-        <w:rPr>
-          <w:rFonts w:ascii="Times New Roman" w:hAnsi="Times New Roman" w:eastAsia="Times New Roman" w:cs="Times New Roman"/>
-        </w:rPr>
-        <w:t xml:space="preserve">used_in:</w:t>
-      </w:r>
-      <w:r>
-        <w:rPr>
-          <w:rFonts w:ascii="Times New Roman" w:hAnsi="Times New Roman" w:eastAsia="Times New Roman" w:cs="Times New Roman"/>
-        </w:rPr>
-        <w:t xml:space="preserve"> </w:t>
-      </w:r>
-      <w:r>
-        <w:rPr>
-          <w:rFonts w:hint="eastAsia" w:ascii="Times New Roman" w:hAnsi="Times New Roman" w:eastAsia="Times New Roman" w:cs="Times New Roman"/>
-        </w:rPr>
-        <w:t>“</w:t>
-      </w:r>
-      <w:r>
-        <w:rPr>
-          <w:rFonts w:hint="eastAsia" w:ascii="Times New Roman" w:hAnsi="Times New Roman" w:eastAsia="FangSong" w:cs="Times New Roman"/>
-        </w:rPr>
-        <w:t>第二轮习题集</w:t>
-      </w:r>
-      <w:r>
-        <w:rPr>
-          <w:rFonts w:hint="eastAsia" w:ascii="Times New Roman" w:hAnsi="Times New Roman" w:eastAsia="Times New Roman" w:cs="Times New Roman"/>
-        </w:rPr>
-        <w:t>-</w:t>
-      </w:r>
-      <w:r>
-        <w:rPr>
-          <w:rFonts w:hint="eastAsia" w:ascii="Times New Roman" w:hAnsi="Times New Roman" w:eastAsia="FangSong" w:cs="Times New Roman"/>
-        </w:rPr>
-        <w:t>化学原理</w:t>
-      </w:r>
-      <w:r>
-        <w:rPr>
-          <w:rFonts w:hint="eastAsia" w:ascii="Times New Roman" w:hAnsi="Times New Roman" w:eastAsia="Times New Roman" w:cs="Times New Roman"/>
-        </w:rPr>
-        <w:t>II”</w:t>
-      </w:r>
-      <w:r>
-        <w:rPr>
-          <w:rFonts w:ascii="Times New Roman" w:hAnsi="Times New Roman" w:eastAsia="Times New Roman" w:cs="Times New Roman"/>
-        </w:rPr>
-        <w:t xml:space="preserve"> </w:t>
-      </w:r>
-      <w:r>
-        <w:rPr>
-          <w:rFonts w:ascii="Times New Roman" w:hAnsi="Times New Roman" w:eastAsia="Times New Roman" w:cs="Times New Roman"/>
-        </w:rPr>
-        <w:t xml:space="preserve">___</w:t>
-      </w:r>
-      <w:r>
-        <w:rPr>
-          <w:rFonts w:ascii="Times New Roman" w:hAnsi="Times New Roman" w:eastAsia="Times New Roman" w:cs="Times New Roman"/>
-        </w:rPr>
-        <w:t xml:space="preserve"> </w:t>
-      </w:r>
-      <w:r>
-        <w:rPr>
-          <w:rFonts w:ascii="Times New Roman" w:hAnsi="Times New Roman" w:eastAsia="Times New Roman" w:cs="Times New Roman"/>
-        </w:rPr>
-        <w:t xml:space="preserve">## 8.12</w:t>
+        <w:pict>
+          <v:rect style="width:0;height:1.5pt" o:hralign="center" o:hrstd="t" o:hr="t"/>
+        </w:pict>
+      </w:r>
+    </w:p>
+    <w:bookmarkEnd w:id="31"/>
+    <w:bookmarkStart w:id="32" w:name="section-11"/>
+    <w:p>
+      <w:pPr>
+        <w:pStyle w:val="Heading2"/>
+        <w:spacing w:before="280" w:after="120"/>
+      </w:pPr>
+      <w:r>
+        <w:rPr>
+          <w:rFonts w:ascii="Times New Roman" w:hAnsi="Times New Roman" w:eastAsia="Times New Roman" w:cs="Times New Roman"/>
+        </w:rPr>
+        <w:t xml:space="preserve">8.12</w:t>
       </w:r>
     </w:p>
     <w:p>
       <w:pPr>
-        <w:pStyle w:val="BodyText"/>
+        <w:pStyle w:val="FirstParagraph"/>
       </w:pPr>
       <w:r>
         <w:rPr>
@@ -19520,8 +19068,8 @@
         </m:oMath>
       </m:oMathPara>
     </w:p>
-    <w:bookmarkEnd w:id="31"/>
-    <w:bookmarkStart w:id="32" w:name="第-6-题"/>
+    <w:bookmarkEnd w:id="32"/>
+    <w:bookmarkStart w:id="33" w:name="第-6-题"/>
     <w:p>
       <w:pPr>
         <w:pStyle w:val="Heading2"/>
@@ -19686,114 +19234,6 @@
       </w:pPr>
       <w:r>
         <w:rPr>
-          <w:rFonts w:ascii="Times New Roman" w:hAnsi="Times New Roman" w:eastAsia="Times New Roman" w:cs="Times New Roman"/>
-        </w:rPr>
-        <w:t xml:space="preserve">used_in:</w:t>
-      </w:r>
-      <w:r>
-        <w:rPr>
-          <w:rFonts w:ascii="Times New Roman" w:hAnsi="Times New Roman" w:eastAsia="Times New Roman" w:cs="Times New Roman"/>
-        </w:rPr>
-        <w:t xml:space="preserve"> </w:t>
-      </w:r>
-      <w:r>
-        <w:rPr>
-          <w:rFonts w:hint="eastAsia" w:ascii="Times New Roman" w:hAnsi="Times New Roman" w:eastAsia="Times New Roman" w:cs="Times New Roman"/>
-        </w:rPr>
-        <w:t>“</w:t>
-      </w:r>
-      <w:r>
-        <w:rPr>
-          <w:rFonts w:hint="eastAsia" w:ascii="Times New Roman" w:hAnsi="Times New Roman" w:eastAsia="FangSong" w:cs="Times New Roman"/>
-        </w:rPr>
-        <w:t>第二轮习题集</w:t>
-      </w:r>
-      <w:r>
-        <w:rPr>
-          <w:rFonts w:hint="eastAsia" w:ascii="Times New Roman" w:hAnsi="Times New Roman" w:eastAsia="Times New Roman" w:cs="Times New Roman"/>
-        </w:rPr>
-        <w:t>-</w:t>
-      </w:r>
-      <w:r>
-        <w:rPr>
-          <w:rFonts w:hint="eastAsia" w:ascii="Times New Roman" w:hAnsi="Times New Roman" w:eastAsia="FangSong" w:cs="Times New Roman"/>
-        </w:rPr>
-        <w:t>化学原理</w:t>
-      </w:r>
-      <w:r>
-        <w:rPr>
-          <w:rFonts w:hint="eastAsia" w:ascii="Times New Roman" w:hAnsi="Times New Roman" w:eastAsia="Times New Roman" w:cs="Times New Roman"/>
-        </w:rPr>
-        <w:t>I”</w:t>
-      </w:r>
-      <w:r>
-        <w:rPr>
-          <w:rFonts w:ascii="Times New Roman" w:hAnsi="Times New Roman" w:eastAsia="Times New Roman" w:cs="Times New Roman"/>
-        </w:rPr>
-        <w:t xml:space="preserve"> </w:t>
-      </w:r>
-      <w:r>
-        <w:rPr>
-          <w:rFonts w:ascii="Times New Roman" w:hAnsi="Times New Roman" w:eastAsia="Times New Roman" w:cs="Times New Roman"/>
-        </w:rPr>
-        <w:t xml:space="preserve">used_in:</w:t>
-      </w:r>
-      <w:r>
-        <w:rPr>
-          <w:rFonts w:ascii="Times New Roman" w:hAnsi="Times New Roman" w:eastAsia="Times New Roman" w:cs="Times New Roman"/>
-        </w:rPr>
-        <w:t xml:space="preserve"> </w:t>
-      </w:r>
-      <w:r>
-        <w:rPr>
-          <w:rFonts w:hint="eastAsia" w:ascii="Times New Roman" w:hAnsi="Times New Roman" w:eastAsia="Times New Roman" w:cs="Times New Roman"/>
-        </w:rPr>
-        <w:t>“</w:t>
-      </w:r>
-      <w:r>
-        <w:rPr>
-          <w:rFonts w:hint="eastAsia" w:ascii="Times New Roman" w:hAnsi="Times New Roman" w:eastAsia="FangSong" w:cs="Times New Roman"/>
-        </w:rPr>
-        <w:t>第二轮习题集</w:t>
-      </w:r>
-      <w:r>
-        <w:rPr>
-          <w:rFonts w:hint="eastAsia" w:ascii="Times New Roman" w:hAnsi="Times New Roman" w:eastAsia="Times New Roman" w:cs="Times New Roman"/>
-        </w:rPr>
-        <w:t>-</w:t>
-      </w:r>
-      <w:r>
-        <w:rPr>
-          <w:rFonts w:hint="eastAsia" w:ascii="Times New Roman" w:hAnsi="Times New Roman" w:eastAsia="FangSong" w:cs="Times New Roman"/>
-        </w:rPr>
-        <w:t>化学原理</w:t>
-      </w:r>
-      <w:r>
-        <w:rPr>
-          <w:rFonts w:hint="eastAsia" w:ascii="Times New Roman" w:hAnsi="Times New Roman" w:eastAsia="Times New Roman" w:cs="Times New Roman"/>
-        </w:rPr>
-        <w:t>II”</w:t>
-      </w:r>
-      <w:r>
-        <w:rPr>
-          <w:rFonts w:ascii="Times New Roman" w:hAnsi="Times New Roman" w:eastAsia="Times New Roman" w:cs="Times New Roman"/>
-        </w:rPr>
-        <w:t xml:space="preserve"> </w:t>
-      </w:r>
-      <w:r>
-        <w:rPr>
-          <w:rFonts w:ascii="Times New Roman" w:hAnsi="Times New Roman" w:eastAsia="Times New Roman" w:cs="Times New Roman"/>
-        </w:rPr>
-        <w:t xml:space="preserve">___</w:t>
-      </w:r>
-      <w:r>
-        <w:rPr>
-          <w:rFonts w:ascii="Times New Roman" w:hAnsi="Times New Roman" w:eastAsia="Times New Roman" w:cs="Times New Roman"/>
-        </w:rPr>
-        <w:t xml:space="preserve"> </w:t>
-      </w:r>
-      <w:r>
-        <w:rPr>
           <w:rFonts w:hint="eastAsia" w:ascii="Times New Roman" w:hAnsi="Times New Roman" w:eastAsia="FangSong" w:cs="Times New Roman"/>
           <w:b/>
           <w:bCs/>
@@ -19801,8 +19241,8 @@
         <w:t xml:space="preserve">参考答案</w:t>
       </w:r>
     </w:p>
-    <w:bookmarkEnd w:id="32"/>
-    <w:bookmarkStart w:id="33" w:name="参考答案-2"/>
+    <w:bookmarkEnd w:id="33"/>
+    <w:bookmarkStart w:id="34" w:name="参考答案-2"/>
     <w:p>
       <w:pPr>
         <w:pStyle w:val="Heading2"/>
@@ -19836,8 +19276,8 @@
         <w:t>：B</w:t>
       </w:r>
     </w:p>
-    <w:bookmarkEnd w:id="33"/>
-    <w:bookmarkStart w:id="34" w:name="第-7-题"/>
+    <w:bookmarkEnd w:id="34"/>
+    <w:bookmarkStart w:id="35" w:name="第-7-题"/>
     <w:p>
       <w:pPr>
         <w:pStyle w:val="Heading2"/>
@@ -20423,66 +19863,6 @@
       </w:pPr>
       <w:r>
         <w:rPr>
-          <w:rFonts w:ascii="Times New Roman" w:hAnsi="Times New Roman" w:eastAsia="Times New Roman" w:cs="Times New Roman"/>
-        </w:rPr>
-        <w:t xml:space="preserve">used_in:</w:t>
-      </w:r>
-      <w:r>
-        <w:rPr>
-          <w:rFonts w:ascii="Times New Roman" w:hAnsi="Times New Roman" w:eastAsia="Times New Roman" w:cs="Times New Roman"/>
-        </w:rPr>
-        <w:t xml:space="preserve"> </w:t>
-      </w:r>
-      <w:r>
-        <w:rPr>
-          <w:rFonts w:hint="eastAsia" w:ascii="Times New Roman" w:hAnsi="Times New Roman" w:eastAsia="Times New Roman" w:cs="Times New Roman"/>
-        </w:rPr>
-        <w:t>“</w:t>
-      </w:r>
-      <w:r>
-        <w:rPr>
-          <w:rFonts w:hint="eastAsia" w:ascii="Times New Roman" w:hAnsi="Times New Roman" w:eastAsia="FangSong" w:cs="Times New Roman"/>
-        </w:rPr>
-        <w:t>第二轮习题集</w:t>
-      </w:r>
-      <w:r>
-        <w:rPr>
-          <w:rFonts w:hint="eastAsia" w:ascii="Times New Roman" w:hAnsi="Times New Roman" w:eastAsia="Times New Roman" w:cs="Times New Roman"/>
-        </w:rPr>
-        <w:t>-</w:t>
-      </w:r>
-      <w:r>
-        <w:rPr>
-          <w:rFonts w:hint="eastAsia" w:ascii="Times New Roman" w:hAnsi="Times New Roman" w:eastAsia="FangSong" w:cs="Times New Roman"/>
-        </w:rPr>
-        <w:t>化学原理</w:t>
-      </w:r>
-      <w:r>
-        <w:rPr>
-          <w:rFonts w:hint="eastAsia" w:ascii="Times New Roman" w:hAnsi="Times New Roman" w:eastAsia="Times New Roman" w:cs="Times New Roman"/>
-        </w:rPr>
-        <w:t>II”</w:t>
-      </w:r>
-      <w:r>
-        <w:rPr>
-          <w:rFonts w:ascii="Times New Roman" w:hAnsi="Times New Roman" w:eastAsia="Times New Roman" w:cs="Times New Roman"/>
-        </w:rPr>
-        <w:t xml:space="preserve"> </w:t>
-      </w:r>
-      <w:r>
-        <w:rPr>
-          <w:rFonts w:ascii="Times New Roman" w:hAnsi="Times New Roman" w:eastAsia="Times New Roman" w:cs="Times New Roman"/>
-        </w:rPr>
-        <w:t xml:space="preserve">___</w:t>
-      </w:r>
-      <w:r>
-        <w:rPr>
-          <w:rFonts w:ascii="Times New Roman" w:hAnsi="Times New Roman" w:eastAsia="Times New Roman" w:cs="Times New Roman"/>
-        </w:rPr>
-        <w:t xml:space="preserve"> </w:t>
-      </w:r>
-      <w:r>
-        <w:rPr>
           <w:rFonts w:hint="eastAsia" w:ascii="Times New Roman" w:hAnsi="Times New Roman" w:eastAsia="FangSong" w:cs="Times New Roman"/>
           <w:b/>
           <w:bCs/>
@@ -20490,8 +19870,8 @@
         <w:t xml:space="preserve">参考答案</w:t>
       </w:r>
     </w:p>
-    <w:bookmarkEnd w:id="34"/>
-    <w:bookmarkStart w:id="35" w:name="参考答案-3"/>
+    <w:bookmarkEnd w:id="35"/>
+    <w:bookmarkStart w:id="36" w:name="参考答案-3"/>
     <w:p>
       <w:pPr>
         <w:pStyle w:val="Heading2"/>
@@ -20525,8 +19905,8 @@
         <w:t>：B</w:t>
       </w:r>
     </w:p>
-    <w:bookmarkEnd w:id="35"/>
-    <w:bookmarkStart w:id="42" w:name="第-8-题"/>
+    <w:bookmarkEnd w:id="36"/>
+    <w:bookmarkStart w:id="37" w:name="第-8-题"/>
     <w:p>
       <w:pPr>
         <w:pStyle w:val="Heading2"/>
@@ -20671,78 +20051,31 @@
     </w:p>
     <w:p>
       <w:pPr>
-        <w:pStyle w:val="BodyText"/>
+        <w:spacing w:before="160" w:after="80"/>
       </w:pPr>
       <w:r>
-        <w:rPr>
-          <w:rFonts w:ascii="Times New Roman" w:hAnsi="Times New Roman" w:eastAsia="Times New Roman" w:cs="Times New Roman"/>
-        </w:rPr>
-        <w:t xml:space="preserve">used_in:</w:t>
-      </w:r>
-      <w:r>
-        <w:rPr>
-          <w:rFonts w:ascii="Times New Roman" w:hAnsi="Times New Roman" w:eastAsia="Times New Roman" w:cs="Times New Roman"/>
-        </w:rPr>
-        <w:t xml:space="preserve"> </w:t>
-      </w:r>
-      <w:r>
-        <w:rPr>
-          <w:rFonts w:hint="eastAsia" w:ascii="Times New Roman" w:hAnsi="Times New Roman" w:eastAsia="Times New Roman" w:cs="Times New Roman"/>
-        </w:rPr>
-        <w:t>“</w:t>
-      </w:r>
-      <w:r>
-        <w:rPr>
-          <w:rFonts w:hint="eastAsia" w:ascii="Times New Roman" w:hAnsi="Times New Roman" w:eastAsia="FangSong" w:cs="Times New Roman"/>
-        </w:rPr>
-        <w:t>第二轮习题集</w:t>
-      </w:r>
-      <w:r>
-        <w:rPr>
-          <w:rFonts w:hint="eastAsia" w:ascii="Times New Roman" w:hAnsi="Times New Roman" w:eastAsia="Times New Roman" w:cs="Times New Roman"/>
-        </w:rPr>
-        <w:t>-</w:t>
-      </w:r>
-      <w:r>
-        <w:rPr>
-          <w:rFonts w:hint="eastAsia" w:ascii="Times New Roman" w:hAnsi="Times New Roman" w:eastAsia="FangSong" w:cs="Times New Roman"/>
-        </w:rPr>
-        <w:t>化学原理</w:t>
-      </w:r>
-      <w:r>
-        <w:rPr>
-          <w:rFonts w:hint="eastAsia" w:ascii="Times New Roman" w:hAnsi="Times New Roman" w:eastAsia="Times New Roman" w:cs="Times New Roman"/>
-        </w:rPr>
-        <w:t>II”</w:t>
-      </w:r>
-      <w:r>
-        <w:rPr>
-          <w:rFonts w:ascii="Times New Roman" w:hAnsi="Times New Roman" w:eastAsia="Times New Roman" w:cs="Times New Roman"/>
-        </w:rPr>
-        <w:t xml:space="preserve"> </w:t>
-      </w:r>
-      <w:r>
-        <w:rPr>
-          <w:rFonts w:ascii="Times New Roman" w:hAnsi="Times New Roman" w:eastAsia="Times New Roman" w:cs="Times New Roman"/>
-        </w:rPr>
-        <w:t xml:space="preserve">___</w:t>
-      </w:r>
-      <w:r>
-        <w:rPr>
-          <w:rFonts w:ascii="Times New Roman" w:hAnsi="Times New Roman" w:eastAsia="Times New Roman" w:cs="Times New Roman"/>
-        </w:rPr>
-        <w:t xml:space="preserve"> </w:t>
-      </w:r>
-      <w:r>
-        <w:rPr>
-          <w:rFonts w:ascii="Times New Roman" w:hAnsi="Times New Roman" w:eastAsia="Times New Roman" w:cs="Times New Roman"/>
-        </w:rPr>
-        <w:t xml:space="preserve">## 8.26</w:t>
+        <w:pict>
+          <v:rect style="width:0;height:1.5pt" o:hralign="center" o:hrstd="t" o:hr="t"/>
+        </w:pict>
+      </w:r>
+    </w:p>
+    <w:bookmarkEnd w:id="37"/>
+    <w:bookmarkStart w:id="44" w:name="section-12"/>
+    <w:p>
+      <w:pPr>
+        <w:pStyle w:val="Heading2"/>
+        <w:spacing w:before="280" w:after="120"/>
+      </w:pPr>
+      <w:r>
+        <w:rPr>
+          <w:rFonts w:ascii="Times New Roman" w:hAnsi="Times New Roman" w:eastAsia="Times New Roman" w:cs="Times New Roman"/>
+        </w:rPr>
+        <w:t xml:space="preserve">8.26</w:t>
       </w:r>
     </w:p>
     <w:p>
       <w:pPr>
-        <w:pStyle w:val="BodyText"/>
+        <w:pStyle w:val="FirstParagraph"/>
       </w:pPr>
       <w:r>
         <w:rPr>
@@ -20777,7 +20110,7 @@
         <w:t xml:space="preserve">。</w:t>
       </w:r>
     </w:p>
-    <w:bookmarkStart w:id="36" w:name="X05692560f668da124a76e65fb6db8aa8c366430"/>
+    <w:bookmarkStart w:id="38" w:name="X05692560f668da124a76e65fb6db8aa8c366430"/>
     <w:p>
       <w:pPr>
         <w:pStyle w:val="Heading3"/>
@@ -21564,8 +20897,8 @@
         </m:oMath>
       </m:oMathPara>
     </w:p>
-    <w:bookmarkEnd w:id="36"/>
-    <w:bookmarkStart w:id="37" w:name="Xbb0647eaeee7c2d57e335e321c3c74d0ec3fc0f"/>
+    <w:bookmarkEnd w:id="38"/>
+    <w:bookmarkStart w:id="39" w:name="Xbb0647eaeee7c2d57e335e321c3c74d0ec3fc0f"/>
     <w:p>
       <w:pPr>
         <w:pStyle w:val="Heading3"/>
@@ -22699,8 +22032,8 @@
         </m:oMath>
       </m:oMathPara>
     </w:p>
-    <w:bookmarkEnd w:id="37"/>
-    <w:bookmarkStart w:id="38" w:name="mathrmmolcdot-dm-3-mathrmkhc_2o_4-溶液"/>
+    <w:bookmarkEnd w:id="39"/>
+    <w:bookmarkStart w:id="40" w:name="mathrmmolcdot-dm-3-mathrmkhc_2o_4-溶液"/>
     <w:p>
       <w:pPr>
         <w:pStyle w:val="Heading3"/>
@@ -23575,8 +22908,8 @@
         </m:oMath>
       </m:oMathPara>
     </w:p>
-    <w:bookmarkEnd w:id="38"/>
-    <w:bookmarkStart w:id="39" w:name="mathrmmolcdot-dm-3-mathrmna_2co_3-溶液"/>
+    <w:bookmarkEnd w:id="40"/>
+    <w:bookmarkStart w:id="41" w:name="mathrmmolcdot-dm-3-mathrmna_2co_3-溶液"/>
     <w:p>
       <w:pPr>
         <w:pStyle w:val="Heading3"/>
@@ -25613,8 +24946,8 @@
         </m:r>
       </m:oMath>
     </w:p>
-    <w:bookmarkEnd w:id="39"/>
-    <w:bookmarkStart w:id="40" w:name="mathrmmolcdot-dm-3-mathrmna_2s-溶液"/>
+    <w:bookmarkEnd w:id="41"/>
+    <w:bookmarkStart w:id="42" w:name="mathrmmolcdot-dm-3-mathrmna_2s-溶液"/>
     <w:p>
       <w:pPr>
         <w:pStyle w:val="Heading3"/>
@@ -26771,8 +26104,8 @@
         </m:oMath>
       </m:oMathPara>
     </w:p>
-    <w:bookmarkEnd w:id="40"/>
-    <w:bookmarkStart w:id="41" w:name="mathrmmolcdot-dm-3-mathrmnh_4cl-溶液"/>
+    <w:bookmarkEnd w:id="42"/>
+    <w:bookmarkStart w:id="43" w:name="mathrmmolcdot-dm-3-mathrmnh_4cl-溶液"/>
     <w:p>
       <w:pPr>
         <w:pStyle w:val="Heading3"/>
@@ -27944,9 +27277,9 @@
         <w:t>）</w:t>
       </w:r>
     </w:p>
-    <w:bookmarkEnd w:id="41"/>
-    <w:bookmarkEnd w:id="42"/>
-    <w:bookmarkStart w:id="43" w:name="第-9-题"/>
+    <w:bookmarkEnd w:id="43"/>
+    <w:bookmarkEnd w:id="44"/>
+    <w:bookmarkStart w:id="45" w:name="第-9-题"/>
     <w:p>
       <w:pPr>
         <w:pStyle w:val="Heading2"/>
@@ -28550,21 +27883,28 @@
         <w:rPr>
           <w:rFonts w:ascii="Times New Roman" w:hAnsi="Times New Roman" w:eastAsia="Times New Roman" w:cs="Times New Roman"/>
         </w:rPr>
-        <w:t xml:space="preserve"> E</w:t>
-      </w:r>
-      <w:r>
-        <w:rPr>
-          <w:rFonts w:ascii="Times New Roman" w:hAnsi="Times New Roman" w:eastAsia="Times New Roman" w:cs="Times New Roman"/>
-          <w:vertAlign w:val="subscript"/>
-        </w:rPr>
-        <w:t>1</w:t>
-      </w:r>
-      <w:r>
-        <w:rPr>
-          <w:rFonts w:ascii="Times New Roman" w:hAnsi="Times New Roman" w:eastAsia="Times New Roman" w:cs="Times New Roman"/>
-        </w:rPr>
         <w:t xml:space="preserve"> </w:t>
       </w:r>
+      <m:oMath>
+        <m:sSub>
+          <m:e>
+            <m:r>
+              <m:t>E</m:t>
+            </m:r>
+          </m:e>
+          <m:sub>
+            <m:r>
+              <m:t>1</m:t>
+            </m:r>
+          </m:sub>
+        </m:sSub>
+      </m:oMath>
+      <w:r>
+        <w:rPr>
+          <w:rFonts w:ascii="Times New Roman" w:hAnsi="Times New Roman" w:eastAsia="Times New Roman" w:cs="Times New Roman"/>
+        </w:rPr>
+        <w:t xml:space="preserve"> </w:t>
+      </w:r>
       <w:r>
         <w:rPr>
           <w:rFonts w:hint="eastAsia" w:ascii="Times New Roman" w:hAnsi="Times New Roman" w:eastAsia="FangSong" w:cs="Times New Roman"/>
@@ -28575,21 +27915,28 @@
         <w:rPr>
           <w:rFonts w:ascii="Times New Roman" w:hAnsi="Times New Roman" w:eastAsia="Times New Roman" w:cs="Times New Roman"/>
         </w:rPr>
-        <w:t xml:space="preserve"> E</w:t>
-      </w:r>
-      <w:r>
-        <w:rPr>
-          <w:rFonts w:ascii="Times New Roman" w:hAnsi="Times New Roman" w:eastAsia="Times New Roman" w:cs="Times New Roman"/>
-          <w:vertAlign w:val="subscript"/>
-        </w:rPr>
-        <w:t>2</w:t>
-      </w:r>
-      <w:r>
-        <w:rPr>
-          <w:rFonts w:ascii="Times New Roman" w:hAnsi="Times New Roman" w:eastAsia="Times New Roman" w:cs="Times New Roman"/>
-        </w:rPr>
         <w:t xml:space="preserve"> </w:t>
       </w:r>
+      <m:oMath>
+        <m:sSub>
+          <m:e>
+            <m:r>
+              <m:t>E</m:t>
+            </m:r>
+          </m:e>
+          <m:sub>
+            <m:r>
+              <m:t>2</m:t>
+            </m:r>
+          </m:sub>
+        </m:sSub>
+      </m:oMath>
+      <w:r>
+        <w:rPr>
+          <w:rFonts w:ascii="Times New Roman" w:hAnsi="Times New Roman" w:eastAsia="Times New Roman" w:cs="Times New Roman"/>
+        </w:rPr>
+        <w:t xml:space="preserve"> </w:t>
+      </w:r>
       <w:r>
         <w:rPr>
           <w:rFonts w:hint="eastAsia" w:ascii="Times New Roman" w:hAnsi="Times New Roman" w:eastAsia="Times New Roman" w:cs="Times New Roman"/>
@@ -28606,21 +27953,28 @@
         <w:rPr>
           <w:rFonts w:ascii="Times New Roman" w:hAnsi="Times New Roman" w:eastAsia="Times New Roman" w:cs="Times New Roman"/>
         </w:rPr>
-        <w:t xml:space="preserve"> E</w:t>
-      </w:r>
-      <w:r>
-        <w:rPr>
-          <w:rFonts w:ascii="Times New Roman" w:hAnsi="Times New Roman" w:eastAsia="Times New Roman" w:cs="Times New Roman"/>
-          <w:vertAlign w:val="subscript"/>
-        </w:rPr>
-        <w:t>1</w:t>
-      </w:r>
-      <w:r>
-        <w:rPr>
-          <w:rFonts w:ascii="Times New Roman" w:hAnsi="Times New Roman" w:eastAsia="Times New Roman" w:cs="Times New Roman"/>
-        </w:rPr>
         <w:t xml:space="preserve"> </w:t>
       </w:r>
+      <m:oMath>
+        <m:sSub>
+          <m:e>
+            <m:r>
+              <m:t>E</m:t>
+            </m:r>
+          </m:e>
+          <m:sub>
+            <m:r>
+              <m:t>1</m:t>
+            </m:r>
+          </m:sub>
+        </m:sSub>
+      </m:oMath>
+      <w:r>
+        <w:rPr>
+          <w:rFonts w:ascii="Times New Roman" w:hAnsi="Times New Roman" w:eastAsia="Times New Roman" w:cs="Times New Roman"/>
+        </w:rPr>
+        <w:t xml:space="preserve"> </w:t>
+      </w:r>
       <w:r>
         <w:rPr>
           <w:rFonts w:hint="eastAsia" w:ascii="Times New Roman" w:hAnsi="Times New Roman" w:eastAsia="FangSong" w:cs="Times New Roman"/>
@@ -28631,15 +27985,22 @@
         <w:rPr>
           <w:rFonts w:ascii="Times New Roman" w:hAnsi="Times New Roman" w:eastAsia="Times New Roman" w:cs="Times New Roman"/>
         </w:rPr>
-        <w:t xml:space="preserve"> E</w:t>
-      </w:r>
-      <w:r>
-        <w:rPr>
-          <w:rFonts w:ascii="Times New Roman" w:hAnsi="Times New Roman" w:eastAsia="Times New Roman" w:cs="Times New Roman"/>
-          <w:vertAlign w:val="subscript"/>
-        </w:rPr>
-        <w:t>2</w:t>
-      </w:r>
+        <w:t xml:space="preserve"> </w:t>
+      </w:r>
+      <m:oMath>
+        <m:sSub>
+          <m:e>
+            <m:r>
+              <m:t>E</m:t>
+            </m:r>
+          </m:e>
+          <m:sub>
+            <m:r>
+              <m:t>2</m:t>
+            </m:r>
+          </m:sub>
+        </m:sSub>
+      </m:oMath>
       <w:r>
         <w:rPr>
           <w:rFonts w:ascii="Times New Roman" w:hAnsi="Times New Roman" w:eastAsia="Times New Roman" w:cs="Times New Roman"/>
@@ -28969,22 +28330,7 @@
                 </m:fPr>
                 <m:num>
                   <m:r>
-                    <m:t>0</m:t>
-                  </m:r>
-                  <m:r>
-                    <m:rPr>
-                      <m:sty m:val="p"/>
-                    </m:rPr>
-                    <m:t>.</m:t>
-                  </m:r>
-                  <m:r>
-                    <m:t>0</m:t>
-                  </m:r>
-                  <m:r>
-                    <m:t>5</m:t>
-                  </m:r>
-                  <m:r>
-                    <m:t>9</m:t>
+                    <m:t>0.059</m:t>
                   </m:r>
                   <m:r>
                     <m:rPr>
@@ -29243,22 +28589,7 @@
             </m:fPr>
             <m:num>
               <m:r>
-                <m:t>0</m:t>
-              </m:r>
-              <m:r>
-                <m:rPr>
-                  <m:sty m:val="p"/>
-                </m:rPr>
-                <m:t>.</m:t>
-              </m:r>
-              <m:r>
-                <m:t>0</m:t>
-              </m:r>
-              <m:r>
-                <m:t>5</m:t>
-              </m:r>
-              <m:r>
-                <m:t>9</m:t>
+                <m:t>0.059</m:t>
               </m:r>
               <m:r>
                 <m:rPr>
@@ -29463,22 +28794,7 @@
                 </m:fPr>
                 <m:num>
                   <m:r>
-                    <m:t>0</m:t>
-                  </m:r>
-                  <m:r>
-                    <m:rPr>
-                      <m:sty m:val="p"/>
-                    </m:rPr>
-                    <m:t>.</m:t>
-                  </m:r>
-                  <m:r>
-                    <m:t>0</m:t>
-                  </m:r>
-                  <m:r>
-                    <m:t>5</m:t>
-                  </m:r>
-                  <m:r>
-                    <m:t>9</m:t>
+                    <m:t>0.059</m:t>
                   </m:r>
                   <m:r>
                     <m:rPr>
@@ -29609,22 +28925,7 @@
                     </m:fPr>
                     <m:num>
                       <m:r>
-                        <m:t>0</m:t>
-                      </m:r>
-                      <m:r>
-                        <m:rPr>
-                          <m:sty m:val="p"/>
-                        </m:rPr>
-                        <m:t>.</m:t>
-                      </m:r>
-                      <m:r>
-                        <m:t>0</m:t>
-                      </m:r>
-                      <m:r>
-                        <m:t>5</m:t>
-                      </m:r>
-                      <m:r>
-                        <m:t>9</m:t>
+                        <m:t>0.059</m:t>
                       </m:r>
                       <m:r>
                         <m:rPr>
@@ -29676,22 +28977,7 @@
                 </m:fPr>
                 <m:num>
                   <m:r>
-                    <m:t>0</m:t>
-                  </m:r>
-                  <m:r>
-                    <m:rPr>
-                      <m:sty m:val="p"/>
-                    </m:rPr>
-                    <m:t>.</m:t>
-                  </m:r>
-                  <m:r>
-                    <m:t>0</m:t>
-                  </m:r>
-                  <m:r>
-                    <m:t>5</m:t>
-                  </m:r>
-                  <m:r>
-                    <m:t>9</m:t>
+                    <m:t>0.059</m:t>
                   </m:r>
                   <m:r>
                     <m:rPr>
@@ -29777,22 +29063,7 @@
                 </m:fPr>
                 <m:num>
                   <m:r>
-                    <m:t>0</m:t>
-                  </m:r>
-                  <m:r>
-                    <m:rPr>
-                      <m:sty m:val="p"/>
-                    </m:rPr>
-                    <m:t>.</m:t>
-                  </m:r>
-                  <m:r>
-                    <m:t>0</m:t>
-                  </m:r>
-                  <m:r>
-                    <m:t>5</m:t>
-                  </m:r>
-                  <m:r>
-                    <m:t>9</m:t>
+                    <m:t>0.059</m:t>
                   </m:r>
                   <m:r>
                     <m:rPr>
@@ -30160,22 +29431,7 @@
             <m:t>+</m:t>
           </m:r>
           <m:r>
-            <m:t>0</m:t>
-          </m:r>
-          <m:r>
-            <m:rPr>
-              <m:sty m:val="p"/>
-            </m:rPr>
-            <m:t>.</m:t>
-          </m:r>
-          <m:r>
-            <m:t>0</m:t>
-          </m:r>
-          <m:r>
-            <m:t>5</m:t>
-          </m:r>
-          <m:r>
-            <m:t>9</m:t>
+            <m:t>0.059</m:t>
           </m:r>
           <m:r>
             <m:rPr>
@@ -30516,22 +29772,7 @@
             <m:t>+</m:t>
           </m:r>
           <m:r>
-            <m:t>0</m:t>
-          </m:r>
-          <m:r>
-            <m:rPr>
-              <m:sty m:val="p"/>
-            </m:rPr>
-            <m:t>.</m:t>
-          </m:r>
-          <m:r>
-            <m:t>0</m:t>
-          </m:r>
-          <m:r>
-            <m:t>5</m:t>
-          </m:r>
-          <m:r>
-            <m:t>9</m:t>
+            <m:t>0.059</m:t>
           </m:r>
           <m:r>
             <m:rPr>
@@ -30760,22 +30001,7 @@
                 <m:t>+</m:t>
               </m:r>
               <m:r>
-                <m:t>0</m:t>
-              </m:r>
-              <m:r>
-                <m:rPr>
-                  <m:sty m:val="p"/>
-                </m:rPr>
-                <m:t>.</m:t>
-              </m:r>
-              <m:r>
-                <m:t>0</m:t>
-              </m:r>
-              <m:r>
-                <m:t>5</m:t>
-              </m:r>
-              <m:r>
-                <m:t>9</m:t>
+                <m:t>0.059</m:t>
               </m:r>
               <m:r>
                 <m:rPr>
@@ -30930,22 +30156,7 @@
                     <m:t>+</m:t>
                   </m:r>
                   <m:r>
-                    <m:t>0</m:t>
-                  </m:r>
-                  <m:r>
-                    <m:rPr>
-                      <m:sty m:val="p"/>
-                    </m:rPr>
-                    <m:t>.</m:t>
-                  </m:r>
-                  <m:r>
-                    <m:t>0</m:t>
-                  </m:r>
-                  <m:r>
-                    <m:t>5</m:t>
-                  </m:r>
-                  <m:r>
-                    <m:t>9</m:t>
+                    <m:t>0.059</m:t>
                   </m:r>
                   <m:r>
                     <m:rPr>
@@ -31006,22 +30217,7 @@
                 <m:t>=</m:t>
               </m:r>
               <m:r>
-                <m:t>0</m:t>
-              </m:r>
-              <m:r>
-                <m:rPr>
-                  <m:sty m:val="p"/>
-                </m:rPr>
-                <m:t>.</m:t>
-              </m:r>
-              <m:r>
-                <m:t>0</m:t>
-              </m:r>
-              <m:r>
-                <m:t>5</m:t>
-              </m:r>
-              <m:r>
-                <m:t>9</m:t>
+                <m:t>0.059</m:t>
               </m:r>
               <m:r>
                 <m:rPr>
@@ -31135,22 +30331,7 @@
                 <m:t>=</m:t>
               </m:r>
               <m:r>
-                <m:t>0</m:t>
-              </m:r>
-              <m:r>
-                <m:rPr>
-                  <m:sty m:val="p"/>
-                </m:rPr>
-                <m:t>.</m:t>
-              </m:r>
-              <m:r>
-                <m:t>0</m:t>
-              </m:r>
-              <m:r>
-                <m:t>5</m:t>
-              </m:r>
-              <m:r>
-                <m:t>9</m:t>
+                <m:t>0.059</m:t>
               </m:r>
               <m:r>
                 <m:rPr>
@@ -31267,22 +30448,7 @@
                 </m:fPr>
                 <m:num>
                   <m:r>
-                    <m:t>0</m:t>
-                  </m:r>
-                  <m:r>
-                    <m:rPr>
-                      <m:sty m:val="p"/>
-                    </m:rPr>
-                    <m:t>.</m:t>
-                  </m:r>
-                  <m:r>
-                    <m:t>0</m:t>
-                  </m:r>
-                  <m:r>
-                    <m:t>5</m:t>
-                  </m:r>
-                  <m:r>
-                    <m:t>9</m:t>
+                    <m:t>0.059</m:t>
                   </m:r>
                   <m:r>
                     <m:rPr>
@@ -31339,22 +30505,7 @@
             </m:num>
             <m:den>
               <m:r>
-                <m:t>0</m:t>
-              </m:r>
-              <m:r>
-                <m:rPr>
-                  <m:sty m:val="p"/>
-                </m:rPr>
-                <m:t>.</m:t>
-              </m:r>
-              <m:r>
-                <m:t>0</m:t>
-              </m:r>
-              <m:r>
-                <m:t>5</m:t>
-              </m:r>
-              <m:r>
-                <m:t>9</m:t>
+                <m:t>0.059</m:t>
               </m:r>
               <m:r>
                 <m:rPr>
@@ -31665,19 +30816,7 @@
                   <m:t>=</m:t>
                 </m:r>
                 <m:r>
-                  <m:t>0</m:t>
-                </m:r>
-                <m:r>
-                  <m:rPr>
-                    <m:sty m:val="p"/>
-                  </m:rPr>
-                  <m:t>.</m:t>
-                </m:r>
-                <m:r>
-                  <m:t>1</m:t>
-                </m:r>
-                <m:r>
-                  <m:t>7</m:t>
+                  <m:t>0.17</m:t>
                 </m:r>
                 <m:r>
                   <m:rPr>
@@ -31804,19 +30943,7 @@
                   <m:t>=</m:t>
                 </m:r>
                 <m:r>
-                  <m:t>1</m:t>
-                </m:r>
-                <m:r>
-                  <m:rPr>
-                    <m:sty m:val="p"/>
-                  </m:rPr>
-                  <m:t>.</m:t>
-                </m:r>
-                <m:r>
-                  <m:t>9</m:t>
-                </m:r>
-                <m:r>
-                  <m:t>2</m:t>
+                  <m:t>1.92</m:t>
                 </m:r>
                 <m:r>
                   <m:rPr>
@@ -34199,22 +33326,7 @@
             <m:t>+</m:t>
           </m:r>
           <m:r>
-            <m:t>0</m:t>
-          </m:r>
-          <m:r>
-            <m:rPr>
-              <m:sty m:val="p"/>
-            </m:rPr>
-            <m:t>.</m:t>
-          </m:r>
-          <m:r>
-            <m:t>0</m:t>
-          </m:r>
-          <m:r>
-            <m:t>5</m:t>
-          </m:r>
-          <m:r>
-            <m:t>9</m:t>
+            <m:t>0.059</m:t>
           </m:r>
           <m:r>
             <m:rPr>
@@ -34533,22 +33645,7 @@
             <m:t>+</m:t>
           </m:r>
           <m:r>
-            <m:t>0</m:t>
-          </m:r>
-          <m:r>
-            <m:rPr>
-              <m:sty m:val="p"/>
-            </m:rPr>
-            <m:t>.</m:t>
-          </m:r>
-          <m:r>
-            <m:t>0</m:t>
-          </m:r>
-          <m:r>
-            <m:t>5</m:t>
-          </m:r>
-          <m:r>
-            <m:t>9</m:t>
+            <m:t>0.059</m:t>
           </m:r>
           <m:r>
             <m:rPr>
@@ -34829,22 +33926,7 @@
             </m:num>
             <m:den>
               <m:r>
-                <m:t>0</m:t>
-              </m:r>
-              <m:r>
-                <m:rPr>
-                  <m:sty m:val="p"/>
-                </m:rPr>
-                <m:t>.</m:t>
-              </m:r>
-              <m:r>
-                <m:t>0</m:t>
-              </m:r>
-              <m:r>
-                <m:t>5</m:t>
-              </m:r>
-              <m:r>
-                <m:t>9</m:t>
+                <m:t>0.059</m:t>
               </m:r>
               <m:r>
                 <m:rPr>
@@ -35010,19 +34092,7 @@
             </m:fPr>
             <m:num>
               <m:r>
-                <m:t>0</m:t>
-              </m:r>
-              <m:r>
-                <m:rPr>
-                  <m:sty m:val="p"/>
-                </m:rPr>
-                <m:t>.</m:t>
-              </m:r>
-              <m:r>
-                <m:t>1</m:t>
-              </m:r>
-              <m:r>
-                <m:t>7</m:t>
+                <m:t>0.17</m:t>
               </m:r>
               <m:r>
                 <m:rPr>
@@ -35037,19 +34107,7 @@
                 <m:t>−</m:t>
               </m:r>
               <m:r>
-                <m:t>1</m:t>
-              </m:r>
-              <m:r>
-                <m:rPr>
-                  <m:sty m:val="p"/>
-                </m:rPr>
-                <m:t>.</m:t>
-              </m:r>
-              <m:r>
-                <m:t>9</m:t>
-              </m:r>
-              <m:r>
-                <m:t>2</m:t>
+                <m:t>1.92</m:t>
               </m:r>
               <m:r>
                 <m:rPr>
@@ -35060,22 +34118,7 @@
             </m:num>
             <m:den>
               <m:r>
-                <m:t>0</m:t>
-              </m:r>
-              <m:r>
-                <m:rPr>
-                  <m:sty m:val="p"/>
-                </m:rPr>
-                <m:t>.</m:t>
-              </m:r>
-              <m:r>
-                <m:t>0</m:t>
-              </m:r>
-              <m:r>
-                <m:t>5</m:t>
-              </m:r>
-              <m:r>
-                <m:t>9</m:t>
+                <m:t>0.059</m:t>
               </m:r>
               <m:r>
                 <m:rPr>
@@ -35098,22 +34141,7 @@
             <m:t>−</m:t>
           </m:r>
           <m:r>
-            <m:t>2</m:t>
-          </m:r>
-          <m:r>
-            <m:t>9</m:t>
-          </m:r>
-          <m:r>
-            <m:rPr>
-              <m:sty m:val="p"/>
-            </m:rPr>
-            <m:t>.</m:t>
-          </m:r>
-          <m:r>
-            <m:t>6</m:t>
-          </m:r>
-          <m:r>
-            <m:t>6</m:t>
+            <m:t>29.66</m:t>
           </m:r>
         </m:oMath>
       </m:oMathPara>
@@ -35237,16 +34265,7 @@
             <m:t>=</m:t>
           </m:r>
           <m:r>
-            <m:t>2</m:t>
-          </m:r>
-          <m:r>
-            <m:rPr>
-              <m:sty m:val="p"/>
-            </m:rPr>
-            <m:t>.</m:t>
-          </m:r>
-          <m:r>
-            <m:t>2</m:t>
+            <m:t>2.2</m:t>
           </m:r>
           <m:r>
             <m:rPr>
@@ -35254,13 +34273,10 @@
             </m:rPr>
             <m:t>×</m:t>
           </m:r>
-          <m:r>
-            <m:t>1</m:t>
-          </m:r>
           <m:sSup>
             <m:e>
               <m:r>
-                <m:t>0</m:t>
+                <m:t>10</m:t>
               </m:r>
             </m:e>
             <m:sup>
@@ -35271,10 +34287,7 @@
                 <m:t>−</m:t>
               </m:r>
               <m:r>
-                <m:t>3</m:t>
-              </m:r>
-              <m:r>
-                <m:t>0</m:t>
+                <m:t>30</m:t>
               </m:r>
             </m:sup>
           </m:sSup>
@@ -35308,8 +34321,8 @@
         <w:t xml:space="preserve">(C)</w:t>
       </w:r>
     </w:p>
-    <w:bookmarkEnd w:id="43"/>
-    <w:bookmarkStart w:id="44" w:name="第-10-题"/>
+    <w:bookmarkEnd w:id="45"/>
+    <w:bookmarkStart w:id="46" w:name="第-10-题"/>
     <w:p>
       <w:pPr>
         <w:pStyle w:val="Heading2"/>
@@ -35973,8 +34986,8 @@
         <w:t xml:space="preserve">参考答案</w:t>
       </w:r>
     </w:p>
-    <w:bookmarkEnd w:id="44"/>
-    <w:bookmarkStart w:id="45" w:name="参考答案-4"/>
+    <w:bookmarkEnd w:id="46"/>
+    <w:bookmarkStart w:id="47" w:name="参考答案-4"/>
     <w:p>
       <w:pPr>
         <w:pStyle w:val="Heading2"/>
@@ -36112,22 +35125,7 @@
             </m:fPr>
             <m:num>
               <m:r>
-                <m:t>2</m:t>
-              </m:r>
-              <m:r>
-                <m:rPr>
-                  <m:sty m:val="p"/>
-                </m:rPr>
-                <m:t>.</m:t>
-              </m:r>
-              <m:r>
-                <m:t>6</m:t>
-              </m:r>
-              <m:r>
-                <m:t>9</m:t>
-              </m:r>
-              <m:r>
-                <m:t>5</m:t>
+                <m:t>2.695</m:t>
               </m:r>
               <m:r>
                 <m:rPr>
@@ -36138,22 +35136,7 @@
             </m:num>
             <m:den>
               <m:r>
-                <m:t>2</m:t>
-              </m:r>
-              <m:r>
-                <m:t>0</m:t>
-              </m:r>
-              <m:r>
-                <m:t>8</m:t>
-              </m:r>
-              <m:r>
-                <m:rPr>
-                  <m:sty m:val="p"/>
-                </m:rPr>
-                <m:t>.</m:t>
-              </m:r>
-              <m:r>
-                <m:t>2</m:t>
+                <m:t>208.2</m:t>
               </m:r>
               <m:r>
                 <m:rPr>
@@ -36209,25 +35192,7 @@
             <m:t>=</m:t>
           </m:r>
           <m:r>
-            <m:t>0</m:t>
-          </m:r>
-          <m:r>
-            <m:rPr>
-              <m:sty m:val="p"/>
-            </m:rPr>
-            <m:t>.</m:t>
-          </m:r>
-          <m:r>
-            <m:t>0</m:t>
-          </m:r>
-          <m:r>
-            <m:t>1</m:t>
-          </m:r>
-          <m:r>
-            <m:t>2</m:t>
-          </m:r>
-          <m:r>
-            <m:t>9</m:t>
+            <m:t>0.0129</m:t>
           </m:r>
           <m:r>
             <m:rPr>
@@ -36760,25 +35725,7 @@
             <m:t>(</m:t>
           </m:r>
           <m:r>
-            <m:t>0</m:t>
-          </m:r>
-          <m:r>
-            <m:rPr>
-              <m:sty m:val="p"/>
-            </m:rPr>
-            <m:t>.</m:t>
-          </m:r>
-          <m:r>
-            <m:t>0</m:t>
-          </m:r>
-          <m:r>
-            <m:t>1</m:t>
-          </m:r>
-          <m:r>
-            <m:t>2</m:t>
-          </m:r>
-          <m:r>
-            <m:t>9</m:t>
+            <m:t>0.0129</m:t>
           </m:r>
           <m:r>
             <m:rPr>
@@ -36874,25 +35821,7 @@
             <m:t>=</m:t>
           </m:r>
           <m:r>
-            <m:t>0</m:t>
-          </m:r>
-          <m:r>
-            <m:rPr>
-              <m:sty m:val="p"/>
-            </m:rPr>
-            <m:t>.</m:t>
-          </m:r>
-          <m:r>
-            <m:t>0</m:t>
-          </m:r>
-          <m:r>
-            <m:t>2</m:t>
-          </m:r>
-          <m:r>
-            <m:t>3</m:t>
-          </m:r>
-          <m:r>
-            <m:t>0</m:t>
+            <m:t>0.0230</m:t>
           </m:r>
           <m:r>
             <m:rPr>
@@ -36931,25 +35860,7 @@
             <m:t>=</m:t>
           </m:r>
           <m:r>
-            <m:t>0</m:t>
-          </m:r>
-          <m:r>
-            <m:rPr>
-              <m:sty m:val="p"/>
-            </m:rPr>
-            <m:t>.</m:t>
-          </m:r>
-          <m:r>
-            <m:t>0</m:t>
-          </m:r>
-          <m:r>
-            <m:t>1</m:t>
-          </m:r>
-          <m:r>
-            <m:t>0</m:t>
-          </m:r>
-          <m:r>
-            <m:t>1</m:t>
+            <m:t>0.0101</m:t>
           </m:r>
         </m:oMath>
       </m:oMathPara>
@@ -37026,25 +35937,7 @@
             </m:fPr>
             <m:num>
               <m:r>
-                <m:t>0</m:t>
-              </m:r>
-              <m:r>
-                <m:rPr>
-                  <m:sty m:val="p"/>
-                </m:rPr>
-                <m:t>.</m:t>
-              </m:r>
-              <m:r>
-                <m:t>0</m:t>
-              </m:r>
-              <m:r>
-                <m:t>1</m:t>
-              </m:r>
-              <m:r>
-                <m:t>0</m:t>
-              </m:r>
-              <m:r>
-                <m:t>1</m:t>
+                <m:t>0.0101</m:t>
               </m:r>
               <m:r>
                 <m:rPr>
@@ -37067,25 +35960,7 @@
             </m:num>
             <m:den>
               <m:r>
-                <m:t>0</m:t>
-              </m:r>
-              <m:r>
-                <m:rPr>
-                  <m:sty m:val="p"/>
-                </m:rPr>
-                <m:t>.</m:t>
-              </m:r>
-              <m:r>
-                <m:t>0</m:t>
-              </m:r>
-              <m:r>
-                <m:t>1</m:t>
-              </m:r>
-              <m:r>
-                <m:t>2</m:t>
-              </m:r>
-              <m:r>
-                <m:t>9</m:t>
+                <m:t>0.0129</m:t>
               </m:r>
               <m:r>
                 <m:rPr>
@@ -37242,13 +36117,7 @@
             <m:t>=</m:t>
           </m:r>
           <m:r>
-            <m:t>1</m:t>
-          </m:r>
-          <m:r>
-            <m:t>0</m:t>
-          </m:r>
-          <m:r>
-            <m:t>0</m:t>
+            <m:t>100</m:t>
           </m:r>
           <m:r>
             <m:rPr>
@@ -37280,25 +36149,7 @@
             </m:fPr>
             <m:num>
               <m:r>
-                <m:t>0</m:t>
-              </m:r>
-              <m:r>
-                <m:rPr>
-                  <m:sty m:val="p"/>
-                </m:rPr>
-                <m:t>.</m:t>
-              </m:r>
-              <m:r>
-                <m:t>0</m:t>
-              </m:r>
-              <m:r>
-                <m:t>1</m:t>
-              </m:r>
-              <m:r>
-                <m:t>0</m:t>
-              </m:r>
-              <m:r>
-                <m:t>1</m:t>
+                <m:t>0.0101</m:t>
               </m:r>
               <m:r>
                 <m:rPr>
@@ -37321,25 +36172,7 @@
             </m:num>
             <m:den>
               <m:r>
-                <m:t>0</m:t>
-              </m:r>
-              <m:r>
-                <m:rPr>
-                  <m:sty m:val="p"/>
-                </m:rPr>
-                <m:t>.</m:t>
-              </m:r>
-              <m:r>
-                <m:t>0</m:t>
-              </m:r>
-              <m:r>
-                <m:t>2</m:t>
-              </m:r>
-              <m:r>
-                <m:t>3</m:t>
-              </m:r>
-              <m:r>
-                <m:t>0</m:t>
+                <m:t>0.0230</m:t>
               </m:r>
               <m:r>
                 <m:rPr>
@@ -37368,10 +36201,7 @@
             <m:t>=</m:t>
           </m:r>
           <m:r>
-            <m:t>4</m:t>
-          </m:r>
-          <m:r>
-            <m:t>4</m:t>
+            <m:t>44</m:t>
           </m:r>
           <m:r>
             <m:rPr>
@@ -37398,19 +36228,7 @@
             <m:t>=</m:t>
           </m:r>
           <m:r>
-            <m:t>0</m:t>
-          </m:r>
-          <m:r>
-            <m:rPr>
-              <m:sty m:val="p"/>
-            </m:rPr>
-            <m:t>.</m:t>
-          </m:r>
-          <m:r>
-            <m:t>4</m:t>
-          </m:r>
-          <m:r>
-            <m:t>4</m:t>
+            <m:t>0.44</m:t>
           </m:r>
           <m:r>
             <m:rPr>
@@ -37497,13 +36315,7 @@
             <m:t>=</m:t>
           </m:r>
           <m:r>
-            <m:t>1</m:t>
-          </m:r>
-          <m:r>
-            <m:t>0</m:t>
-          </m:r>
-          <m:r>
-            <m:t>0</m:t>
+            <m:t>100</m:t>
           </m:r>
           <m:r>
             <m:rPr>
@@ -37535,25 +36347,7 @@
             </m:fPr>
             <m:num>
               <m:r>
-                <m:t>0</m:t>
-              </m:r>
-              <m:r>
-                <m:rPr>
-                  <m:sty m:val="p"/>
-                </m:rPr>
-                <m:t>.</m:t>
-              </m:r>
-              <m:r>
-                <m:t>0</m:t>
-              </m:r>
-              <m:r>
-                <m:t>0</m:t>
-              </m:r>
-              <m:r>
-                <m:t>2</m:t>
-              </m:r>
-              <m:r>
-                <m:t>8</m:t>
+                <m:t>0.0028</m:t>
               </m:r>
               <m:r>
                 <m:rPr>
@@ -37576,25 +36370,7 @@
             </m:num>
             <m:den>
               <m:r>
-                <m:t>0</m:t>
-              </m:r>
-              <m:r>
-                <m:rPr>
-                  <m:sty m:val="p"/>
-                </m:rPr>
-                <m:t>.</m:t>
-              </m:r>
-              <m:r>
-                <m:t>0</m:t>
-              </m:r>
-              <m:r>
-                <m:t>2</m:t>
-              </m:r>
-              <m:r>
-                <m:t>3</m:t>
-              </m:r>
-              <m:r>
-                <m:t>0</m:t>
+                <m:t>0.0230</m:t>
               </m:r>
               <m:r>
                 <m:rPr>
@@ -37623,10 +36399,7 @@
             <m:t>=</m:t>
           </m:r>
           <m:r>
-            <m:t>1</m:t>
-          </m:r>
-          <m:r>
-            <m:t>2</m:t>
+            <m:t>12</m:t>
           </m:r>
           <m:r>
             <m:rPr>
@@ -37653,19 +36426,7 @@
             <m:t>=</m:t>
           </m:r>
           <m:r>
-            <m:t>0</m:t>
-          </m:r>
-          <m:r>
-            <m:rPr>
-              <m:sty m:val="p"/>
-            </m:rPr>
-            <m:t>.</m:t>
-          </m:r>
-          <m:r>
-            <m:t>1</m:t>
-          </m:r>
-          <m:r>
-            <m:t>2</m:t>
+            <m:t>0.12</m:t>
           </m:r>
           <m:r>
             <m:rPr>
@@ -37733,19 +36494,7 @@
                 <m:t>(</m:t>
               </m:r>
               <m:r>
-                <m:t>0</m:t>
-              </m:r>
-              <m:r>
-                <m:rPr>
-                  <m:sty m:val="p"/>
-                </m:rPr>
-                <m:t>.</m:t>
-              </m:r>
-              <m:r>
-                <m:t>4</m:t>
-              </m:r>
-              <m:r>
-                <m:t>4</m:t>
+                <m:t>0.44</m:t>
               </m:r>
               <m:sSup>
                 <m:e>
@@ -37765,19 +36514,7 @@
             </m:num>
             <m:den>
               <m:r>
-                <m:t>0</m:t>
-              </m:r>
-              <m:r>
-                <m:rPr>
-                  <m:sty m:val="p"/>
-                </m:rPr>
-                <m:t>.</m:t>
-              </m:r>
-              <m:r>
-                <m:t>1</m:t>
-              </m:r>
-              <m:r>
-                <m:t>2</m:t>
+                <m:t>0.12</m:t>
               </m:r>
             </m:den>
           </m:f>
@@ -37788,16 +36525,7 @@
             <m:t>=</m:t>
           </m:r>
           <m:r>
-            <m:t>1</m:t>
-          </m:r>
-          <m:r>
-            <m:rPr>
-              <m:sty m:val="p"/>
-            </m:rPr>
-            <m:t>.</m:t>
-          </m:r>
-          <m:r>
-            <m:t>6</m:t>
+            <m:t>1.6</m:t>
           </m:r>
           <m:r>
             <m:rPr>
@@ -37824,16 +36552,7 @@
             <m:t>=</m:t>
           </m:r>
           <m:r>
-            <m:t>1</m:t>
-          </m:r>
-          <m:r>
-            <m:rPr>
-              <m:sty m:val="p"/>
-            </m:rPr>
-            <m:t>.</m:t>
-          </m:r>
-          <m:r>
-            <m:t>6</m:t>
+            <m:t>1.6</m:t>
           </m:r>
           <m:r>
             <m:rPr>
@@ -37848,22 +36567,7 @@
             <m:t>(</m:t>
           </m:r>
           <m:r>
-            <m:t>0</m:t>
-          </m:r>
-          <m:r>
-            <m:rPr>
-              <m:sty m:val="p"/>
-            </m:rPr>
-            <m:t>.</m:t>
-          </m:r>
-          <m:r>
-            <m:t>0</m:t>
-          </m:r>
-          <m:r>
-            <m:t>8</m:t>
-          </m:r>
-          <m:r>
-            <m:t>3</m:t>
+            <m:t>0.083</m:t>
           </m:r>
           <m:r>
             <m:rPr>
@@ -37872,13 +36576,7 @@
             <m:t>×</m:t>
           </m:r>
           <m:r>
-            <m:t>5</m:t>
-          </m:r>
-          <m:r>
-            <m:t>2</m:t>
-          </m:r>
-          <m:r>
-            <m:t>3</m:t>
+            <m:t>523</m:t>
           </m:r>
           <m:sSup>
             <m:e>
@@ -37908,28 +36606,13 @@
             <m:t>=</m:t>
           </m:r>
           <m:r>
-            <m:t>0</m:t>
-          </m:r>
-          <m:r>
-            <m:rPr>
-              <m:sty m:val="p"/>
-            </m:rPr>
-            <m:t>.</m:t>
-          </m:r>
-          <m:r>
-            <m:t>0</m:t>
-          </m:r>
-          <m:r>
-            <m:t>3</m:t>
-          </m:r>
-          <m:r>
-            <m:t>7</m:t>
+            <m:t>0.037</m:t>
           </m:r>
         </m:oMath>
       </m:oMathPara>
     </w:p>
-    <w:bookmarkEnd w:id="45"/>
-    <w:bookmarkStart w:id="46" w:name="知识点映射-1"/>
+    <w:bookmarkEnd w:id="47"/>
+    <w:bookmarkStart w:id="48" w:name="知识点映射-1"/>
     <w:p>
       <w:pPr>
         <w:pStyle w:val="Heading2"/>
@@ -37957,8 +36640,8 @@
         <w:t xml:space="preserve">平衡常数</w:t>
       </w:r>
     </w:p>
-    <w:bookmarkEnd w:id="46"/>
-    <w:bookmarkStart w:id="47" w:name="第-11-题"/>
+    <w:bookmarkEnd w:id="48"/>
+    <w:bookmarkStart w:id="49" w:name="第-11-题"/>
     <w:p>
       <w:pPr>
         <w:pStyle w:val="Heading2"/>
@@ -38586,8 +37269,8 @@
         <w:t xml:space="preserve">参考答案</w:t>
       </w:r>
     </w:p>
-    <w:bookmarkEnd w:id="47"/>
-    <w:bookmarkStart w:id="48" w:name="参考答案-5"/>
+    <w:bookmarkEnd w:id="49"/>
+    <w:bookmarkStart w:id="50" w:name="参考答案-5"/>
     <w:p>
       <w:pPr>
         <w:pStyle w:val="Heading2"/>
@@ -38893,25 +37576,7 @@
                 <m:t>(</m:t>
               </m:r>
               <m:r>
-                <m:t>0</m:t>
-              </m:r>
-              <m:r>
-                <m:rPr>
-                  <m:sty m:val="p"/>
-                </m:rPr>
-                <m:t>.</m:t>
-              </m:r>
-              <m:r>
-                <m:t>0</m:t>
-              </m:r>
-              <m:r>
-                <m:t>4</m:t>
-              </m:r>
-              <m:r>
-                <m:t>5</m:t>
-              </m:r>
-              <m:r>
-                <m:t>0</m:t>
+                <m:t>0.0450</m:t>
               </m:r>
               <m:sSup>
                 <m:e>
@@ -38937,22 +37602,7 @@
                 <m:t>(</m:t>
               </m:r>
               <m:r>
-                <m:t>0</m:t>
-              </m:r>
-              <m:r>
-                <m:rPr>
-                  <m:sty m:val="p"/>
-                </m:rPr>
-                <m:t>.</m:t>
-              </m:r>
-              <m:r>
-                <m:t>1</m:t>
-              </m:r>
-              <m:r>
-                <m:t>0</m:t>
-              </m:r>
-              <m:r>
-                <m:t>0</m:t>
+                <m:t>0.100</m:t>
               </m:r>
               <m:sSup>
                 <m:e>
@@ -38976,25 +37626,7 @@
                 <m:t>(</m:t>
               </m:r>
               <m:r>
-                <m:t>0</m:t>
-              </m:r>
-              <m:r>
-                <m:rPr>
-                  <m:sty m:val="p"/>
-                </m:rPr>
-                <m:t>.</m:t>
-              </m:r>
-              <m:r>
-                <m:t>0</m:t>
-              </m:r>
-              <m:r>
-                <m:t>1</m:t>
-              </m:r>
-              <m:r>
-                <m:t>0</m:t>
-              </m:r>
-              <m:r>
-                <m:t>0</m:t>
+                <m:t>0.0100</m:t>
               </m:r>
               <m:r>
                 <m:rPr>
@@ -39011,19 +37643,7 @@
             <m:t>=</m:t>
           </m:r>
           <m:r>
-            <m:t>2</m:t>
-          </m:r>
-          <m:r>
-            <m:t>0</m:t>
-          </m:r>
-          <m:r>
-            <m:rPr>
-              <m:sty m:val="p"/>
-            </m:rPr>
-            <m:t>.</m:t>
-          </m:r>
-          <m:r>
-            <m:t>3</m:t>
+            <m:t>20.3</m:t>
           </m:r>
           <m:r>
             <m:rPr>
@@ -39058,13 +37678,7 @@
             <m:t>(</m:t>
           </m:r>
           <m:r>
-            <m:t>1</m:t>
-          </m:r>
-          <m:r>
-            <m:t>1</m:t>
-          </m:r>
-          <m:r>
-            <m:t>7</m:t>
+            <m:t>117</m:t>
           </m:r>
           <m:r>
             <m:rPr>
@@ -39461,8 +38075,8 @@
         <w:t>。</w:t>
       </w:r>
     </w:p>
-    <w:bookmarkEnd w:id="48"/>
-    <w:bookmarkStart w:id="49" w:name="知识点映射-2"/>
+    <w:bookmarkEnd w:id="50"/>
+    <w:bookmarkStart w:id="51" w:name="知识点映射-2"/>
     <w:p>
       <w:pPr>
         <w:pStyle w:val="Heading2"/>
@@ -39505,8 +38119,8 @@
         <w:t xml:space="preserve">平衡常数</w:t>
       </w:r>
     </w:p>
-    <w:bookmarkEnd w:id="49"/>
-    <w:bookmarkStart w:id="50" w:name="第-12-题"/>
+    <w:bookmarkEnd w:id="51"/>
+    <w:bookmarkStart w:id="52" w:name="第-12-题"/>
     <w:p>
       <w:pPr>
         <w:pStyle w:val="Heading2"/>
@@ -40694,25 +39308,7 @@
                 <m:t>−</m:t>
               </m:r>
               <m:r>
-                <m:t>2</m:t>
-              </m:r>
-              <m:r>
-                <m:t>0</m:t>
-              </m:r>
-              <m:r>
-                <m:t>5</m:t>
-              </m:r>
-              <m:r>
-                <m:t>8</m:t>
-              </m:r>
-              <m:r>
-                <m:rPr>
-                  <m:sty m:val="p"/>
-                </m:rPr>
-                <m:t>.</m:t>
-              </m:r>
-              <m:r>
-                <m:t>0</m:t>
+                <m:t>2058.0</m:t>
               </m:r>
               <m:r>
                 <m:rPr>
@@ -40809,36 +39405,18 @@
                 <m:t>×</m:t>
               </m:r>
               <m:r>
-                <m:t>8</m:t>
-              </m:r>
-              <m:r>
-                <m:rPr>
-                  <m:sty m:val="p"/>
-                </m:rPr>
-                <m:t>.</m:t>
-              </m:r>
-              <m:r>
-                <m:t>3</m:t>
-              </m:r>
-              <m:r>
-                <m:t>1</m:t>
-              </m:r>
-              <m:r>
-                <m:t>4</m:t>
+                <m:t>8.314</m:t>
               </m:r>
               <m:r>
                 <m:rPr>
                   <m:sty m:val="p"/>
                 </m:rPr>
                 <m:t>×</m:t>
-              </m:r>
-              <m:r>
-                <m:t>1</m:t>
               </m:r>
               <m:sSup>
                 <m:e>
                   <m:r>
-                    <m:t>0</m:t>
+                    <m:t>10</m:t>
                   </m:r>
                 </m:e>
                 <m:sup>
@@ -40938,13 +39516,7 @@
                 <m:t>×</m:t>
               </m:r>
               <m:r>
-                <m:t>2</m:t>
-              </m:r>
-              <m:r>
-                <m:t>9</m:t>
-              </m:r>
-              <m:r>
-                <m:t>8</m:t>
+                <m:t>298</m:t>
               </m:r>
               <m:r>
                 <m:rPr>
@@ -40970,25 +39542,7 @@
                 <m:t>−</m:t>
               </m:r>
               <m:r>
-                <m:t>2</m:t>
-              </m:r>
-              <m:r>
-                <m:t>0</m:t>
-              </m:r>
-              <m:r>
-                <m:t>5</m:t>
-              </m:r>
-              <m:r>
-                <m:t>1</m:t>
-              </m:r>
-              <m:r>
-                <m:rPr>
-                  <m:sty m:val="p"/>
-                </m:rPr>
-                <m:t>.</m:t>
-              </m:r>
-              <m:r>
-                <m:t>8</m:t>
+                <m:t>2051.8</m:t>
               </m:r>
               <m:r>
                 <m:rPr>
@@ -41045,6 +39599,19 @@
           </m:eqArr>
         </m:oMath>
       </m:oMathPara>
+    </w:p>
+    <w:p>
+      <w:pPr>
+        <w:pStyle w:val="FirstParagraph"/>
+      </w:pPr>
+      <w:r>
+        <w:rPr>
+          <w:rFonts w:hint="eastAsia" w:ascii="Times New Roman" w:hAnsi="Times New Roman" w:eastAsia="FangSong" w:cs="Times New Roman"/>
+          <w:b/>
+          <w:bCs/>
+        </w:rPr>
+        <w:t xml:space="preserve">参考答案</w:t>
+      </w:r>
     </w:p>
     <w:p>
       <w:pPr>
@@ -42107,25 +40674,7 @@
                 <m:t>−</m:t>
               </m:r>
               <m:r>
-                <m:t>2</m:t>
-              </m:r>
-              <m:r>
-                <m:t>0</m:t>
-              </m:r>
-              <m:r>
-                <m:t>5</m:t>
-              </m:r>
-              <m:r>
-                <m:t>8</m:t>
-              </m:r>
-              <m:r>
-                <m:rPr>
-                  <m:sty m:val="p"/>
-                </m:rPr>
-                <m:t>.</m:t>
-              </m:r>
-              <m:r>
-                <m:t>0</m:t>
+                <m:t>2058.0</m:t>
               </m:r>
               <m:r>
                 <m:rPr>
@@ -42222,36 +40771,18 @@
                 <m:t>×</m:t>
               </m:r>
               <m:r>
-                <m:t>8</m:t>
-              </m:r>
-              <m:r>
-                <m:rPr>
-                  <m:sty m:val="p"/>
-                </m:rPr>
-                <m:t>.</m:t>
-              </m:r>
-              <m:r>
-                <m:t>3</m:t>
-              </m:r>
-              <m:r>
-                <m:t>1</m:t>
-              </m:r>
-              <m:r>
-                <m:t>4</m:t>
+                <m:t>8.314</m:t>
               </m:r>
               <m:r>
                 <m:rPr>
                   <m:sty m:val="p"/>
                 </m:rPr>
                 <m:t>×</m:t>
-              </m:r>
-              <m:r>
-                <m:t>1</m:t>
               </m:r>
               <m:sSup>
                 <m:e>
                   <m:r>
-                    <m:t>0</m:t>
+                    <m:t>10</m:t>
                   </m:r>
                 </m:e>
                 <m:sup>
@@ -42351,13 +40882,7 @@
                 <m:t>×</m:t>
               </m:r>
               <m:r>
-                <m:t>2</m:t>
-              </m:r>
-              <m:r>
-                <m:t>9</m:t>
-              </m:r>
-              <m:r>
-                <m:t>8</m:t>
+                <m:t>298</m:t>
               </m:r>
               <m:r>
                 <m:rPr>
@@ -42383,25 +40908,7 @@
                 <m:t>−</m:t>
               </m:r>
               <m:r>
-                <m:t>2</m:t>
-              </m:r>
-              <m:r>
-                <m:t>0</m:t>
-              </m:r>
-              <m:r>
-                <m:t>5</m:t>
-              </m:r>
-              <m:r>
-                <m:t>1</m:t>
-              </m:r>
-              <m:r>
-                <m:rPr>
-                  <m:sty m:val="p"/>
-                </m:rPr>
-                <m:t>.</m:t>
-              </m:r>
-              <m:r>
-                <m:t>8</m:t>
+                <m:t>2051.8</m:t>
               </m:r>
               <m:r>
                 <m:rPr>
@@ -42459,6 +40966,91 @@
         </m:oMath>
       </m:oMathPara>
     </w:p>
+    <w:bookmarkEnd w:id="52"/>
+    <w:bookmarkStart w:id="53" w:name="第-13-题"/>
+    <w:p>
+      <w:pPr>
+        <w:pStyle w:val="Heading2"/>
+        <w:spacing w:before="280" w:after="120"/>
+      </w:pPr>
+      <w:r>
+        <w:rPr>
+          <w:rFonts w:hint="eastAsia" w:ascii="Times New Roman" w:hAnsi="Times New Roman" w:eastAsia="SimHei" w:cs="Times New Roman"/>
+        </w:rPr>
+        <w:t xml:space="preserve">第</w:t>
+      </w:r>
+      <w:r>
+        <w:rPr>
+          <w:rFonts w:ascii="Times New Roman" w:hAnsi="Times New Roman" w:eastAsia="Times New Roman" w:cs="Times New Roman"/>
+        </w:rPr>
+        <w:t xml:space="preserve"> 13 </w:t>
+      </w:r>
+      <w:r>
+        <w:rPr>
+          <w:rFonts w:hint="eastAsia" w:ascii="Times New Roman" w:hAnsi="Times New Roman" w:eastAsia="SimHei" w:cs="Times New Roman"/>
+        </w:rPr>
+        <w:t xml:space="preserve">题</w:t>
+      </w:r>
+    </w:p>
+    <w:p>
+      <w:pPr>
+        <w:pStyle w:val="BlockText"/>
+      </w:pPr>
+      <w:r>
+        <w:rPr>
+          <w:rFonts w:hint="eastAsia" w:ascii="Times New Roman" w:hAnsi="Times New Roman" w:eastAsia="FangSong" w:cs="Times New Roman"/>
+        </w:rPr>
+        <w:t>来源</w:t>
+      </w:r>
+      <w:r>
+        <w:rPr>
+          <w:rFonts w:hint="eastAsia" w:ascii="Times New Roman" w:hAnsi="Times New Roman" w:eastAsia="Times New Roman" w:cs="Times New Roman"/>
+        </w:rPr>
+        <w:t>：</w:t>
+      </w:r>
+      <w:r>
+        <w:rPr>
+          <w:rFonts w:hint="eastAsia" w:ascii="Times New Roman" w:hAnsi="Times New Roman" w:eastAsia="FangSong" w:cs="Times New Roman"/>
+        </w:rPr>
+        <w:t>无机化学例题与习题</w:t>
+      </w:r>
+      <w:r>
+        <w:rPr>
+          <w:rFonts w:hint="eastAsia" w:ascii="Times New Roman" w:hAnsi="Times New Roman" w:eastAsia="Times New Roman" w:cs="Times New Roman"/>
+        </w:rPr>
+        <w:t>（</w:t>
+      </w:r>
+      <w:r>
+        <w:rPr>
+          <w:rFonts w:hint="eastAsia" w:ascii="Times New Roman" w:hAnsi="Times New Roman" w:eastAsia="FangSong" w:cs="Times New Roman"/>
+        </w:rPr>
+        <w:t>徐佳宁等</w:t>
+      </w:r>
+      <w:r>
+        <w:rPr>
+          <w:rFonts w:hint="eastAsia" w:ascii="Times New Roman" w:hAnsi="Times New Roman" w:eastAsia="Times New Roman" w:cs="Times New Roman"/>
+        </w:rPr>
+        <w:t>）</w:t>
+      </w:r>
+      <w:r>
+        <w:rPr>
+          <w:rFonts w:hint="eastAsia" w:ascii="Times New Roman" w:hAnsi="Times New Roman" w:eastAsia="FangSong" w:cs="Times New Roman"/>
+        </w:rPr>
+        <w:t>第</w:t>
+      </w:r>
+      <w:r>
+        <w:rPr>
+          <w:rFonts w:hint="eastAsia" w:ascii="Times New Roman" w:hAnsi="Times New Roman" w:eastAsia="Times New Roman" w:cs="Times New Roman"/>
+        </w:rPr>
+        <w:t>2</w:t>
+      </w:r>
+      <w:r>
+        <w:rPr>
+          <w:rFonts w:hint="eastAsia" w:ascii="Times New Roman" w:hAnsi="Times New Roman" w:eastAsia="FangSong" w:cs="Times New Roman"/>
+        </w:rPr>
+        <w:t>章</w:t>
+      </w:r>
+    </w:p>
     <w:p>
       <w:pPr>
         <w:pStyle w:val="FirstParagraph"/>
@@ -42469,7 +41061,39 @@
           <w:b/>
           <w:bCs/>
         </w:rPr>
-        <w:t xml:space="preserve">参考答案</w:t>
+        <w:t>习题</w:t>
+      </w:r>
+      <w:r>
+        <w:rPr>
+          <w:rFonts w:hint="eastAsia" w:ascii="Times New Roman" w:hAnsi="Times New Roman" w:eastAsia="Times New Roman" w:cs="Times New Roman"/>
+          <w:b/>
+          <w:bCs/>
+        </w:rPr>
+        <w:t>2.12</w:t>
+      </w:r>
+      <w:r>
+        <w:rPr>
+          <w:rFonts w:ascii="Times New Roman" w:hAnsi="Times New Roman" w:eastAsia="Times New Roman" w:cs="Times New Roman"/>
+          <w:b/>
+          <w:bCs/>
+        </w:rPr>
+        <w:t xml:space="preserve"> </w:t>
+      </w:r>
+      <w:r>
+        <w:rPr>
+          <w:rFonts w:hint="eastAsia" w:ascii="Times New Roman" w:hAnsi="Times New Roman" w:eastAsia="Times New Roman" w:cs="Times New Roman"/>
+          <w:b/>
+          <w:bCs/>
+        </w:rPr>
+        <w:t>212</w:t>
+      </w:r>
+      <w:r>
+        <w:rPr>
+          <w:rFonts w:hint="eastAsia" w:ascii="Times New Roman" w:hAnsi="Times New Roman" w:eastAsia="FangSong" w:cs="Times New Roman"/>
+          <w:b/>
+          <w:bCs/>
+        </w:rPr>
+        <w:t>液体沸腾过程中下列几种</w:t>
       </w:r>
     </w:p>
     <w:p>
@@ -42478,59 +41102,118 @@
       </w:pPr>
       <w:r>
         <w:rPr>
+          <w:rFonts w:ascii="Times New Roman" w:hAnsi="Times New Roman" w:eastAsia="Times New Roman" w:cs="Times New Roman"/>
+        </w:rPr>
+        <w:t xml:space="preserve">2.12 </w:t>
+      </w:r>
+      <w:r>
+        <w:rPr>
+          <w:rFonts w:hint="eastAsia" w:ascii="Times New Roman" w:hAnsi="Times New Roman" w:eastAsia="FangSong" w:cs="Times New Roman"/>
+        </w:rPr>
+        <w:t>液体沸腾过程中</w:t>
+      </w:r>
+      <w:r>
+        <w:rPr>
           <w:rFonts w:hint="eastAsia" w:ascii="Times New Roman" w:hAnsi="Times New Roman" w:eastAsia="Times New Roman" w:cs="Times New Roman"/>
         </w:rPr>
-        <w:t>（</w:t>
-      </w:r>
-      <w:r>
-        <w:rPr>
-          <w:rFonts w:hint="eastAsia" w:ascii="Times New Roman" w:hAnsi="Times New Roman" w:eastAsia="FangSong" w:cs="Times New Roman"/>
-        </w:rPr>
-        <w:t>题库源文件未含结构化答案区</w:t>
+        <w:t>，</w:t>
+      </w:r>
+      <w:r>
+        <w:rPr>
+          <w:rFonts w:hint="eastAsia" w:ascii="Times New Roman" w:hAnsi="Times New Roman" w:eastAsia="FangSong" w:cs="Times New Roman"/>
+        </w:rPr>
+        <w:t>下列几种物理量中数值增加的是</w:t>
+      </w:r>
+      <w:r>
+        <w:rPr>
+          <w:rFonts w:ascii="Times New Roman" w:hAnsi="Times New Roman" w:eastAsia="Times New Roman" w:cs="Times New Roman"/>
+        </w:rPr>
+        <w:t xml:space="preserve"> </w:t>
+      </w:r>
+      <w:r>
+        <w:rPr>
+          <w:rFonts w:ascii="Times New Roman" w:hAnsi="Times New Roman" w:eastAsia="Times New Roman" w:cs="Times New Roman"/>
+        </w:rPr>
+        <w:t xml:space="preserve">(A) </w:t>
+      </w:r>
+      <w:r>
+        <w:rPr>
+          <w:rFonts w:hint="eastAsia" w:ascii="Times New Roman" w:hAnsi="Times New Roman" w:eastAsia="FangSong" w:cs="Times New Roman"/>
+        </w:rPr>
+        <w:t>蒸气压</w:t>
       </w:r>
       <w:r>
         <w:rPr>
           <w:rFonts w:hint="eastAsia" w:ascii="Times New Roman" w:hAnsi="Times New Roman" w:eastAsia="Times New Roman" w:cs="Times New Roman"/>
         </w:rPr>
-        <w:t>，</w:t>
-      </w:r>
-      <w:r>
-        <w:rPr>
-          <w:rFonts w:hint="eastAsia" w:ascii="Times New Roman" w:hAnsi="Times New Roman" w:eastAsia="FangSong" w:cs="Times New Roman"/>
-        </w:rPr>
-        <w:t>见题文件</w:t>
+        <w:t>;</w:t>
+      </w:r>
+      <w:r>
+        <w:rPr>
+          <w:rFonts w:ascii="Times New Roman" w:hAnsi="Times New Roman" w:eastAsia="Times New Roman" w:cs="Times New Roman"/>
+        </w:rPr>
+        <w:t xml:space="preserve"> (B) </w:t>
+      </w:r>
+      <w:r>
+        <w:rPr>
+          <w:rFonts w:hint="eastAsia" w:ascii="Times New Roman" w:hAnsi="Times New Roman" w:eastAsia="FangSong" w:cs="Times New Roman"/>
+        </w:rPr>
+        <w:t>标准摩尔自由能</w:t>
       </w:r>
       <w:r>
         <w:rPr>
           <w:rFonts w:hint="eastAsia" w:ascii="Times New Roman" w:hAnsi="Times New Roman" w:eastAsia="Times New Roman" w:cs="Times New Roman"/>
         </w:rPr>
-        <w:t>）</w:t>
+        <w:t>;</w:t>
+      </w:r>
+      <w:r>
+        <w:rPr>
+          <w:rFonts w:ascii="Times New Roman" w:hAnsi="Times New Roman" w:eastAsia="Times New Roman" w:cs="Times New Roman"/>
+        </w:rPr>
+        <w:t xml:space="preserve"> (C) </w:t>
+      </w:r>
+      <w:r>
+        <w:rPr>
+          <w:rFonts w:hint="eastAsia" w:ascii="Times New Roman" w:hAnsi="Times New Roman" w:eastAsia="FangSong" w:cs="Times New Roman"/>
+        </w:rPr>
+        <w:t>标准摩尔熵</w:t>
+      </w:r>
+      <w:r>
+        <w:rPr>
+          <w:rFonts w:hint="eastAsia" w:ascii="Times New Roman" w:hAnsi="Times New Roman" w:eastAsia="Times New Roman" w:cs="Times New Roman"/>
+        </w:rPr>
+        <w:t>;</w:t>
+      </w:r>
+      <w:r>
+        <w:rPr>
+          <w:rFonts w:ascii="Times New Roman" w:hAnsi="Times New Roman" w:eastAsia="Times New Roman" w:cs="Times New Roman"/>
+        </w:rPr>
+        <w:t xml:space="preserve"> (D) </w:t>
+      </w:r>
+      <w:r>
+        <w:rPr>
+          <w:rFonts w:hint="eastAsia" w:ascii="Times New Roman" w:hAnsi="Times New Roman" w:eastAsia="FangSong" w:cs="Times New Roman"/>
+        </w:rPr>
+        <w:t>液体质量</w:t>
+      </w:r>
+      <w:r>
+        <w:rPr>
+          <w:rFonts w:hint="eastAsia" w:ascii="Times New Roman" w:hAnsi="Times New Roman" w:eastAsia="Times New Roman" w:cs="Times New Roman"/>
+        </w:rPr>
+        <w:t>。</w:t>
       </w:r>
     </w:p>
-    <w:bookmarkEnd w:id="50"/>
-    <w:bookmarkStart w:id="51" w:name="第-13-题"/>
     <w:p>
       <w:pPr>
-        <w:pStyle w:val="Heading2"/>
-        <w:spacing w:before="280" w:after="120"/>
+        <w:pStyle w:val="BodyText"/>
       </w:pPr>
       <w:r>
         <w:rPr>
-          <w:rFonts w:hint="eastAsia" w:ascii="Times New Roman" w:hAnsi="Times New Roman" w:eastAsia="SimHei" w:cs="Times New Roman"/>
-        </w:rPr>
-        <w:t xml:space="preserve">第</w:t>
-      </w:r>
-      <w:r>
-        <w:rPr>
-          <w:rFonts w:ascii="Times New Roman" w:hAnsi="Times New Roman" w:eastAsia="Times New Roman" w:cs="Times New Roman"/>
-        </w:rPr>
-        <w:t xml:space="preserve"> 13 </w:t>
-      </w:r>
-      <w:r>
-        <w:rPr>
-          <w:rFonts w:hint="eastAsia" w:ascii="Times New Roman" w:hAnsi="Times New Roman" w:eastAsia="SimHei" w:cs="Times New Roman"/>
-        </w:rPr>
-        <w:t xml:space="preserve">题</w:t>
+          <w:rFonts w:hint="eastAsia" w:ascii="Times New Roman" w:hAnsi="Times New Roman" w:eastAsia="FangSong" w:cs="Times New Roman"/>
+          <w:b/>
+          <w:bCs/>
+        </w:rPr>
+        <w:t xml:space="preserve">参考答案</w:t>
       </w:r>
     </w:p>
     <w:p>
@@ -42540,287 +41223,28 @@
       <w:r>
         <w:rPr>
           <w:rFonts w:hint="eastAsia" w:ascii="Times New Roman" w:hAnsi="Times New Roman" w:eastAsia="FangSong" w:cs="Times New Roman"/>
-        </w:rPr>
-        <w:t>来源</w:t>
-      </w:r>
-      <w:r>
-        <w:rPr>
-          <w:rFonts w:hint="eastAsia" w:ascii="Times New Roman" w:hAnsi="Times New Roman" w:eastAsia="Times New Roman" w:cs="Times New Roman"/>
-        </w:rPr>
-        <w:t>：</w:t>
-      </w:r>
-      <w:r>
-        <w:rPr>
-          <w:rFonts w:hint="eastAsia" w:ascii="Times New Roman" w:hAnsi="Times New Roman" w:eastAsia="FangSong" w:cs="Times New Roman"/>
-        </w:rPr>
-        <w:t>无机化学例题与习题</w:t>
-      </w:r>
-      <w:r>
-        <w:rPr>
-          <w:rFonts w:hint="eastAsia" w:ascii="Times New Roman" w:hAnsi="Times New Roman" w:eastAsia="Times New Roman" w:cs="Times New Roman"/>
-        </w:rPr>
-        <w:t>（</w:t>
-      </w:r>
-      <w:r>
-        <w:rPr>
-          <w:rFonts w:hint="eastAsia" w:ascii="Times New Roman" w:hAnsi="Times New Roman" w:eastAsia="FangSong" w:cs="Times New Roman"/>
-        </w:rPr>
-        <w:t>徐佳宁等</w:t>
-      </w:r>
-      <w:r>
-        <w:rPr>
-          <w:rFonts w:hint="eastAsia" w:ascii="Times New Roman" w:hAnsi="Times New Roman" w:eastAsia="Times New Roman" w:cs="Times New Roman"/>
-        </w:rPr>
-        <w:t>）</w:t>
-      </w:r>
-      <w:r>
-        <w:rPr>
-          <w:rFonts w:hint="eastAsia" w:ascii="Times New Roman" w:hAnsi="Times New Roman" w:eastAsia="FangSong" w:cs="Times New Roman"/>
-        </w:rPr>
-        <w:t>第</w:t>
-      </w:r>
-      <w:r>
-        <w:rPr>
-          <w:rFonts w:hint="eastAsia" w:ascii="Times New Roman" w:hAnsi="Times New Roman" w:eastAsia="Times New Roman" w:cs="Times New Roman"/>
-        </w:rPr>
-        <w:t>2</w:t>
-      </w:r>
-      <w:r>
-        <w:rPr>
-          <w:rFonts w:hint="eastAsia" w:ascii="Times New Roman" w:hAnsi="Times New Roman" w:eastAsia="FangSong" w:cs="Times New Roman"/>
-        </w:rPr>
-        <w:t>章</w:t>
-      </w:r>
-    </w:p>
-    <w:p>
-      <w:pPr>
-        <w:pStyle w:val="FirstParagraph"/>
-      </w:pPr>
-      <w:r>
-        <w:rPr>
-          <w:rFonts w:hint="eastAsia" w:ascii="Times New Roman" w:hAnsi="Times New Roman" w:eastAsia="FangSong" w:cs="Times New Roman"/>
           <w:b/>
           <w:bCs/>
         </w:rPr>
-        <w:t>习题</w:t>
+        <w:t xml:space="preserve">答案</w:t>
       </w:r>
       <w:r>
         <w:rPr>
           <w:rFonts w:hint="eastAsia" w:ascii="Times New Roman" w:hAnsi="Times New Roman" w:eastAsia="Times New Roman" w:cs="Times New Roman"/>
+        </w:rPr>
+        <w:t xml:space="preserve">：</w:t>
+      </w:r>
+      <w:r>
+        <w:rPr>
+          <w:rFonts w:ascii="Times New Roman" w:hAnsi="Times New Roman" w:eastAsia="Times New Roman" w:cs="Times New Roman"/>
           <w:b/>
           <w:bCs/>
         </w:rPr>
-        <w:t>2.12</w:t>
-      </w:r>
-      <w:r>
-        <w:rPr>
-          <w:rFonts w:ascii="Times New Roman" w:hAnsi="Times New Roman" w:eastAsia="Times New Roman" w:cs="Times New Roman"/>
-          <w:b/>
-          <w:bCs/>
-        </w:rPr>
-        <w:t xml:space="preserve"> </w:t>
-      </w:r>
-      <w:r>
-        <w:rPr>
-          <w:rFonts w:hint="eastAsia" w:ascii="Times New Roman" w:hAnsi="Times New Roman" w:eastAsia="Times New Roman" w:cs="Times New Roman"/>
-          <w:b/>
-          <w:bCs/>
-        </w:rPr>
-        <w:t>212</w:t>
-      </w:r>
-      <w:r>
-        <w:rPr>
-          <w:rFonts w:hint="eastAsia" w:ascii="Times New Roman" w:hAnsi="Times New Roman" w:eastAsia="FangSong" w:cs="Times New Roman"/>
-          <w:b/>
-          <w:bCs/>
-        </w:rPr>
-        <w:t>液体沸腾过程中下列几种</w:t>
+        <w:t xml:space="preserve">(C)</w:t>
       </w:r>
     </w:p>
-    <w:p>
-      <w:pPr>
-        <w:pStyle w:val="BodyText"/>
-      </w:pPr>
-      <w:r>
-        <w:rPr>
-          <w:rFonts w:ascii="Times New Roman" w:hAnsi="Times New Roman" w:eastAsia="Times New Roman" w:cs="Times New Roman"/>
-        </w:rPr>
-        <w:t xml:space="preserve">2.12 </w:t>
-      </w:r>
-      <w:r>
-        <w:rPr>
-          <w:rFonts w:hint="eastAsia" w:ascii="Times New Roman" w:hAnsi="Times New Roman" w:eastAsia="FangSong" w:cs="Times New Roman"/>
-        </w:rPr>
-        <w:t>液体沸腾过程中</w:t>
-      </w:r>
-      <w:r>
-        <w:rPr>
-          <w:rFonts w:hint="eastAsia" w:ascii="Times New Roman" w:hAnsi="Times New Roman" w:eastAsia="Times New Roman" w:cs="Times New Roman"/>
-        </w:rPr>
-        <w:t>，</w:t>
-      </w:r>
-      <w:r>
-        <w:rPr>
-          <w:rFonts w:hint="eastAsia" w:ascii="Times New Roman" w:hAnsi="Times New Roman" w:eastAsia="FangSong" w:cs="Times New Roman"/>
-        </w:rPr>
-        <w:t>下列几种物理量中数值增加的是</w:t>
-      </w:r>
-      <w:r>
-        <w:rPr>
-          <w:rFonts w:ascii="Times New Roman" w:hAnsi="Times New Roman" w:eastAsia="Times New Roman" w:cs="Times New Roman"/>
-        </w:rPr>
-        <w:t xml:space="preserve"> </w:t>
-      </w:r>
-      <w:r>
-        <w:rPr>
-          <w:rFonts w:ascii="Times New Roman" w:hAnsi="Times New Roman" w:eastAsia="Times New Roman" w:cs="Times New Roman"/>
-        </w:rPr>
-        <w:t xml:space="preserve">(A) </w:t>
-      </w:r>
-      <w:r>
-        <w:rPr>
-          <w:rFonts w:hint="eastAsia" w:ascii="Times New Roman" w:hAnsi="Times New Roman" w:eastAsia="FangSong" w:cs="Times New Roman"/>
-        </w:rPr>
-        <w:t>蒸气压</w:t>
-      </w:r>
-      <w:r>
-        <w:rPr>
-          <w:rFonts w:hint="eastAsia" w:ascii="Times New Roman" w:hAnsi="Times New Roman" w:eastAsia="Times New Roman" w:cs="Times New Roman"/>
-        </w:rPr>
-        <w:t>;</w:t>
-      </w:r>
-      <w:r>
-        <w:rPr>
-          <w:rFonts w:ascii="Times New Roman" w:hAnsi="Times New Roman" w:eastAsia="Times New Roman" w:cs="Times New Roman"/>
-        </w:rPr>
-        <w:t xml:space="preserve"> (B) </w:t>
-      </w:r>
-      <w:r>
-        <w:rPr>
-          <w:rFonts w:hint="eastAsia" w:ascii="Times New Roman" w:hAnsi="Times New Roman" w:eastAsia="FangSong" w:cs="Times New Roman"/>
-        </w:rPr>
-        <w:t>标准摩尔自由能</w:t>
-      </w:r>
-      <w:r>
-        <w:rPr>
-          <w:rFonts w:hint="eastAsia" w:ascii="Times New Roman" w:hAnsi="Times New Roman" w:eastAsia="Times New Roman" w:cs="Times New Roman"/>
-        </w:rPr>
-        <w:t>;</w:t>
-      </w:r>
-      <w:r>
-        <w:rPr>
-          <w:rFonts w:ascii="Times New Roman" w:hAnsi="Times New Roman" w:eastAsia="Times New Roman" w:cs="Times New Roman"/>
-        </w:rPr>
-        <w:t xml:space="preserve"> (C) </w:t>
-      </w:r>
-      <w:r>
-        <w:rPr>
-          <w:rFonts w:hint="eastAsia" w:ascii="Times New Roman" w:hAnsi="Times New Roman" w:eastAsia="FangSong" w:cs="Times New Roman"/>
-        </w:rPr>
-        <w:t>标准摩尔熵</w:t>
-      </w:r>
-      <w:r>
-        <w:rPr>
-          <w:rFonts w:hint="eastAsia" w:ascii="Times New Roman" w:hAnsi="Times New Roman" w:eastAsia="Times New Roman" w:cs="Times New Roman"/>
-        </w:rPr>
-        <w:t>;</w:t>
-      </w:r>
-      <w:r>
-        <w:rPr>
-          <w:rFonts w:ascii="Times New Roman" w:hAnsi="Times New Roman" w:eastAsia="Times New Roman" w:cs="Times New Roman"/>
-        </w:rPr>
-        <w:t xml:space="preserve"> (D) </w:t>
-      </w:r>
-      <w:r>
-        <w:rPr>
-          <w:rFonts w:hint="eastAsia" w:ascii="Times New Roman" w:hAnsi="Times New Roman" w:eastAsia="FangSong" w:cs="Times New Roman"/>
-        </w:rPr>
-        <w:t>液体质量</w:t>
-      </w:r>
-      <w:r>
-        <w:rPr>
-          <w:rFonts w:hint="eastAsia" w:ascii="Times New Roman" w:hAnsi="Times New Roman" w:eastAsia="Times New Roman" w:cs="Times New Roman"/>
-        </w:rPr>
-        <w:t>。</w:t>
-      </w:r>
-    </w:p>
-    <w:p>
-      <w:pPr>
-        <w:pStyle w:val="BlockText"/>
-      </w:pPr>
-      <w:r>
-        <w:rPr>
-          <w:rFonts w:hint="eastAsia" w:ascii="Times New Roman" w:hAnsi="Times New Roman" w:eastAsia="FangSong" w:cs="Times New Roman"/>
-          <w:b/>
-          <w:bCs/>
-        </w:rPr>
-        <w:t xml:space="preserve">答案</w:t>
-      </w:r>
-      <w:r>
-        <w:rPr>
-          <w:rFonts w:hint="eastAsia" w:ascii="Times New Roman" w:hAnsi="Times New Roman" w:eastAsia="Times New Roman" w:cs="Times New Roman"/>
-        </w:rPr>
-        <w:t xml:space="preserve">：</w:t>
-      </w:r>
-      <w:r>
-        <w:rPr>
-          <w:rFonts w:ascii="Times New Roman" w:hAnsi="Times New Roman" w:eastAsia="Times New Roman" w:cs="Times New Roman"/>
-          <w:b/>
-          <w:bCs/>
-        </w:rPr>
-        <w:t xml:space="preserve">(C)</w:t>
-      </w:r>
-    </w:p>
-    <w:p>
-      <w:pPr>
-        <w:pStyle w:val="FirstParagraph"/>
-      </w:pPr>
-      <w:r>
-        <w:rPr>
-          <w:rFonts w:hint="eastAsia" w:ascii="Times New Roman" w:hAnsi="Times New Roman" w:eastAsia="FangSong" w:cs="Times New Roman"/>
-          <w:b/>
-          <w:bCs/>
-        </w:rPr>
-        <w:t xml:space="preserve">参考答案</w:t>
-      </w:r>
-    </w:p>
-    <w:p>
-      <w:pPr>
-        <w:pStyle w:val="BodyText"/>
-      </w:pPr>
-      <w:r>
-        <w:rPr>
-          <w:rFonts w:hint="eastAsia" w:ascii="Times New Roman" w:hAnsi="Times New Roman" w:eastAsia="Times New Roman" w:cs="Times New Roman"/>
-        </w:rPr>
-        <w:t>（</w:t>
-      </w:r>
-      <w:r>
-        <w:rPr>
-          <w:rFonts w:hint="eastAsia" w:ascii="Times New Roman" w:hAnsi="Times New Roman" w:eastAsia="FangSong" w:cs="Times New Roman"/>
-        </w:rPr>
-        <w:t>题库源文件未含结构化答案区</w:t>
-      </w:r>
-      <w:r>
-        <w:rPr>
-          <w:rFonts w:hint="eastAsia" w:ascii="Times New Roman" w:hAnsi="Times New Roman" w:eastAsia="Times New Roman" w:cs="Times New Roman"/>
-        </w:rPr>
-        <w:t>，</w:t>
-      </w:r>
-      <w:r>
-        <w:rPr>
-          <w:rFonts w:hint="eastAsia" w:ascii="Times New Roman" w:hAnsi="Times New Roman" w:eastAsia="FangSong" w:cs="Times New Roman"/>
-        </w:rPr>
-        <w:t>见题文件</w:t>
-      </w:r>
-      <w:r>
-        <w:rPr>
-          <w:rFonts w:hint="eastAsia" w:ascii="Times New Roman" w:hAnsi="Times New Roman" w:eastAsia="Times New Roman" w:cs="Times New Roman"/>
-        </w:rPr>
-        <w:t>）</w:t>
-      </w:r>
-    </w:p>
-    <w:bookmarkEnd w:id="51"/>
-    <w:bookmarkStart w:id="52" w:name="第-14-题"/>
+    <w:bookmarkEnd w:id="53"/>
+    <w:bookmarkStart w:id="54" w:name="第-14-题"/>
     <w:p>
       <w:pPr>
         <w:pStyle w:val="Heading2"/>
@@ -43465,7 +41889,7 @@
     </w:p>
     <w:p>
       <w:pPr>
-        <w:pStyle w:val="BlockText"/>
+        <w:pStyle w:val="BodyText"/>
       </w:pPr>
       <w:r>
         <w:rPr>
@@ -43473,18 +41897,12 @@
           <w:b/>
           <w:bCs/>
         </w:rPr>
-        <w:t xml:space="preserve">答案</w:t>
-      </w:r>
-      <w:r>
-        <w:rPr>
-          <w:rFonts w:hint="eastAsia" w:ascii="Times New Roman" w:hAnsi="Times New Roman" w:eastAsia="Times New Roman" w:cs="Times New Roman"/>
-        </w:rPr>
-        <w:t xml:space="preserve">：-3905.4,0.496。</w:t>
+        <w:t xml:space="preserve">参考答案</w:t>
       </w:r>
     </w:p>
     <w:p>
       <w:pPr>
-        <w:pStyle w:val="FirstParagraph"/>
+        <w:pStyle w:val="BlockText"/>
       </w:pPr>
       <w:r>
         <w:rPr>
@@ -43492,46 +41910,17 @@
           <w:b/>
           <w:bCs/>
         </w:rPr>
-        <w:t xml:space="preserve">参考答案</w:t>
+        <w:t xml:space="preserve">答案</w:t>
+      </w:r>
+      <w:r>
+        <w:rPr>
+          <w:rFonts w:hint="eastAsia" w:ascii="Times New Roman" w:hAnsi="Times New Roman" w:eastAsia="Times New Roman" w:cs="Times New Roman"/>
+        </w:rPr>
+        <w:t xml:space="preserve">：-3905.4,0.496。</w:t>
       </w:r>
     </w:p>
-    <w:p>
-      <w:pPr>
-        <w:pStyle w:val="BodyText"/>
-      </w:pPr>
-      <w:r>
-        <w:rPr>
-          <w:rFonts w:hint="eastAsia" w:ascii="Times New Roman" w:hAnsi="Times New Roman" w:eastAsia="Times New Roman" w:cs="Times New Roman"/>
-        </w:rPr>
-        <w:t>（</w:t>
-      </w:r>
-      <w:r>
-        <w:rPr>
-          <w:rFonts w:hint="eastAsia" w:ascii="Times New Roman" w:hAnsi="Times New Roman" w:eastAsia="FangSong" w:cs="Times New Roman"/>
-        </w:rPr>
-        <w:t>题库源文件未含结构化答案区</w:t>
-      </w:r>
-      <w:r>
-        <w:rPr>
-          <w:rFonts w:hint="eastAsia" w:ascii="Times New Roman" w:hAnsi="Times New Roman" w:eastAsia="Times New Roman" w:cs="Times New Roman"/>
-        </w:rPr>
-        <w:t>，</w:t>
-      </w:r>
-      <w:r>
-        <w:rPr>
-          <w:rFonts w:hint="eastAsia" w:ascii="Times New Roman" w:hAnsi="Times New Roman" w:eastAsia="FangSong" w:cs="Times New Roman"/>
-        </w:rPr>
-        <w:t>见题文件</w:t>
-      </w:r>
-      <w:r>
-        <w:rPr>
-          <w:rFonts w:hint="eastAsia" w:ascii="Times New Roman" w:hAnsi="Times New Roman" w:eastAsia="Times New Roman" w:cs="Times New Roman"/>
-        </w:rPr>
-        <w:t>）</w:t>
-      </w:r>
-    </w:p>
-    <w:bookmarkEnd w:id="52"/>
-    <w:bookmarkStart w:id="53" w:name="第-15-题"/>
+    <w:bookmarkEnd w:id="54"/>
+    <w:bookmarkStart w:id="55" w:name="第-15-题"/>
     <w:p>
       <w:pPr>
         <w:pStyle w:val="Heading2"/>
@@ -43585,8 +41974,8 @@
         <w:t>》</w:t>
       </w:r>
     </w:p>
-    <w:bookmarkEnd w:id="53"/>
-    <w:bookmarkStart w:id="54" w:name="习17-化学平衡-le-chatelier原理"/>
+    <w:bookmarkEnd w:id="55"/>
+    <w:bookmarkStart w:id="56" w:name="习17-化学平衡-le-chatelier原理"/>
     <w:p>
       <w:pPr>
         <w:pStyle w:val="Heading2"/>
@@ -43910,12 +42299,238 @@
     </w:p>
     <w:p>
       <w:pPr>
+        <w:pStyle w:val="BodyText"/>
+      </w:pPr>
+      <w:r>
+        <w:rPr>
+          <w:rFonts w:hint="eastAsia" w:ascii="Times New Roman" w:hAnsi="Times New Roman" w:eastAsia="FangSong" w:cs="Times New Roman"/>
+          <w:b/>
+          <w:bCs/>
+        </w:rPr>
+        <w:t xml:space="preserve">参考答案</w:t>
+      </w:r>
+    </w:p>
+    <w:p>
+      <w:pPr>
+        <w:pStyle w:val="BodyText"/>
+      </w:pPr>
+      <w:r>
+        <w:rPr>
+          <w:rFonts w:hint="eastAsia" w:ascii="Times New Roman" w:hAnsi="Times New Roman" w:eastAsia="FangSong" w:cs="Times New Roman"/>
+          <w:b/>
+          <w:bCs/>
+        </w:rPr>
+        <w:t>答案</w:t>
+      </w:r>
+      <w:r>
+        <w:rPr>
+          <w:rFonts w:hint="eastAsia" w:ascii="Times New Roman" w:hAnsi="Times New Roman" w:eastAsia="Times New Roman" w:cs="Times New Roman"/>
+          <w:b/>
+          <w:bCs/>
+        </w:rPr>
+        <w:t>：D</w:t>
+      </w:r>
+    </w:p>
+    <w:p>
+      <w:pPr>
+        <w:pStyle w:val="BodyText"/>
+      </w:pPr>
+      <w:r>
+        <w:rPr>
+          <w:rFonts w:hint="eastAsia" w:ascii="Times New Roman" w:hAnsi="Times New Roman" w:eastAsia="FangSong" w:cs="Times New Roman"/>
+          <w:b/>
+          <w:bCs/>
+        </w:rPr>
+        <w:t>解析</w:t>
+      </w:r>
+      <w:r>
+        <w:rPr>
+          <w:rFonts w:hint="eastAsia" w:ascii="Times New Roman" w:hAnsi="Times New Roman" w:eastAsia="Times New Roman" w:cs="Times New Roman"/>
+          <w:b/>
+          <w:bCs/>
+        </w:rPr>
+        <w:t>：</w:t>
+      </w:r>
+    </w:p>
+    <w:p>
+      <w:pPr>
+        <w:pStyle w:val="BodyText"/>
+      </w:pPr>
+      <w:r>
+        <w:rPr>
+          <w:rFonts w:hint="eastAsia" w:ascii="Times New Roman" w:hAnsi="Times New Roman" w:eastAsia="FangSong" w:cs="Times New Roman"/>
+        </w:rPr>
+        <w:t>正反应吸热</w:t>
+      </w:r>
+      <w:r>
+        <w:rPr>
+          <w:rFonts w:hint="eastAsia" w:ascii="Times New Roman" w:hAnsi="Times New Roman" w:eastAsia="Times New Roman" w:cs="Times New Roman"/>
+        </w:rPr>
+        <w:t>，</w:t>
+      </w:r>
+      <w:r>
+        <w:rPr>
+          <w:rFonts w:hint="eastAsia" w:ascii="Times New Roman" w:hAnsi="Times New Roman" w:eastAsia="FangSong" w:cs="Times New Roman"/>
+        </w:rPr>
+        <w:t>升温平衡正移</w:t>
+      </w:r>
+      <w:r>
+        <w:rPr>
+          <w:rFonts w:hint="eastAsia" w:ascii="Times New Roman" w:hAnsi="Times New Roman" w:eastAsia="Times New Roman" w:cs="Times New Roman"/>
+        </w:rPr>
+        <w:t>（A</w:t>
+      </w:r>
+      <w:r>
+        <w:rPr>
+          <w:rFonts w:hint="eastAsia" w:ascii="Times New Roman" w:hAnsi="Times New Roman" w:eastAsia="FangSong" w:cs="Times New Roman"/>
+        </w:rPr>
+        <w:t>可行</w:t>
+      </w:r>
+      <w:r>
+        <w:rPr>
+          <w:rFonts w:hint="eastAsia" w:ascii="Times New Roman" w:hAnsi="Times New Roman" w:eastAsia="Times New Roman" w:cs="Times New Roman"/>
+        </w:rPr>
+        <w:t>）。</w:t>
+      </w:r>
+      <w:r>
+        <w:rPr>
+          <w:rFonts w:hint="eastAsia" w:ascii="Times New Roman" w:hAnsi="Times New Roman" w:eastAsia="FangSong" w:cs="Times New Roman"/>
+        </w:rPr>
+        <w:t>正反应方向气体分子数增大</w:t>
+      </w:r>
+      <w:r>
+        <w:rPr>
+          <w:rFonts w:hint="eastAsia" w:ascii="Times New Roman" w:hAnsi="Times New Roman" w:eastAsia="Times New Roman" w:cs="Times New Roman"/>
+        </w:rPr>
+        <w:t>（1→2），</w:t>
+      </w:r>
+      <w:r>
+        <w:rPr>
+          <w:rFonts w:hint="eastAsia" w:ascii="Times New Roman" w:hAnsi="Times New Roman" w:eastAsia="FangSong" w:cs="Times New Roman"/>
+        </w:rPr>
+        <w:t>减压平衡向分子数增大方向移动即正移</w:t>
+      </w:r>
+      <w:r>
+        <w:rPr>
+          <w:rFonts w:hint="eastAsia" w:ascii="Times New Roman" w:hAnsi="Times New Roman" w:eastAsia="Times New Roman" w:cs="Times New Roman"/>
+        </w:rPr>
+        <w:t>（B</w:t>
+      </w:r>
+      <w:r>
+        <w:rPr>
+          <w:rFonts w:hint="eastAsia" w:ascii="Times New Roman" w:hAnsi="Times New Roman" w:eastAsia="FangSong" w:cs="Times New Roman"/>
+        </w:rPr>
+        <w:t>可行</w:t>
+      </w:r>
+      <w:r>
+        <w:rPr>
+          <w:rFonts w:hint="eastAsia" w:ascii="Times New Roman" w:hAnsi="Times New Roman" w:eastAsia="Times New Roman" w:cs="Times New Roman"/>
+        </w:rPr>
+        <w:t>）。</w:t>
+      </w:r>
+      <w:r>
+        <w:rPr>
+          <w:rFonts w:hint="eastAsia" w:ascii="Times New Roman" w:hAnsi="Times New Roman" w:eastAsia="FangSong" w:cs="Times New Roman"/>
+        </w:rPr>
+        <w:t>加入</w:t>
+      </w:r>
+      <w:r>
+        <w:rPr>
+          <w:rFonts w:hint="eastAsia" w:ascii="Times New Roman" w:hAnsi="Times New Roman" w:eastAsia="Times New Roman" w:cs="Times New Roman"/>
+        </w:rPr>
+        <w:t>N</w:t>
+      </w:r>
+      <w:r>
+        <w:rPr>
+          <w:rFonts w:hint="eastAsia" w:ascii="Times New Roman" w:hAnsi="Times New Roman" w:eastAsia="Times New Roman" w:cs="Times New Roman"/>
+          <w:vertAlign w:val="subscript"/>
+        </w:rPr>
+        <w:t>2</w:t>
+      </w:r>
+      <w:r>
+        <w:rPr>
+          <w:rFonts w:hint="eastAsia" w:ascii="Times New Roman" w:hAnsi="Times New Roman" w:eastAsia="Times New Roman" w:cs="Times New Roman"/>
+        </w:rPr>
+        <w:t>O</w:t>
+      </w:r>
+      <w:r>
+        <w:rPr>
+          <w:rFonts w:hint="eastAsia" w:ascii="Times New Roman" w:hAnsi="Times New Roman" w:eastAsia="Times New Roman" w:cs="Times New Roman"/>
+          <w:vertAlign w:val="subscript"/>
+        </w:rPr>
+        <w:t>4</w:t>
+      </w:r>
+      <w:r>
+        <w:rPr>
+          <w:rFonts w:hint="eastAsia" w:ascii="Times New Roman" w:hAnsi="Times New Roman" w:eastAsia="FangSong" w:cs="Times New Roman"/>
+        </w:rPr>
+        <w:t>虽使正移但转化率不一定增大</w:t>
+      </w:r>
+      <w:r>
+        <w:rPr>
+          <w:rFonts w:hint="eastAsia" w:ascii="Times New Roman" w:hAnsi="Times New Roman" w:eastAsia="Times New Roman" w:cs="Times New Roman"/>
+        </w:rPr>
+        <w:t>，</w:t>
+      </w:r>
+      <w:r>
+        <w:rPr>
+          <w:rFonts w:hint="eastAsia" w:ascii="Times New Roman" w:hAnsi="Times New Roman" w:eastAsia="FangSong" w:cs="Times New Roman"/>
+        </w:rPr>
+        <w:t>但平衡确实正向移动</w:t>
+      </w:r>
+      <w:r>
+        <w:rPr>
+          <w:rFonts w:hint="eastAsia" w:ascii="Times New Roman" w:hAnsi="Times New Roman" w:eastAsia="Times New Roman" w:cs="Times New Roman"/>
+        </w:rPr>
+        <w:t>。</w:t>
+      </w:r>
+      <w:r>
+        <w:rPr>
+          <w:rFonts w:hint="eastAsia" w:ascii="Times New Roman" w:hAnsi="Times New Roman" w:eastAsia="FangSong" w:cs="Times New Roman"/>
+        </w:rPr>
+        <w:t>故</w:t>
+      </w:r>
+      <w:r>
+        <w:rPr>
+          <w:rFonts w:hint="eastAsia" w:ascii="Times New Roman" w:hAnsi="Times New Roman" w:eastAsia="Times New Roman" w:cs="Times New Roman"/>
+        </w:rPr>
+        <w:t>D</w:t>
+      </w:r>
+      <w:r>
+        <w:rPr>
+          <w:rFonts w:hint="eastAsia" w:ascii="Times New Roman" w:hAnsi="Times New Roman" w:eastAsia="FangSong" w:cs="Times New Roman"/>
+        </w:rPr>
+        <w:t>最完整</w:t>
+      </w:r>
+      <w:r>
+        <w:rPr>
+          <w:rFonts w:hint="eastAsia" w:ascii="Times New Roman" w:hAnsi="Times New Roman" w:eastAsia="Times New Roman" w:cs="Times New Roman"/>
+        </w:rPr>
+        <w:t>。</w:t>
+      </w:r>
+    </w:p>
+    <w:p>
+      <w:pPr>
         <w:spacing w:before="160" w:after="80"/>
       </w:pPr>
       <w:r>
         <w:pict>
           <v:rect style="width:0;height:1.5pt" o:hralign="center" o:hrstd="t" o:hr="t"/>
         </w:pict>
+      </w:r>
+    </w:p>
+    <w:bookmarkEnd w:id="56"/>
+    <w:bookmarkStart w:id="57" w:name="参考答案-6"/>
+    <w:p>
+      <w:pPr>
+        <w:pStyle w:val="Heading2"/>
+        <w:spacing w:before="280" w:after="120"/>
+      </w:pPr>
+      <w:r>
+        <w:rPr>
+          <w:rFonts w:hint="eastAsia" w:ascii="Times New Roman" w:hAnsi="Times New Roman" w:eastAsia="SimHei" w:cs="Times New Roman"/>
+        </w:rPr>
+        <w:t xml:space="preserve">参考答案</w:t>
       </w:r>
     </w:p>
     <w:p>
@@ -43928,19 +42543,6 @@
           <w:b/>
           <w:bCs/>
         </w:rPr>
-        <w:t xml:space="preserve">参考答案</w:t>
-      </w:r>
-    </w:p>
-    <w:p>
-      <w:pPr>
-        <w:pStyle w:val="BodyText"/>
-      </w:pPr>
-      <w:r>
-        <w:rPr>
-          <w:rFonts w:hint="eastAsia" w:ascii="Times New Roman" w:hAnsi="Times New Roman" w:eastAsia="FangSong" w:cs="Times New Roman"/>
-          <w:b/>
-          <w:bCs/>
-        </w:rPr>
         <w:t>答案</w:t>
       </w:r>
       <w:r>
@@ -43949,335 +42551,11 @@
           <w:b/>
           <w:bCs/>
         </w:rPr>
-        <w:t>：D</w:t>
+        <w:t>：A</w:t>
       </w:r>
     </w:p>
-    <w:p>
-      <w:pPr>
-        <w:pStyle w:val="BodyText"/>
-      </w:pPr>
-      <w:r>
-        <w:rPr>
-          <w:rFonts w:hint="eastAsia" w:ascii="Times New Roman" w:hAnsi="Times New Roman" w:eastAsia="FangSong" w:cs="Times New Roman"/>
-          <w:b/>
-          <w:bCs/>
-        </w:rPr>
-        <w:t>解析</w:t>
-      </w:r>
-      <w:r>
-        <w:rPr>
-          <w:rFonts w:hint="eastAsia" w:ascii="Times New Roman" w:hAnsi="Times New Roman" w:eastAsia="Times New Roman" w:cs="Times New Roman"/>
-          <w:b/>
-          <w:bCs/>
-        </w:rPr>
-        <w:t>：</w:t>
-      </w:r>
-    </w:p>
-    <w:p>
-      <w:pPr>
-        <w:pStyle w:val="BodyText"/>
-      </w:pPr>
-      <w:r>
-        <w:rPr>
-          <w:rFonts w:hint="eastAsia" w:ascii="Times New Roman" w:hAnsi="Times New Roman" w:eastAsia="FangSong" w:cs="Times New Roman"/>
-        </w:rPr>
-        <w:t>正反应吸热</w:t>
-      </w:r>
-      <w:r>
-        <w:rPr>
-          <w:rFonts w:hint="eastAsia" w:ascii="Times New Roman" w:hAnsi="Times New Roman" w:eastAsia="Times New Roman" w:cs="Times New Roman"/>
-        </w:rPr>
-        <w:t>，</w:t>
-      </w:r>
-      <w:r>
-        <w:rPr>
-          <w:rFonts w:hint="eastAsia" w:ascii="Times New Roman" w:hAnsi="Times New Roman" w:eastAsia="FangSong" w:cs="Times New Roman"/>
-        </w:rPr>
-        <w:t>升温平衡正移</w:t>
-      </w:r>
-      <w:r>
-        <w:rPr>
-          <w:rFonts w:hint="eastAsia" w:ascii="Times New Roman" w:hAnsi="Times New Roman" w:eastAsia="Times New Roman" w:cs="Times New Roman"/>
-        </w:rPr>
-        <w:t>（A</w:t>
-      </w:r>
-      <w:r>
-        <w:rPr>
-          <w:rFonts w:hint="eastAsia" w:ascii="Times New Roman" w:hAnsi="Times New Roman" w:eastAsia="FangSong" w:cs="Times New Roman"/>
-        </w:rPr>
-        <w:t>可行</w:t>
-      </w:r>
-      <w:r>
-        <w:rPr>
-          <w:rFonts w:hint="eastAsia" w:ascii="Times New Roman" w:hAnsi="Times New Roman" w:eastAsia="Times New Roman" w:cs="Times New Roman"/>
-        </w:rPr>
-        <w:t>）。</w:t>
-      </w:r>
-      <w:r>
-        <w:rPr>
-          <w:rFonts w:hint="eastAsia" w:ascii="Times New Roman" w:hAnsi="Times New Roman" w:eastAsia="FangSong" w:cs="Times New Roman"/>
-        </w:rPr>
-        <w:t>正反应方向气体分子数增大</w:t>
-      </w:r>
-      <w:r>
-        <w:rPr>
-          <w:rFonts w:hint="eastAsia" w:ascii="Times New Roman" w:hAnsi="Times New Roman" w:eastAsia="Times New Roman" w:cs="Times New Roman"/>
-        </w:rPr>
-        <w:t>（1→2），</w:t>
-      </w:r>
-      <w:r>
-        <w:rPr>
-          <w:rFonts w:hint="eastAsia" w:ascii="Times New Roman" w:hAnsi="Times New Roman" w:eastAsia="FangSong" w:cs="Times New Roman"/>
-        </w:rPr>
-        <w:t>减压平衡向分子数增大方向移动即正移</w:t>
-      </w:r>
-      <w:r>
-        <w:rPr>
-          <w:rFonts w:hint="eastAsia" w:ascii="Times New Roman" w:hAnsi="Times New Roman" w:eastAsia="Times New Roman" w:cs="Times New Roman"/>
-        </w:rPr>
-        <w:t>（B</w:t>
-      </w:r>
-      <w:r>
-        <w:rPr>
-          <w:rFonts w:hint="eastAsia" w:ascii="Times New Roman" w:hAnsi="Times New Roman" w:eastAsia="FangSong" w:cs="Times New Roman"/>
-        </w:rPr>
-        <w:t>可行</w:t>
-      </w:r>
-      <w:r>
-        <w:rPr>
-          <w:rFonts w:hint="eastAsia" w:ascii="Times New Roman" w:hAnsi="Times New Roman" w:eastAsia="Times New Roman" w:cs="Times New Roman"/>
-        </w:rPr>
-        <w:t>）。</w:t>
-      </w:r>
-      <w:r>
-        <w:rPr>
-          <w:rFonts w:hint="eastAsia" w:ascii="Times New Roman" w:hAnsi="Times New Roman" w:eastAsia="FangSong" w:cs="Times New Roman"/>
-        </w:rPr>
-        <w:t>加入</w:t>
-      </w:r>
-      <w:r>
-        <w:rPr>
-          <w:rFonts w:hint="eastAsia" w:ascii="Times New Roman" w:hAnsi="Times New Roman" w:eastAsia="Times New Roman" w:cs="Times New Roman"/>
-        </w:rPr>
-        <w:t>N</w:t>
-      </w:r>
-      <w:r>
-        <w:rPr>
-          <w:rFonts w:hint="eastAsia" w:ascii="Times New Roman" w:hAnsi="Times New Roman" w:eastAsia="Times New Roman" w:cs="Times New Roman"/>
-          <w:vertAlign w:val="subscript"/>
-        </w:rPr>
-        <w:t>2</w:t>
-      </w:r>
-      <w:r>
-        <w:rPr>
-          <w:rFonts w:hint="eastAsia" w:ascii="Times New Roman" w:hAnsi="Times New Roman" w:eastAsia="Times New Roman" w:cs="Times New Roman"/>
-        </w:rPr>
-        <w:t>O</w:t>
-      </w:r>
-      <w:r>
-        <w:rPr>
-          <w:rFonts w:hint="eastAsia" w:ascii="Times New Roman" w:hAnsi="Times New Roman" w:eastAsia="Times New Roman" w:cs="Times New Roman"/>
-          <w:vertAlign w:val="subscript"/>
-        </w:rPr>
-        <w:t>4</w:t>
-      </w:r>
-      <w:r>
-        <w:rPr>
-          <w:rFonts w:hint="eastAsia" w:ascii="Times New Roman" w:hAnsi="Times New Roman" w:eastAsia="FangSong" w:cs="Times New Roman"/>
-        </w:rPr>
-        <w:t>虽使正移但转化率不一定增大</w:t>
-      </w:r>
-      <w:r>
-        <w:rPr>
-          <w:rFonts w:hint="eastAsia" w:ascii="Times New Roman" w:hAnsi="Times New Roman" w:eastAsia="Times New Roman" w:cs="Times New Roman"/>
-        </w:rPr>
-        <w:t>，</w:t>
-      </w:r>
-      <w:r>
-        <w:rPr>
-          <w:rFonts w:hint="eastAsia" w:ascii="Times New Roman" w:hAnsi="Times New Roman" w:eastAsia="FangSong" w:cs="Times New Roman"/>
-        </w:rPr>
-        <w:t>但平衡确实正向移动</w:t>
-      </w:r>
-      <w:r>
-        <w:rPr>
-          <w:rFonts w:hint="eastAsia" w:ascii="Times New Roman" w:hAnsi="Times New Roman" w:eastAsia="Times New Roman" w:cs="Times New Roman"/>
-        </w:rPr>
-        <w:t>。</w:t>
-      </w:r>
-      <w:r>
-        <w:rPr>
-          <w:rFonts w:hint="eastAsia" w:ascii="Times New Roman" w:hAnsi="Times New Roman" w:eastAsia="FangSong" w:cs="Times New Roman"/>
-        </w:rPr>
-        <w:t>故</w:t>
-      </w:r>
-      <w:r>
-        <w:rPr>
-          <w:rFonts w:hint="eastAsia" w:ascii="Times New Roman" w:hAnsi="Times New Roman" w:eastAsia="Times New Roman" w:cs="Times New Roman"/>
-        </w:rPr>
-        <w:t>D</w:t>
-      </w:r>
-      <w:r>
-        <w:rPr>
-          <w:rFonts w:hint="eastAsia" w:ascii="Times New Roman" w:hAnsi="Times New Roman" w:eastAsia="FangSong" w:cs="Times New Roman"/>
-        </w:rPr>
-        <w:t>最完整</w:t>
-      </w:r>
-      <w:r>
-        <w:rPr>
-          <w:rFonts w:hint="eastAsia" w:ascii="Times New Roman" w:hAnsi="Times New Roman" w:eastAsia="Times New Roman" w:cs="Times New Roman"/>
-        </w:rPr>
-        <w:t>。</w:t>
-      </w:r>
-    </w:p>
-    <w:p>
-      <w:pPr>
-        <w:pStyle w:val="BodyText"/>
-      </w:pPr>
-      <w:r>
-        <w:rPr>
-          <w:rFonts w:ascii="Times New Roman" w:hAnsi="Times New Roman" w:eastAsia="Times New Roman" w:cs="Times New Roman"/>
-        </w:rPr>
-        <w:t xml:space="preserve">used_in:</w:t>
-      </w:r>
-      <w:r>
-        <w:rPr>
-          <w:rFonts w:ascii="Times New Roman" w:hAnsi="Times New Roman" w:eastAsia="Times New Roman" w:cs="Times New Roman"/>
-        </w:rPr>
-        <w:t xml:space="preserve"> </w:t>
-      </w:r>
-      <w:r>
-        <w:rPr>
-          <w:rFonts w:hint="eastAsia" w:ascii="Times New Roman" w:hAnsi="Times New Roman" w:eastAsia="Times New Roman" w:cs="Times New Roman"/>
-        </w:rPr>
-        <w:t>“</w:t>
-      </w:r>
-      <w:r>
-        <w:rPr>
-          <w:rFonts w:hint="eastAsia" w:ascii="Times New Roman" w:hAnsi="Times New Roman" w:eastAsia="FangSong" w:cs="Times New Roman"/>
-        </w:rPr>
-        <w:t>第二轮习题集</w:t>
-      </w:r>
-      <w:r>
-        <w:rPr>
-          <w:rFonts w:hint="eastAsia" w:ascii="Times New Roman" w:hAnsi="Times New Roman" w:eastAsia="Times New Roman" w:cs="Times New Roman"/>
-        </w:rPr>
-        <w:t>-</w:t>
-      </w:r>
-      <w:r>
-        <w:rPr>
-          <w:rFonts w:hint="eastAsia" w:ascii="Times New Roman" w:hAnsi="Times New Roman" w:eastAsia="FangSong" w:cs="Times New Roman"/>
-        </w:rPr>
-        <w:t>化学原理</w:t>
-      </w:r>
-      <w:r>
-        <w:rPr>
-          <w:rFonts w:hint="eastAsia" w:ascii="Times New Roman" w:hAnsi="Times New Roman" w:eastAsia="Times New Roman" w:cs="Times New Roman"/>
-        </w:rPr>
-        <w:t>I”</w:t>
-      </w:r>
-      <w:r>
-        <w:rPr>
-          <w:rFonts w:ascii="Times New Roman" w:hAnsi="Times New Roman" w:eastAsia="Times New Roman" w:cs="Times New Roman"/>
-        </w:rPr>
-        <w:t xml:space="preserve"> </w:t>
-      </w:r>
-      <w:r>
-        <w:rPr>
-          <w:rFonts w:ascii="Times New Roman" w:hAnsi="Times New Roman" w:eastAsia="Times New Roman" w:cs="Times New Roman"/>
-        </w:rPr>
-        <w:t xml:space="preserve">used_in:</w:t>
-      </w:r>
-      <w:r>
-        <w:rPr>
-          <w:rFonts w:ascii="Times New Roman" w:hAnsi="Times New Roman" w:eastAsia="Times New Roman" w:cs="Times New Roman"/>
-        </w:rPr>
-        <w:t xml:space="preserve"> </w:t>
-      </w:r>
-      <w:r>
-        <w:rPr>
-          <w:rFonts w:hint="eastAsia" w:ascii="Times New Roman" w:hAnsi="Times New Roman" w:eastAsia="Times New Roman" w:cs="Times New Roman"/>
-        </w:rPr>
-        <w:t>“</w:t>
-      </w:r>
-      <w:r>
-        <w:rPr>
-          <w:rFonts w:hint="eastAsia" w:ascii="Times New Roman" w:hAnsi="Times New Roman" w:eastAsia="FangSong" w:cs="Times New Roman"/>
-        </w:rPr>
-        <w:t>第二轮习题集</w:t>
-      </w:r>
-      <w:r>
-        <w:rPr>
-          <w:rFonts w:hint="eastAsia" w:ascii="Times New Roman" w:hAnsi="Times New Roman" w:eastAsia="Times New Roman" w:cs="Times New Roman"/>
-        </w:rPr>
-        <w:t>-</w:t>
-      </w:r>
-      <w:r>
-        <w:rPr>
-          <w:rFonts w:hint="eastAsia" w:ascii="Times New Roman" w:hAnsi="Times New Roman" w:eastAsia="FangSong" w:cs="Times New Roman"/>
-        </w:rPr>
-        <w:t>化学原理</w:t>
-      </w:r>
-      <w:r>
-        <w:rPr>
-          <w:rFonts w:hint="eastAsia" w:ascii="Times New Roman" w:hAnsi="Times New Roman" w:eastAsia="Times New Roman" w:cs="Times New Roman"/>
-        </w:rPr>
-        <w:t>II”</w:t>
-      </w:r>
-      <w:r>
-        <w:rPr>
-          <w:rFonts w:ascii="Times New Roman" w:hAnsi="Times New Roman" w:eastAsia="Times New Roman" w:cs="Times New Roman"/>
-        </w:rPr>
-        <w:t xml:space="preserve"> </w:t>
-      </w:r>
-      <w:r>
-        <w:rPr>
-          <w:rFonts w:ascii="Times New Roman" w:hAnsi="Times New Roman" w:eastAsia="Times New Roman" w:cs="Times New Roman"/>
-        </w:rPr>
-        <w:t xml:space="preserve">___</w:t>
-      </w:r>
-      <w:r>
-        <w:rPr>
-          <w:rFonts w:ascii="Times New Roman" w:hAnsi="Times New Roman" w:eastAsia="Times New Roman" w:cs="Times New Roman"/>
-        </w:rPr>
-        <w:t xml:space="preserve"> </w:t>
-      </w:r>
-      <w:r>
-        <w:rPr>
-          <w:rFonts w:ascii="Times New Roman" w:hAnsi="Times New Roman" w:eastAsia="Times New Roman" w:cs="Times New Roman"/>
-        </w:rPr>
-        <w:t xml:space="preserve">## </w:t>
-      </w:r>
-      <w:r>
-        <w:rPr>
-          <w:rFonts w:hint="eastAsia" w:ascii="Times New Roman" w:hAnsi="Times New Roman" w:eastAsia="FangSong" w:cs="Times New Roman"/>
-        </w:rPr>
-        <w:t xml:space="preserve">参考答案</w:t>
-      </w:r>
-    </w:p>
-    <w:p>
-      <w:pPr>
-        <w:pStyle w:val="BodyText"/>
-      </w:pPr>
-      <w:r>
-        <w:rPr>
-          <w:rFonts w:hint="eastAsia" w:ascii="Times New Roman" w:hAnsi="Times New Roman" w:eastAsia="FangSong" w:cs="Times New Roman"/>
-          <w:b/>
-          <w:bCs/>
-        </w:rPr>
-        <w:t>答案</w:t>
-      </w:r>
-      <w:r>
-        <w:rPr>
-          <w:rFonts w:hint="eastAsia" w:ascii="Times New Roman" w:hAnsi="Times New Roman" w:eastAsia="Times New Roman" w:cs="Times New Roman"/>
-          <w:b/>
-          <w:bCs/>
-        </w:rPr>
-        <w:t>：A</w:t>
-      </w:r>
-    </w:p>
-    <w:bookmarkEnd w:id="54"/>
-    <w:bookmarkStart w:id="55" w:name="第-16-题"/>
+    <w:bookmarkEnd w:id="57"/>
+    <w:bookmarkStart w:id="58" w:name="第-16-题"/>
     <w:p>
       <w:pPr>
         <w:pStyle w:val="Heading2"/>
@@ -45290,16 +43568,7 @@
                   <m:t>=</m:t>
                 </m:r>
                 <m:r>
-                  <m:t>1</m:t>
-                </m:r>
-                <m:r>
-                  <m:rPr>
-                    <m:sty m:val="p"/>
-                  </m:rPr>
-                  <m:t>.</m:t>
-                </m:r>
-                <m:r>
-                  <m:t>4</m:t>
+                  <m:t>1.4</m:t>
                 </m:r>
                 <m:r>
                   <m:rPr>
@@ -45307,13 +43576,10 @@
                   </m:rPr>
                   <m:t>×</m:t>
                 </m:r>
-                <m:r>
-                  <m:t>1</m:t>
-                </m:r>
                 <m:sSup>
                   <m:e>
                     <m:r>
-                      <m:t>0</m:t>
+                      <m:t>10</m:t>
                     </m:r>
                   </m:e>
                   <m:sup>
@@ -45324,10 +43590,7 @@
                       <m:t>−</m:t>
                     </m:r>
                     <m:r>
-                      <m:t>2</m:t>
-                    </m:r>
-                    <m:r>
-                      <m:t>0</m:t>
+                      <m:t>20</m:t>
                     </m:r>
                   </m:sup>
                 </m:sSup>
@@ -45457,16 +43720,7 @@
                   <m:t>=</m:t>
                 </m:r>
                 <m:r>
-                  <m:t>6</m:t>
-                </m:r>
-                <m:r>
-                  <m:rPr>
-                    <m:sty m:val="p"/>
-                  </m:rPr>
-                  <m:t>.</m:t>
-                </m:r>
-                <m:r>
-                  <m:t>3</m:t>
+                  <m:t>6.3</m:t>
                 </m:r>
                 <m:r>
                   <m:rPr>
@@ -45474,13 +43728,10 @@
                   </m:rPr>
                   <m:t>×</m:t>
                 </m:r>
-                <m:r>
-                  <m:t>1</m:t>
-                </m:r>
                 <m:sSup>
                   <m:e>
                     <m:r>
-                      <m:t>0</m:t>
+                      <m:t>10</m:t>
                     </m:r>
                   </m:e>
                   <m:sup>
@@ -45491,10 +43742,7 @@
                       <m:t>−</m:t>
                     </m:r>
                     <m:r>
-                      <m:t>3</m:t>
-                    </m:r>
-                    <m:r>
-                      <m:t>6</m:t>
+                      <m:t>36</m:t>
                     </m:r>
                   </m:sup>
                 </m:sSup>
@@ -45692,30 +43940,18 @@
             </m:fPr>
             <m:num>
               <m:r>
-                <m:t>1</m:t>
-              </m:r>
-              <m:r>
-                <m:rPr>
-                  <m:sty m:val="p"/>
-                </m:rPr>
-                <m:t>.</m:t>
-              </m:r>
-              <m:r>
-                <m:t>4</m:t>
+                <m:t>1.4</m:t>
               </m:r>
               <m:r>
                 <m:rPr>
                   <m:sty m:val="p"/>
                 </m:rPr>
                 <m:t>×</m:t>
-              </m:r>
-              <m:r>
-                <m:t>1</m:t>
               </m:r>
               <m:sSup>
                 <m:e>
                   <m:r>
-                    <m:t>0</m:t>
+                    <m:t>10</m:t>
                   </m:r>
                 </m:e>
                 <m:sup>
@@ -45726,40 +43962,25 @@
                     <m:t>−</m:t>
                   </m:r>
                   <m:r>
-                    <m:t>2</m:t>
-                  </m:r>
-                  <m:r>
-                    <m:t>0</m:t>
+                    <m:t>20</m:t>
                   </m:r>
                 </m:sup>
               </m:sSup>
             </m:num>
             <m:den>
               <m:r>
-                <m:t>6</m:t>
-              </m:r>
-              <m:r>
-                <m:rPr>
-                  <m:sty m:val="p"/>
-                </m:rPr>
-                <m:t>.</m:t>
-              </m:r>
-              <m:r>
-                <m:t>3</m:t>
+                <m:t>6.3</m:t>
               </m:r>
               <m:r>
                 <m:rPr>
                   <m:sty m:val="p"/>
                 </m:rPr>
                 <m:t>×</m:t>
-              </m:r>
-              <m:r>
-                <m:t>1</m:t>
               </m:r>
               <m:sSup>
                 <m:e>
                   <m:r>
-                    <m:t>0</m:t>
+                    <m:t>10</m:t>
                   </m:r>
                 </m:e>
                 <m:sup>
@@ -45770,10 +43991,7 @@
                     <m:t>−</m:t>
                   </m:r>
                   <m:r>
-                    <m:t>3</m:t>
-                  </m:r>
-                  <m:r>
-                    <m:t>6</m:t>
+                    <m:t>36</m:t>
                   </m:r>
                 </m:sup>
               </m:sSup>
@@ -45786,19 +44004,7 @@
             <m:t>=</m:t>
           </m:r>
           <m:r>
-            <m:t>2</m:t>
-          </m:r>
-          <m:r>
-            <m:rPr>
-              <m:sty m:val="p"/>
-            </m:rPr>
-            <m:t>.</m:t>
-          </m:r>
-          <m:r>
-            <m:t>2</m:t>
-          </m:r>
-          <m:r>
-            <m:t>2</m:t>
+            <m:t>2.22</m:t>
           </m:r>
           <m:r>
             <m:rPr>
@@ -45806,21 +44012,15 @@
             </m:rPr>
             <m:t>×</m:t>
           </m:r>
-          <m:r>
-            <m:t>1</m:t>
-          </m:r>
           <m:sSup>
             <m:e>
               <m:r>
-                <m:t>0</m:t>
+                <m:t>10</m:t>
               </m:r>
             </m:e>
             <m:sup>
               <m:r>
-                <m:t>1</m:t>
-              </m:r>
-              <m:r>
-                <m:t>5</m:t>
+                <m:t>15</m:t>
               </m:r>
             </m:sup>
           </m:sSup>
@@ -46721,22 +44921,10 @@
                   <m:type m:val="bar"/>
                 </m:fPr>
                 <m:num>
-                  <m:r>
-                    <m:t>1</m:t>
-                  </m:r>
-                  <m:r>
-                    <m:t>2</m:t>
-                  </m:r>
-                  <m:r>
-                    <m:rPr>
-                      <m:sty m:val="p"/>
-                    </m:rPr>
-                    <m:t>.</m:t>
-                  </m:r>
                   <m:sSup>
                     <m:e>
                       <m:r>
-                        <m:t>0</m:t>
+                        <m:t>12.0</m:t>
                       </m:r>
                     </m:e>
                     <m:sup>
@@ -46748,19 +44936,7 @@
                 </m:num>
                 <m:den>
                   <m:r>
-                    <m:t>2</m:t>
-                  </m:r>
-                  <m:r>
-                    <m:rPr>
-                      <m:sty m:val="p"/>
-                    </m:rPr>
-                    <m:t>.</m:t>
-                  </m:r>
-                  <m:r>
-                    <m:t>2</m:t>
-                  </m:r>
-                  <m:r>
-                    <m:t>2</m:t>
+                    <m:t>2.22</m:t>
                   </m:r>
                   <m:r>
                     <m:rPr>
@@ -46768,21 +44944,15 @@
                     </m:rPr>
                     <m:t>×</m:t>
                   </m:r>
-                  <m:r>
-                    <m:t>1</m:t>
-                  </m:r>
                   <m:sSup>
                     <m:e>
                       <m:r>
-                        <m:t>0</m:t>
+                        <m:t>10</m:t>
                       </m:r>
                     </m:e>
                     <m:sup>
                       <m:r>
-                        <m:t>1</m:t>
-                      </m:r>
-                      <m:r>
-                        <m:t>5</m:t>
+                        <m:t>15</m:t>
                       </m:r>
                     </m:sup>
                   </m:sSup>
@@ -46793,16 +44963,7 @@
                     <m:t>×</m:t>
                   </m:r>
                   <m:r>
-                    <m:t>0</m:t>
-                  </m:r>
-                  <m:r>
-                    <m:rPr>
-                      <m:sty m:val="p"/>
-                    </m:rPr>
-                    <m:t>.</m:t>
-                  </m:r>
-                  <m:r>
-                    <m:t>1</m:t>
+                    <m:t>0.1</m:t>
                   </m:r>
                 </m:den>
               </m:f>
@@ -46872,30 +45033,18 @@
                 <m:t>=</m:t>
               </m:r>
               <m:r>
-                <m:t>6</m:t>
-              </m:r>
-              <m:r>
-                <m:rPr>
-                  <m:sty m:val="p"/>
-                </m:rPr>
-                <m:t>.</m:t>
-              </m:r>
-              <m:r>
-                <m:t>5</m:t>
+                <m:t>6.5</m:t>
               </m:r>
               <m:r>
                 <m:rPr>
                   <m:sty m:val="p"/>
                 </m:rPr>
                 <m:t>×</m:t>
-              </m:r>
-              <m:r>
-                <m:t>1</m:t>
               </m:r>
               <m:sSup>
                 <m:e>
                   <m:r>
-                    <m:t>0</m:t>
+                    <m:t>10</m:t>
                   </m:r>
                 </m:e>
                 <m:sup>
@@ -46906,10 +45055,7 @@
                     <m:t>−</m:t>
                   </m:r>
                   <m:r>
-                    <m:t>1</m:t>
-                  </m:r>
-                  <m:r>
-                    <m:t>3</m:t>
+                    <m:t>13</m:t>
                   </m:r>
                 </m:sup>
               </m:sSup>
@@ -46999,8 +45145,8 @@
         <w:t xml:space="preserve">(D)</w:t>
       </w:r>
     </w:p>
-    <w:bookmarkEnd w:id="55"/>
-    <w:bookmarkStart w:id="56" w:name="第-17-题"/>
+    <w:bookmarkEnd w:id="58"/>
+    <w:bookmarkStart w:id="59" w:name="第-17-题"/>
     <w:p>
       <w:pPr>
         <w:pStyle w:val="Heading2"/>
@@ -48938,16 +47084,6 @@
     </w:p>
     <w:p>
       <w:pPr>
-        <w:spacing w:before="160" w:after="80"/>
-      </w:pPr>
-      <w:r>
-        <w:pict>
-          <v:rect style="width:0;height:1.5pt" o:hralign="center" o:hrstd="t" o:hr="t"/>
-        </w:pict>
-      </w:r>
-    </w:p>
-    <w:p>
-      <w:pPr>
         <w:pStyle w:val="FirstParagraph"/>
       </w:pPr>
       <w:r>
@@ -48959,8 +47095,8 @@
         <w:t xml:space="preserve">参考答案</w:t>
       </w:r>
     </w:p>
-    <w:bookmarkEnd w:id="56"/>
-    <w:bookmarkStart w:id="57" w:name="参考答案-6"/>
+    <w:bookmarkEnd w:id="59"/>
+    <w:bookmarkStart w:id="60" w:name="参考答案-7"/>
     <w:p>
       <w:pPr>
         <w:pStyle w:val="Heading2"/>
@@ -49219,8 +47355,8 @@
         </w:pict>
       </w:r>
     </w:p>
-    <w:bookmarkEnd w:id="57"/>
-    <w:bookmarkStart w:id="58" w:name="解题思路"/>
+    <w:bookmarkEnd w:id="60"/>
+    <w:bookmarkStart w:id="61" w:name="解题思路"/>
     <w:p>
       <w:pPr>
         <w:pStyle w:val="Heading2"/>
@@ -49254,8 +47390,8 @@
         </w:pict>
       </w:r>
     </w:p>
-    <w:bookmarkEnd w:id="58"/>
-    <w:bookmarkStart w:id="59" w:name="知识点"/>
+    <w:bookmarkEnd w:id="61"/>
+    <w:bookmarkStart w:id="62" w:name="知识点"/>
     <w:p>
       <w:pPr>
         <w:pStyle w:val="Heading2"/>
@@ -49339,77 +47475,24 @@
     </w:p>
     <w:p>
       <w:pPr>
-        <w:pStyle w:val="FirstParagraph"/>
+        <w:spacing w:before="160" w:after="80"/>
       </w:pPr>
       <w:r>
-        <w:rPr>
-          <w:rFonts w:ascii="Times New Roman" w:hAnsi="Times New Roman" w:eastAsia="Times New Roman" w:cs="Times New Roman"/>
-        </w:rPr>
-        <w:t xml:space="preserve">used_in:</w:t>
-      </w:r>
-      <w:r>
-        <w:rPr>
-          <w:rFonts w:ascii="Times New Roman" w:hAnsi="Times New Roman" w:eastAsia="Times New Roman" w:cs="Times New Roman"/>
-        </w:rPr>
-        <w:t xml:space="preserve"> </w:t>
-      </w:r>
-      <w:r>
-        <w:rPr>
-          <w:rFonts w:hint="eastAsia" w:ascii="Times New Roman" w:hAnsi="Times New Roman" w:eastAsia="Times New Roman" w:cs="Times New Roman"/>
-        </w:rPr>
-        <w:t>“</w:t>
-      </w:r>
-      <w:r>
-        <w:rPr>
-          <w:rFonts w:hint="eastAsia" w:ascii="Times New Roman" w:hAnsi="Times New Roman" w:eastAsia="FangSong" w:cs="Times New Roman"/>
-        </w:rPr>
-        <w:t>第二轮习题集</w:t>
-      </w:r>
-      <w:r>
-        <w:rPr>
-          <w:rFonts w:hint="eastAsia" w:ascii="Times New Roman" w:hAnsi="Times New Roman" w:eastAsia="Times New Roman" w:cs="Times New Roman"/>
-        </w:rPr>
-        <w:t>-</w:t>
-      </w:r>
-      <w:r>
-        <w:rPr>
-          <w:rFonts w:hint="eastAsia" w:ascii="Times New Roman" w:hAnsi="Times New Roman" w:eastAsia="FangSong" w:cs="Times New Roman"/>
-        </w:rPr>
-        <w:t>化学原理</w:t>
-      </w:r>
-      <w:r>
-        <w:rPr>
-          <w:rFonts w:hint="eastAsia" w:ascii="Times New Roman" w:hAnsi="Times New Roman" w:eastAsia="Times New Roman" w:cs="Times New Roman"/>
-        </w:rPr>
-        <w:t>II”</w:t>
-      </w:r>
-      <w:r>
-        <w:rPr>
-          <w:rFonts w:ascii="Times New Roman" w:hAnsi="Times New Roman" w:eastAsia="Times New Roman" w:cs="Times New Roman"/>
-        </w:rPr>
-        <w:t xml:space="preserve"> </w:t>
-      </w:r>
-      <w:r>
-        <w:rPr>
-          <w:rFonts w:ascii="Times New Roman" w:hAnsi="Times New Roman" w:eastAsia="Times New Roman" w:cs="Times New Roman"/>
-        </w:rPr>
-        <w:t xml:space="preserve">___</w:t>
-      </w:r>
-      <w:r>
-        <w:rPr>
-          <w:rFonts w:ascii="Times New Roman" w:hAnsi="Times New Roman" w:eastAsia="Times New Roman" w:cs="Times New Roman"/>
-        </w:rPr>
-        <w:t xml:space="preserve"> </w:t>
-      </w:r>
-      <w:r>
-        <w:rPr>
-          <w:rFonts w:ascii="Times New Roman" w:hAnsi="Times New Roman" w:eastAsia="Times New Roman" w:cs="Times New Roman"/>
-        </w:rPr>
-        <w:t xml:space="preserve">## </w:t>
-      </w:r>
-      <w:r>
-        <w:rPr>
-          <w:rFonts w:hint="eastAsia" w:ascii="Times New Roman" w:hAnsi="Times New Roman" w:eastAsia="FangSong" w:cs="Times New Roman"/>
+        <w:pict>
+          <v:rect style="width:0;height:1.5pt" o:hralign="center" o:hrstd="t" o:hr="t"/>
+        </w:pict>
+      </w:r>
+    </w:p>
+    <w:bookmarkEnd w:id="62"/>
+    <w:bookmarkStart w:id="63" w:name="相关题目"/>
+    <w:p>
+      <w:pPr>
+        <w:pStyle w:val="Heading2"/>
+        <w:spacing w:before="280" w:after="120"/>
+      </w:pPr>
+      <w:r>
+        <w:rPr>
+          <w:rFonts w:hint="eastAsia" w:ascii="Times New Roman" w:hAnsi="Times New Roman" w:eastAsia="SimHei" w:cs="Times New Roman"/>
         </w:rPr>
         <w:t xml:space="preserve">相关题目</w:t>
       </w:r>
@@ -49584,8 +47667,8 @@
         <w:t>答案</w:t>
       </w:r>
     </w:p>
-    <w:bookmarkEnd w:id="59"/>
-    <w:bookmarkStart w:id="60" w:name="第-18-题"/>
+    <w:bookmarkEnd w:id="63"/>
+    <w:bookmarkStart w:id="64" w:name="第-18-题"/>
     <w:p>
       <w:pPr>
         <w:pStyle w:val="Heading2"/>
@@ -50020,6 +48103,19 @@
     </w:p>
     <w:p>
       <w:pPr>
+        <w:pStyle w:val="BodyText"/>
+      </w:pPr>
+      <w:r>
+        <w:rPr>
+          <w:rFonts w:hint="eastAsia" w:ascii="Times New Roman" w:hAnsi="Times New Roman" w:eastAsia="FangSong" w:cs="Times New Roman"/>
+          <w:b/>
+          <w:bCs/>
+        </w:rPr>
+        <w:t xml:space="preserve">参考答案</w:t>
+      </w:r>
+    </w:p>
+    <w:p>
+      <w:pPr>
         <w:pStyle w:val="BlockText"/>
       </w:pPr>
       <w:r>
@@ -50050,56 +48146,8 @@
         <w:t xml:space="preserve">54.56，10.48，98.64，173.2，0。</w:t>
       </w:r>
     </w:p>
-    <w:p>
-      <w:pPr>
-        <w:pStyle w:val="BodyText"/>
-      </w:pPr>
-      <w:r>
-        <w:rPr>
-          <w:rFonts w:hint="eastAsia" w:ascii="Times New Roman" w:hAnsi="Times New Roman" w:eastAsia="FangSong" w:cs="Times New Roman"/>
-          <w:b/>
-          <w:bCs/>
-        </w:rPr>
-        <w:t xml:space="preserve">参考答案</w:t>
-      </w:r>
-    </w:p>
-    <w:p>
-      <w:pPr>
-        <w:pStyle w:val="BodyText"/>
-      </w:pPr>
-      <w:r>
-        <w:rPr>
-          <w:rFonts w:hint="eastAsia" w:ascii="Times New Roman" w:hAnsi="Times New Roman" w:eastAsia="Times New Roman" w:cs="Times New Roman"/>
-        </w:rPr>
-        <w:t>（</w:t>
-      </w:r>
-      <w:r>
-        <w:rPr>
-          <w:rFonts w:hint="eastAsia" w:ascii="Times New Roman" w:hAnsi="Times New Roman" w:eastAsia="FangSong" w:cs="Times New Roman"/>
-        </w:rPr>
-        <w:t>题库源文件未含结构化答案区</w:t>
-      </w:r>
-      <w:r>
-        <w:rPr>
-          <w:rFonts w:hint="eastAsia" w:ascii="Times New Roman" w:hAnsi="Times New Roman" w:eastAsia="Times New Roman" w:cs="Times New Roman"/>
-        </w:rPr>
-        <w:t>，</w:t>
-      </w:r>
-      <w:r>
-        <w:rPr>
-          <w:rFonts w:hint="eastAsia" w:ascii="Times New Roman" w:hAnsi="Times New Roman" w:eastAsia="FangSong" w:cs="Times New Roman"/>
-        </w:rPr>
-        <w:t>见题文件</w:t>
-      </w:r>
-      <w:r>
-        <w:rPr>
-          <w:rFonts w:hint="eastAsia" w:ascii="Times New Roman" w:hAnsi="Times New Roman" w:eastAsia="Times New Roman" w:cs="Times New Roman"/>
-        </w:rPr>
-        <w:t>）</w:t>
-      </w:r>
-    </w:p>
-    <w:bookmarkEnd w:id="60"/>
-    <w:bookmarkStart w:id="61" w:name="第-19-题"/>
+    <w:bookmarkEnd w:id="64"/>
+    <w:bookmarkStart w:id="65" w:name="第-19-题"/>
     <w:p>
       <w:pPr>
         <w:pStyle w:val="Heading2"/>
@@ -50177,21 +48225,15 @@
       </w:pPr>
       <w:r>
         <w:rPr>
-          <w:rFonts w:hint="eastAsia" w:ascii="Times New Roman" w:hAnsi="Times New Roman" w:eastAsia="Times New Roman" w:cs="Times New Roman"/>
-        </w:rPr>
-        <w:t>【</w:t>
-      </w:r>
-      <w:r>
-        <w:rPr>
-          <w:rFonts w:hint="eastAsia" w:ascii="Times New Roman" w:hAnsi="Times New Roman" w:eastAsia="FangSong" w:cs="Times New Roman"/>
-        </w:rPr>
-        <w:t>例</w:t>
-      </w:r>
-      <w:r>
-        <w:rPr>
-          <w:rFonts w:ascii="Times New Roman" w:hAnsi="Times New Roman" w:eastAsia="Times New Roman" w:cs="Times New Roman"/>
-        </w:rPr>
-        <w:t xml:space="preserve"> 4】0.15mol</w:t>
+          <w:rFonts w:hint="eastAsia" w:ascii="Times New Roman" w:hAnsi="Times New Roman" w:eastAsia="FangSong" w:cs="Times New Roman"/>
+        </w:rPr>
+        <w:t xml:space="preserve">求</w:t>
+      </w:r>
+      <w:r>
+        <w:rPr>
+          <w:rFonts w:ascii="Times New Roman" w:hAnsi="Times New Roman" w:eastAsia="Times New Roman" w:cs="Times New Roman"/>
+        </w:rPr>
+        <w:t xml:space="preserve"> 300mL 0.50mol/L</w:t>
       </w:r>
       <w:r>
         <w:rPr>
@@ -50244,19 +48286,13 @@
         <w:rPr>
           <w:rFonts w:ascii="Times New Roman" w:hAnsi="Times New Roman" w:eastAsia="Times New Roman" w:cs="Times New Roman"/>
         </w:rPr>
-        <w:t xml:space="preserve"> 0.25mol NaOH </w:t>
-      </w:r>
-      <w:r>
-        <w:rPr>
-          <w:rFonts w:hint="eastAsia" w:ascii="Times New Roman" w:hAnsi="Times New Roman" w:eastAsia="FangSong" w:cs="Times New Roman"/>
-        </w:rPr>
-        <w:t xml:space="preserve">反应先生成</w:t>
-      </w:r>
-      <w:r>
-        <w:rPr>
-          <w:rFonts w:ascii="Times New Roman" w:hAnsi="Times New Roman" w:eastAsia="Times New Roman" w:cs="Times New Roman"/>
-        </w:rPr>
-        <w:t xml:space="preserve"> 0.15mol</w:t>
+        <w:t xml:space="preserve"> 500mL 0.50mol/L NaOH </w:t>
+      </w:r>
+      <w:r>
+        <w:rPr>
+          <w:rFonts w:hint="eastAsia" w:ascii="Times New Roman" w:hAnsi="Times New Roman" w:eastAsia="FangSong" w:cs="Times New Roman"/>
+        </w:rPr>
+        <w:t xml:space="preserve">的混合溶液的</w:t>
       </w:r>
       <w:r>
         <w:rPr>
@@ -50264,218 +48300,17 @@
         </w:rPr>
         <w:t xml:space="preserve"> </w:t>
       </w:r>
-      <m:oMath>
-        <m:oMathPr>
-          <m:ctrlPr>
-            <w:rPr>
-              <w:sz w:val="28"/>
-              <w:szCs w:val="28"/>
-            </w:rPr>
-          </m:ctrlPr>
-        </m:oMathPr>
-        <m:r>
-          <m:t>N</m:t>
-        </m:r>
-        <m:r>
-          <m:t>a</m:t>
-        </m:r>
-        <m:sSub>
-          <m:e>
-            <m:r>
-              <m:t>H</m:t>
-            </m:r>
-          </m:e>
-          <m:sub>
-            <m:r>
-              <m:t>2</m:t>
-            </m:r>
-          </m:sub>
-        </m:sSub>
-        <m:r>
-          <m:t>P</m:t>
-        </m:r>
-        <m:sSub>
-          <m:e>
-            <m:r>
-              <m:t>O</m:t>
-            </m:r>
-          </m:e>
-          <m:sub>
-            <m:r>
-              <m:t>4</m:t>
-            </m:r>
-          </m:sub>
-        </m:sSub>
-      </m:oMath>
-      <w:r>
-        <w:rPr>
-          <w:rFonts w:ascii="Times New Roman" w:hAnsi="Times New Roman" w:eastAsia="Times New Roman" w:cs="Times New Roman"/>
-        </w:rPr>
-        <w:t xml:space="preserve"> </w:t>
-      </w:r>
-      <w:r>
-        <w:rPr>
-          <w:rFonts w:hint="eastAsia" w:ascii="Times New Roman" w:hAnsi="Times New Roman" w:eastAsia="FangSong" w:cs="Times New Roman"/>
-        </w:rPr>
-        <w:t xml:space="preserve">余下</w:t>
-      </w:r>
-      <w:r>
-        <w:rPr>
-          <w:rFonts w:ascii="Times New Roman" w:hAnsi="Times New Roman" w:eastAsia="Times New Roman" w:cs="Times New Roman"/>
-        </w:rPr>
-        <w:t xml:space="preserve"> 0.10mol </w:t>
-      </w:r>
       <w:r>
         <w:rPr>
           <w:rFonts w:hint="eastAsia" w:ascii="Times New Roman" w:hAnsi="Times New Roman" w:eastAsia="Times New Roman" w:cs="Times New Roman"/>
         </w:rPr>
-        <w:t>NaOH，</w:t>
-      </w:r>
-      <w:r>
-        <w:rPr>
-          <w:rFonts w:hint="eastAsia" w:ascii="Times New Roman" w:hAnsi="Times New Roman" w:eastAsia="FangSong" w:cs="Times New Roman"/>
-        </w:rPr>
-        <w:t>继续反应生成</w:t>
-      </w:r>
-      <w:r>
-        <w:rPr>
-          <w:rFonts w:ascii="Times New Roman" w:hAnsi="Times New Roman" w:eastAsia="Times New Roman" w:cs="Times New Roman"/>
-        </w:rPr>
-        <w:t xml:space="preserve"> 0.10mol</w:t>
-      </w:r>
-      <w:r>
-        <w:rPr>
-          <w:rFonts w:ascii="Times New Roman" w:hAnsi="Times New Roman" w:eastAsia="Times New Roman" w:cs="Times New Roman"/>
-        </w:rPr>
-        <w:t xml:space="preserve"> </w:t>
-      </w:r>
-      <m:oMath>
-        <m:oMathPr>
-          <m:ctrlPr>
-            <w:rPr>
-              <w:sz w:val="28"/>
-              <w:szCs w:val="28"/>
-            </w:rPr>
-          </m:ctrlPr>
-        </m:oMathPr>
-        <m:r>
-          <m:t>N</m:t>
-        </m:r>
-        <m:sSub>
-          <m:e>
-            <m:r>
-              <m:t>a</m:t>
-            </m:r>
-          </m:e>
-          <m:sub>
-            <m:r>
-              <m:t>2</m:t>
-            </m:r>
-          </m:sub>
-        </m:sSub>
-        <m:r>
-          <m:t>H</m:t>
-        </m:r>
-        <m:r>
-          <m:t>P</m:t>
-        </m:r>
-        <m:sSub>
-          <m:e>
-            <m:r>
-              <m:t>O</m:t>
-            </m:r>
-          </m:e>
-          <m:sub>
-            <m:r>
-              <m:t>4</m:t>
-            </m:r>
-          </m:sub>
-        </m:sSub>
-      </m:oMath>
-      <w:r>
-        <w:rPr>
-          <w:rFonts w:ascii="Times New Roman" w:hAnsi="Times New Roman" w:eastAsia="Times New Roman" w:cs="Times New Roman"/>
-        </w:rPr>
-        <w:t xml:space="preserve"> </w:t>
-      </w:r>
-      <w:r>
-        <w:rPr>
-          <w:rFonts w:hint="eastAsia" w:ascii="Times New Roman" w:hAnsi="Times New Roman" w:eastAsia="FangSong" w:cs="Times New Roman"/>
-        </w:rPr>
-        <w:t xml:space="preserve">余下</w:t>
-      </w:r>
-      <w:r>
-        <w:rPr>
-          <w:rFonts w:ascii="Times New Roman" w:hAnsi="Times New Roman" w:eastAsia="Times New Roman" w:cs="Times New Roman"/>
-        </w:rPr>
-        <w:t xml:space="preserve"> 0.05mol</w:t>
-      </w:r>
-      <w:r>
-        <w:rPr>
-          <w:rFonts w:ascii="Times New Roman" w:hAnsi="Times New Roman" w:eastAsia="Times New Roman" w:cs="Times New Roman"/>
-        </w:rPr>
-        <w:t xml:space="preserve"> </w:t>
-      </w:r>
-      <m:oMath>
-        <m:oMathPr>
-          <m:ctrlPr>
-            <w:rPr>
-              <w:sz w:val="28"/>
-              <w:szCs w:val="28"/>
-            </w:rPr>
-          </m:ctrlPr>
-        </m:oMathPr>
-        <m:r>
-          <m:t>N</m:t>
-        </m:r>
-        <m:r>
-          <m:t>a</m:t>
-        </m:r>
-        <m:sSub>
-          <m:e>
-            <m:r>
-              <m:t>H</m:t>
-            </m:r>
-          </m:e>
-          <m:sub>
-            <m:r>
-              <m:t>2</m:t>
-            </m:r>
-          </m:sub>
-        </m:sSub>
-        <m:r>
-          <m:t>P</m:t>
-        </m:r>
-        <m:sSub>
-          <m:e>
-            <m:r>
-              <m:t>O</m:t>
-            </m:r>
-          </m:e>
-          <m:sub>
-            <m:r>
-              <m:t>4</m:t>
-            </m:r>
-          </m:sub>
-        </m:sSub>
-      </m:oMath>
-      <w:r>
-        <w:rPr>
-          <w:rFonts w:ascii="Times New Roman" w:hAnsi="Times New Roman" w:eastAsia="Times New Roman" w:cs="Times New Roman"/>
-        </w:rPr>
-        <w:t xml:space="preserve"> </w:t>
-      </w:r>
-      <w:r>
-        <w:rPr>
-          <w:rFonts w:hint="eastAsia" w:ascii="Times New Roman" w:hAnsi="Times New Roman" w:eastAsia="Times New Roman" w:cs="Times New Roman"/>
-        </w:rPr>
-        <w:t>，</w:t>
-      </w:r>
-      <w:r>
-        <w:rPr>
-          <w:rFonts w:hint="eastAsia" w:ascii="Times New Roman" w:hAnsi="Times New Roman" w:eastAsia="FangSong" w:cs="Times New Roman"/>
-        </w:rPr>
-        <w:t>得到</w:t>
+        <w:t>pH。</w:t>
+      </w:r>
+      <w:r>
+        <w:rPr>
+          <w:rFonts w:hint="eastAsia" w:ascii="Times New Roman" w:hAnsi="Times New Roman" w:eastAsia="FangSong" w:cs="Times New Roman"/>
+        </w:rPr>
+        <w:t>已知磷酸的</w:t>
       </w:r>
       <w:r>
         <w:rPr>
@@ -50495,26 +48330,315 @@
         <m:sSub>
           <m:e>
             <m:r>
-              <m:t>H</m:t>
+              <m:t>K</m:t>
             </m:r>
           </m:e>
           <m:sub>
             <m:r>
+              <m:rPr>
+                <m:sty m:val="p"/>
+              </m:rPr>
+              <m:t>a</m:t>
+            </m:r>
+            <m:r>
+              <m:rPr>
+                <m:sty m:val="p"/>
+              </m:rPr>
               <m:t>2</m:t>
             </m:r>
           </m:sub>
         </m:sSub>
         <m:r>
+          <m:rPr>
+            <m:sty m:val="p"/>
+          </m:rPr>
+          <m:t>=</m:t>
+        </m:r>
+        <m:r>
+          <m:t>6.3</m:t>
+        </m:r>
+        <m:r>
+          <m:rPr>
+            <m:sty m:val="p"/>
+          </m:rPr>
+          <m:t>×</m:t>
+        </m:r>
+        <m:sSup>
+          <m:e>
+            <m:r>
+              <m:t>10</m:t>
+            </m:r>
+          </m:e>
+          <m:sup>
+            <m:r>
+              <m:rPr>
+                <m:sty m:val="p"/>
+              </m:rPr>
+              <m:t>−</m:t>
+            </m:r>
+            <m:r>
+              <m:t>8</m:t>
+            </m:r>
+          </m:sup>
+        </m:sSup>
+      </m:oMath>
+      <w:r>
+        <w:rPr>
+          <w:rFonts w:ascii="Times New Roman" w:hAnsi="Times New Roman" w:eastAsia="Times New Roman" w:cs="Times New Roman"/>
+        </w:rPr>
+        <w:t xml:space="preserve"> </w:t>
+      </w:r>
+      <w:r>
+        <w:rPr>
+          <w:rFonts w:ascii="Times New Roman" w:hAnsi="Times New Roman" w:eastAsia="Times New Roman" w:cs="Times New Roman"/>
+        </w:rPr>
+        <w:t xml:space="preserve">。</w:t>
+      </w:r>
+    </w:p>
+    <w:p>
+      <w:pPr>
+        <w:pStyle w:val="BodyText"/>
+      </w:pPr>
+      <w:r>
+        <w:rPr>
+          <w:rFonts w:hint="eastAsia" w:ascii="Times New Roman" w:hAnsi="Times New Roman" w:eastAsia="FangSong" w:cs="Times New Roman"/>
+          <w:b/>
+          <w:bCs/>
+        </w:rPr>
+        <w:t xml:space="preserve">参考答案</w:t>
+      </w:r>
+    </w:p>
+    <w:bookmarkEnd w:id="65"/>
+    <w:bookmarkStart w:id="66" w:name="参考答案-8"/>
+    <w:p>
+      <w:pPr>
+        <w:pStyle w:val="Heading2"/>
+        <w:spacing w:before="280" w:after="120"/>
+      </w:pPr>
+      <w:r>
+        <w:rPr>
+          <w:rFonts w:hint="eastAsia" w:ascii="Times New Roman" w:hAnsi="Times New Roman" w:eastAsia="SimHei" w:cs="Times New Roman"/>
+        </w:rPr>
+        <w:t xml:space="preserve">参考答案</w:t>
+      </w:r>
+    </w:p>
+    <w:p>
+      <w:pPr>
+        <w:pStyle w:val="FirstParagraph"/>
+      </w:pPr>
+      <w:r>
+        <w:rPr>
+          <w:rFonts w:ascii="Times New Roman" w:hAnsi="Times New Roman" w:eastAsia="Times New Roman" w:cs="Times New Roman"/>
+        </w:rPr>
+        <w:t xml:space="preserve">0.150mol</w:t>
+      </w:r>
+      <w:r>
+        <w:rPr>
+          <w:rFonts w:ascii="Times New Roman" w:hAnsi="Times New Roman" w:eastAsia="Times New Roman" w:cs="Times New Roman"/>
+        </w:rPr>
+        <w:t xml:space="preserve"> </w:t>
+      </w:r>
+      <m:oMath>
+        <m:sSub>
+          <m:e>
+            <m:r>
+              <m:t>H</m:t>
+            </m:r>
+          </m:e>
+          <m:sub>
+            <m:r>
+              <m:t>3</m:t>
+            </m:r>
+          </m:sub>
+        </m:sSub>
+        <m:r>
+          <m:t>P</m:t>
+        </m:r>
+        <m:sSub>
+          <m:e>
+            <m:r>
+              <m:t>O</m:t>
+            </m:r>
+          </m:e>
+          <m:sub>
+            <m:r>
+              <m:t>4</m:t>
+            </m:r>
+          </m:sub>
+        </m:sSub>
+      </m:oMath>
+      <w:r>
+        <w:rPr>
+          <w:rFonts w:ascii="Times New Roman" w:hAnsi="Times New Roman" w:eastAsia="Times New Roman" w:cs="Times New Roman"/>
+        </w:rPr>
+        <w:t xml:space="preserve"> </w:t>
+      </w:r>
+      <w:r>
+        <w:rPr>
+          <w:rFonts w:hint="eastAsia" w:ascii="Times New Roman" w:hAnsi="Times New Roman" w:eastAsia="FangSong" w:cs="Times New Roman"/>
+        </w:rPr>
+        <w:t xml:space="preserve">和</w:t>
+      </w:r>
+      <w:r>
+        <w:rPr>
+          <w:rFonts w:ascii="Times New Roman" w:hAnsi="Times New Roman" w:eastAsia="Times New Roman" w:cs="Times New Roman"/>
+        </w:rPr>
+        <w:t xml:space="preserve"> 0.250mol NaOH </w:t>
+      </w:r>
+      <w:r>
+        <w:rPr>
+          <w:rFonts w:hint="eastAsia" w:ascii="Times New Roman" w:hAnsi="Times New Roman" w:eastAsia="FangSong" w:cs="Times New Roman"/>
+        </w:rPr>
+        <w:t>反应</w:t>
+      </w:r>
+      <w:r>
+        <w:rPr>
+          <w:rFonts w:hint="eastAsia" w:ascii="Times New Roman" w:hAnsi="Times New Roman" w:eastAsia="Times New Roman" w:cs="Times New Roman"/>
+        </w:rPr>
+        <w:t>：</w:t>
+      </w:r>
+    </w:p>
+    <w:p>
+      <w:pPr>
+        <w:pStyle w:val="BodyText"/>
+      </w:pPr>
+      <w:r>
+        <w:rPr>
+          <w:rFonts w:hint="eastAsia" w:ascii="Times New Roman" w:hAnsi="Times New Roman" w:eastAsia="FangSong" w:cs="Times New Roman"/>
+        </w:rPr>
+        <w:t>第一步完全中和</w:t>
+      </w:r>
+      <w:r>
+        <w:rPr>
+          <w:rFonts w:hint="eastAsia" w:ascii="Times New Roman" w:hAnsi="Times New Roman" w:eastAsia="Times New Roman" w:cs="Times New Roman"/>
+        </w:rPr>
+        <w:t>：</w:t>
+      </w:r>
+      <m:oMath>
+        <m:oMathPr>
+          <m:ctrlPr>
+            <w:rPr>
+              <w:sz w:val="28"/>
+              <w:szCs w:val="28"/>
+            </w:rPr>
+          </m:ctrlPr>
+        </m:oMathPr>
+        <m:sSub>
+          <m:e>
+            <m:r>
+              <m:rPr>
+                <m:sty m:val="p"/>
+              </m:rPr>
+              <m:t>H</m:t>
+            </m:r>
+          </m:e>
+          <m:sub>
+            <m:r>
+              <m:rPr>
+                <m:sty m:val="p"/>
+              </m:rPr>
+              <m:t>3</m:t>
+            </m:r>
+          </m:sub>
+        </m:sSub>
+        <m:r>
+          <m:rPr>
+            <m:sty m:val="p"/>
+          </m:rPr>
+          <m:t>P</m:t>
+        </m:r>
+        <m:sSub>
+          <m:e>
+            <m:r>
+              <m:rPr>
+                <m:sty m:val="p"/>
+              </m:rPr>
+              <m:t>O</m:t>
+            </m:r>
+          </m:e>
+          <m:sub>
+            <m:r>
+              <m:rPr>
+                <m:sty m:val="p"/>
+              </m:rPr>
+              <m:t>4</m:t>
+            </m:r>
+          </m:sub>
+        </m:sSub>
+        <m:r>
+          <m:rPr>
+            <m:sty m:val="p"/>
+          </m:rPr>
+          <m:t>+</m:t>
+        </m:r>
+        <m:r>
+          <m:rPr>
+            <m:sty m:val="p"/>
+          </m:rPr>
+          <m:t>O</m:t>
+        </m:r>
+        <m:sSup>
+          <m:e>
+            <m:r>
+              <m:rPr>
+                <m:sty m:val="p"/>
+              </m:rPr>
+              <m:t>H</m:t>
+            </m:r>
+          </m:e>
+          <m:sup>
+            <m:r>
+              <m:rPr>
+                <m:sty m:val="p"/>
+              </m:rPr>
+              <m:t>−</m:t>
+            </m:r>
+          </m:sup>
+        </m:sSup>
+        <m:r>
+          <m:rPr>
+            <m:sty m:val="p"/>
+          </m:rPr>
+          <m:t>→</m:t>
+        </m:r>
+        <m:sSub>
+          <m:e>
+            <m:r>
+              <m:rPr>
+                <m:sty m:val="p"/>
+              </m:rPr>
+              <m:t>H</m:t>
+            </m:r>
+          </m:e>
+          <m:sub>
+            <m:r>
+              <m:rPr>
+                <m:sty m:val="p"/>
+              </m:rPr>
+              <m:t>2</m:t>
+            </m:r>
+          </m:sub>
+        </m:sSub>
+        <m:r>
+          <m:rPr>
+            <m:sty m:val="p"/>
+          </m:rPr>
           <m:t>P</m:t>
         </m:r>
         <m:sSubSup>
           <m:e>
             <m:r>
+              <m:rPr>
+                <m:sty m:val="p"/>
+              </m:rPr>
               <m:t>O</m:t>
             </m:r>
           </m:e>
           <m:sub>
             <m:r>
+              <m:rPr>
+                <m:sty m:val="p"/>
+              </m:rPr>
               <m:t>4</m:t>
             </m:r>
           </m:sub>
@@ -50531,27 +48655,631 @@
           <m:rPr>
             <m:sty m:val="p"/>
           </m:rPr>
-          <m:t>∼</m:t>
-        </m:r>
-        <m:r>
-          <m:t>H</m:t>
-        </m:r>
-        <m:r>
+          <m:t>+</m:t>
+        </m:r>
+        <m:sSub>
+          <m:e>
+            <m:r>
+              <m:rPr>
+                <m:sty m:val="p"/>
+              </m:rPr>
+              <m:t>H</m:t>
+            </m:r>
+          </m:e>
+          <m:sub>
+            <m:r>
+              <m:rPr>
+                <m:sty m:val="p"/>
+              </m:rPr>
+              <m:t>2</m:t>
+            </m:r>
+          </m:sub>
+        </m:sSub>
+        <m:r>
+          <m:rPr>
+            <m:sty m:val="p"/>
+          </m:rPr>
+          <m:t>O</m:t>
+        </m:r>
+      </m:oMath>
+      <w:r>
+        <w:rPr>
+          <w:rFonts w:hint="eastAsia" w:ascii="Times New Roman" w:hAnsi="Times New Roman" w:eastAsia="Times New Roman" w:cs="Times New Roman"/>
+        </w:rPr>
+        <w:t>，</w:t>
+      </w:r>
+      <w:r>
+        <w:rPr>
+          <w:rFonts w:hint="eastAsia" w:ascii="Times New Roman" w:hAnsi="Times New Roman" w:eastAsia="FangSong" w:cs="Times New Roman"/>
+        </w:rPr>
+        <w:t>生成</w:t>
+      </w:r>
+      <w:r>
+        <w:rPr>
+          <w:rFonts w:ascii="Times New Roman" w:hAnsi="Times New Roman" w:eastAsia="Times New Roman" w:cs="Times New Roman"/>
+        </w:rPr>
+        <w:t xml:space="preserve"> 0.150mol</w:t>
+      </w:r>
+      <w:r>
+        <w:rPr>
+          <w:rFonts w:ascii="Times New Roman" w:hAnsi="Times New Roman" w:eastAsia="Times New Roman" w:cs="Times New Roman"/>
+        </w:rPr>
+        <w:t xml:space="preserve"> </w:t>
+      </w:r>
+      <m:oMath>
+        <m:oMathPr>
+          <m:ctrlPr>
+            <w:rPr>
+              <w:sz w:val="28"/>
+              <w:szCs w:val="28"/>
+            </w:rPr>
+          </m:ctrlPr>
+        </m:oMathPr>
+        <m:r>
+          <m:rPr>
+            <m:sty m:val="p"/>
+          </m:rPr>
+          <m:t>N</m:t>
+        </m:r>
+        <m:r>
+          <m:rPr>
+            <m:sty m:val="p"/>
+          </m:rPr>
+          <m:t>a</m:t>
+        </m:r>
+        <m:sSub>
+          <m:e>
+            <m:r>
+              <m:rPr>
+                <m:sty m:val="p"/>
+              </m:rPr>
+              <m:t>H</m:t>
+            </m:r>
+          </m:e>
+          <m:sub>
+            <m:r>
+              <m:rPr>
+                <m:sty m:val="p"/>
+              </m:rPr>
+              <m:t>2</m:t>
+            </m:r>
+          </m:sub>
+        </m:sSub>
+        <m:r>
+          <m:rPr>
+            <m:sty m:val="p"/>
+          </m:rPr>
+          <m:t>P</m:t>
+        </m:r>
+        <m:sSub>
+          <m:e>
+            <m:r>
+              <m:rPr>
+                <m:sty m:val="p"/>
+              </m:rPr>
+              <m:t>O</m:t>
+            </m:r>
+          </m:e>
+          <m:sub>
+            <m:r>
+              <m:rPr>
+                <m:sty m:val="p"/>
+              </m:rPr>
+              <m:t>4</m:t>
+            </m:r>
+          </m:sub>
+        </m:sSub>
+      </m:oMath>
+      <w:r>
+        <w:rPr>
+          <w:rFonts w:hint="eastAsia" w:ascii="Times New Roman" w:hAnsi="Times New Roman" w:eastAsia="Times New Roman" w:cs="Times New Roman"/>
+        </w:rPr>
+        <w:t>，</w:t>
+      </w:r>
+      <w:r>
+        <w:rPr>
+          <w:rFonts w:hint="eastAsia" w:ascii="Times New Roman" w:hAnsi="Times New Roman" w:eastAsia="FangSong" w:cs="Times New Roman"/>
+        </w:rPr>
+        <w:t>剩余</w:t>
+      </w:r>
+      <w:r>
+        <w:rPr>
+          <w:rFonts w:ascii="Times New Roman" w:hAnsi="Times New Roman" w:eastAsia="Times New Roman" w:cs="Times New Roman"/>
+        </w:rPr>
+        <w:t xml:space="preserve"> 0.100mol </w:t>
+      </w:r>
+      <w:r>
+        <w:rPr>
+          <w:rFonts w:hint="eastAsia" w:ascii="Times New Roman" w:hAnsi="Times New Roman" w:eastAsia="Times New Roman" w:cs="Times New Roman"/>
+        </w:rPr>
+        <w:t xml:space="preserve">NaOH；</w:t>
+      </w:r>
+      <w:r>
+        <w:rPr>
+          <w:rFonts w:ascii="Times New Roman" w:hAnsi="Times New Roman" w:eastAsia="Times New Roman" w:cs="Times New Roman"/>
+        </w:rPr>
+        <w:t xml:space="preserve"> </w:t>
+      </w:r>
+      <w:r>
+        <w:rPr>
+          <w:rFonts w:hint="eastAsia" w:ascii="Times New Roman" w:hAnsi="Times New Roman" w:eastAsia="FangSong" w:cs="Times New Roman"/>
+        </w:rPr>
+        <w:t>第二步继续反应</w:t>
+      </w:r>
+      <w:r>
+        <w:rPr>
+          <w:rFonts w:hint="eastAsia" w:ascii="Times New Roman" w:hAnsi="Times New Roman" w:eastAsia="Times New Roman" w:cs="Times New Roman"/>
+        </w:rPr>
+        <w:t>：</w:t>
+      </w:r>
+      <m:oMath>
+        <m:oMathPr>
+          <m:ctrlPr>
+            <w:rPr>
+              <w:sz w:val="28"/>
+              <w:szCs w:val="28"/>
+            </w:rPr>
+          </m:ctrlPr>
+        </m:oMathPr>
+        <m:sSub>
+          <m:e>
+            <m:r>
+              <m:rPr>
+                <m:sty m:val="p"/>
+              </m:rPr>
+              <m:t>H</m:t>
+            </m:r>
+          </m:e>
+          <m:sub>
+            <m:r>
+              <m:rPr>
+                <m:sty m:val="p"/>
+              </m:rPr>
+              <m:t>2</m:t>
+            </m:r>
+          </m:sub>
+        </m:sSub>
+        <m:r>
+          <m:rPr>
+            <m:sty m:val="p"/>
+          </m:rPr>
           <m:t>P</m:t>
         </m:r>
         <m:sSubSup>
           <m:e>
             <m:r>
+              <m:rPr>
+                <m:sty m:val="p"/>
+              </m:rPr>
               <m:t>O</m:t>
             </m:r>
           </m:e>
           <m:sub>
             <m:r>
+              <m:rPr>
+                <m:sty m:val="p"/>
+              </m:rPr>
               <m:t>4</m:t>
             </m:r>
           </m:sub>
           <m:sup>
             <m:r>
+              <m:rPr>
+                <m:sty m:val="p"/>
+              </m:rPr>
+              <m:t>−</m:t>
+            </m:r>
+          </m:sup>
+        </m:sSubSup>
+        <m:r>
+          <m:rPr>
+            <m:sty m:val="p"/>
+          </m:rPr>
+          <m:t>+</m:t>
+        </m:r>
+        <m:r>
+          <m:rPr>
+            <m:sty m:val="p"/>
+          </m:rPr>
+          <m:t>O</m:t>
+        </m:r>
+        <m:sSup>
+          <m:e>
+            <m:r>
+              <m:rPr>
+                <m:sty m:val="p"/>
+              </m:rPr>
+              <m:t>H</m:t>
+            </m:r>
+          </m:e>
+          <m:sup>
+            <m:r>
+              <m:rPr>
+                <m:sty m:val="p"/>
+              </m:rPr>
+              <m:t>−</m:t>
+            </m:r>
+          </m:sup>
+        </m:sSup>
+        <m:r>
+          <m:rPr>
+            <m:sty m:val="p"/>
+          </m:rPr>
+          <m:t>→</m:t>
+        </m:r>
+        <m:r>
+          <m:rPr>
+            <m:sty m:val="p"/>
+          </m:rPr>
+          <m:t>H</m:t>
+        </m:r>
+        <m:r>
+          <m:rPr>
+            <m:sty m:val="p"/>
+          </m:rPr>
+          <m:t>P</m:t>
+        </m:r>
+        <m:sSubSup>
+          <m:e>
+            <m:r>
+              <m:rPr>
+                <m:sty m:val="p"/>
+              </m:rPr>
+              <m:t>O</m:t>
+            </m:r>
+          </m:e>
+          <m:sub>
+            <m:r>
+              <m:rPr>
+                <m:sty m:val="p"/>
+              </m:rPr>
+              <m:t>4</m:t>
+            </m:r>
+          </m:sub>
+          <m:sup>
+            <m:r>
+              <m:rPr>
+                <m:sty m:val="p"/>
+              </m:rPr>
+              <m:t>2</m:t>
+            </m:r>
+            <m:r>
+              <m:rPr>
+                <m:sty m:val="p"/>
+              </m:rPr>
+              <m:t>−</m:t>
+            </m:r>
+          </m:sup>
+        </m:sSubSup>
+        <m:r>
+          <m:rPr>
+            <m:sty m:val="p"/>
+          </m:rPr>
+          <m:t>+</m:t>
+        </m:r>
+        <m:sSub>
+          <m:e>
+            <m:r>
+              <m:rPr>
+                <m:sty m:val="p"/>
+              </m:rPr>
+              <m:t>H</m:t>
+            </m:r>
+          </m:e>
+          <m:sub>
+            <m:r>
+              <m:rPr>
+                <m:sty m:val="p"/>
+              </m:rPr>
+              <m:t>2</m:t>
+            </m:r>
+          </m:sub>
+        </m:sSub>
+        <m:r>
+          <m:rPr>
+            <m:sty m:val="p"/>
+          </m:rPr>
+          <m:t>O</m:t>
+        </m:r>
+      </m:oMath>
+      <w:r>
+        <w:rPr>
+          <w:rFonts w:hint="eastAsia" w:ascii="Times New Roman" w:hAnsi="Times New Roman" w:eastAsia="Times New Roman" w:cs="Times New Roman"/>
+        </w:rPr>
+        <w:t>，</w:t>
+      </w:r>
+      <w:r>
+        <w:rPr>
+          <w:rFonts w:hint="eastAsia" w:ascii="Times New Roman" w:hAnsi="Times New Roman" w:eastAsia="FangSong" w:cs="Times New Roman"/>
+        </w:rPr>
+        <w:t>生成</w:t>
+      </w:r>
+      <w:r>
+        <w:rPr>
+          <w:rFonts w:ascii="Times New Roman" w:hAnsi="Times New Roman" w:eastAsia="Times New Roman" w:cs="Times New Roman"/>
+        </w:rPr>
+        <w:t xml:space="preserve"> 0.100mol</w:t>
+      </w:r>
+      <w:r>
+        <w:rPr>
+          <w:rFonts w:ascii="Times New Roman" w:hAnsi="Times New Roman" w:eastAsia="Times New Roman" w:cs="Times New Roman"/>
+        </w:rPr>
+        <w:t xml:space="preserve"> </w:t>
+      </w:r>
+      <m:oMath>
+        <m:oMathPr>
+          <m:ctrlPr>
+            <w:rPr>
+              <w:sz w:val="28"/>
+              <w:szCs w:val="28"/>
+            </w:rPr>
+          </m:ctrlPr>
+        </m:oMathPr>
+        <m:r>
+          <m:rPr>
+            <m:sty m:val="p"/>
+          </m:rPr>
+          <m:t>N</m:t>
+        </m:r>
+        <m:sSub>
+          <m:e>
+            <m:r>
+              <m:rPr>
+                <m:sty m:val="p"/>
+              </m:rPr>
+              <m:t>a</m:t>
+            </m:r>
+          </m:e>
+          <m:sub>
+            <m:r>
+              <m:rPr>
+                <m:sty m:val="p"/>
+              </m:rPr>
+              <m:t>2</m:t>
+            </m:r>
+          </m:sub>
+        </m:sSub>
+        <m:r>
+          <m:rPr>
+            <m:sty m:val="p"/>
+          </m:rPr>
+          <m:t>H</m:t>
+        </m:r>
+        <m:r>
+          <m:rPr>
+            <m:sty m:val="p"/>
+          </m:rPr>
+          <m:t>P</m:t>
+        </m:r>
+        <m:sSub>
+          <m:e>
+            <m:r>
+              <m:rPr>
+                <m:sty m:val="p"/>
+              </m:rPr>
+              <m:t>O</m:t>
+            </m:r>
+          </m:e>
+          <m:sub>
+            <m:r>
+              <m:rPr>
+                <m:sty m:val="p"/>
+              </m:rPr>
+              <m:t>4</m:t>
+            </m:r>
+          </m:sub>
+        </m:sSub>
+      </m:oMath>
+      <w:r>
+        <w:rPr>
+          <w:rFonts w:hint="eastAsia" w:ascii="Times New Roman" w:hAnsi="Times New Roman" w:eastAsia="Times New Roman" w:cs="Times New Roman"/>
+        </w:rPr>
+        <w:t>，</w:t>
+      </w:r>
+      <w:r>
+        <w:rPr>
+          <w:rFonts w:hint="eastAsia" w:ascii="Times New Roman" w:hAnsi="Times New Roman" w:eastAsia="FangSong" w:cs="Times New Roman"/>
+        </w:rPr>
+        <w:t>剩余</w:t>
+      </w:r>
+      <w:r>
+        <w:rPr>
+          <w:rFonts w:ascii="Times New Roman" w:hAnsi="Times New Roman" w:eastAsia="Times New Roman" w:cs="Times New Roman"/>
+        </w:rPr>
+        <w:t xml:space="preserve"> 0.050mol</w:t>
+      </w:r>
+      <w:r>
+        <w:rPr>
+          <w:rFonts w:ascii="Times New Roman" w:hAnsi="Times New Roman" w:eastAsia="Times New Roman" w:cs="Times New Roman"/>
+        </w:rPr>
+        <w:t xml:space="preserve"> </w:t>
+      </w:r>
+      <m:oMath>
+        <m:oMathPr>
+          <m:ctrlPr>
+            <w:rPr>
+              <w:sz w:val="28"/>
+              <w:szCs w:val="28"/>
+            </w:rPr>
+          </m:ctrlPr>
+        </m:oMathPr>
+        <m:r>
+          <m:rPr>
+            <m:sty m:val="p"/>
+          </m:rPr>
+          <m:t>N</m:t>
+        </m:r>
+        <m:r>
+          <m:rPr>
+            <m:sty m:val="p"/>
+          </m:rPr>
+          <m:t>a</m:t>
+        </m:r>
+        <m:sSub>
+          <m:e>
+            <m:r>
+              <m:rPr>
+                <m:sty m:val="p"/>
+              </m:rPr>
+              <m:t>H</m:t>
+            </m:r>
+          </m:e>
+          <m:sub>
+            <m:r>
+              <m:rPr>
+                <m:sty m:val="p"/>
+              </m:rPr>
+              <m:t>2</m:t>
+            </m:r>
+          </m:sub>
+        </m:sSub>
+        <m:r>
+          <m:rPr>
+            <m:sty m:val="p"/>
+          </m:rPr>
+          <m:t>P</m:t>
+        </m:r>
+        <m:sSub>
+          <m:e>
+            <m:r>
+              <m:rPr>
+                <m:sty m:val="p"/>
+              </m:rPr>
+              <m:t>O</m:t>
+            </m:r>
+          </m:e>
+          <m:sub>
+            <m:r>
+              <m:rPr>
+                <m:sty m:val="p"/>
+              </m:rPr>
+              <m:t>4</m:t>
+            </m:r>
+          </m:sub>
+        </m:sSub>
+      </m:oMath>
+      <w:r>
+        <w:rPr>
+          <w:rFonts w:ascii="Times New Roman" w:hAnsi="Times New Roman" w:eastAsia="Times New Roman" w:cs="Times New Roman"/>
+        </w:rPr>
+        <w:t xml:space="preserve">。</w:t>
+      </w:r>
+    </w:p>
+    <w:p>
+      <w:pPr>
+        <w:pStyle w:val="BodyText"/>
+      </w:pPr>
+      <w:r>
+        <w:rPr>
+          <w:rFonts w:hint="eastAsia" w:ascii="Times New Roman" w:hAnsi="Times New Roman" w:eastAsia="FangSong" w:cs="Times New Roman"/>
+        </w:rPr>
+        <w:t xml:space="preserve">得到</w:t>
+      </w:r>
+      <w:r>
+        <w:rPr>
+          <w:rFonts w:ascii="Times New Roman" w:hAnsi="Times New Roman" w:eastAsia="Times New Roman" w:cs="Times New Roman"/>
+        </w:rPr>
+        <w:t xml:space="preserve"> </w:t>
+      </w:r>
+      <m:oMath>
+        <m:oMathPr>
+          <m:ctrlPr>
+            <w:rPr>
+              <w:sz w:val="28"/>
+              <w:szCs w:val="28"/>
+            </w:rPr>
+          </m:ctrlPr>
+        </m:oMathPr>
+        <m:sSub>
+          <m:e>
+            <m:r>
+              <m:rPr>
+                <m:sty m:val="p"/>
+              </m:rPr>
+              <m:t>H</m:t>
+            </m:r>
+          </m:e>
+          <m:sub>
+            <m:r>
+              <m:rPr>
+                <m:sty m:val="p"/>
+              </m:rPr>
+              <m:t>2</m:t>
+            </m:r>
+          </m:sub>
+        </m:sSub>
+        <m:r>
+          <m:rPr>
+            <m:sty m:val="p"/>
+          </m:rPr>
+          <m:t>P</m:t>
+        </m:r>
+        <m:sSubSup>
+          <m:e>
+            <m:r>
+              <m:rPr>
+                <m:sty m:val="p"/>
+              </m:rPr>
+              <m:t>O</m:t>
+            </m:r>
+          </m:e>
+          <m:sub>
+            <m:r>
+              <m:rPr>
+                <m:sty m:val="p"/>
+              </m:rPr>
+              <m:t>4</m:t>
+            </m:r>
+          </m:sub>
+          <m:sup>
+            <m:r>
+              <m:rPr>
+                <m:sty m:val="p"/>
+              </m:rPr>
+              <m:t>−</m:t>
+            </m:r>
+          </m:sup>
+        </m:sSubSup>
+        <m:r>
+          <m:rPr>
+            <m:sty m:val="p"/>
+          </m:rPr>
+          <m:t>∼</m:t>
+        </m:r>
+        <m:r>
+          <m:rPr>
+            <m:sty m:val="p"/>
+          </m:rPr>
+          <m:t>H</m:t>
+        </m:r>
+        <m:r>
+          <m:rPr>
+            <m:sty m:val="p"/>
+          </m:rPr>
+          <m:t>P</m:t>
+        </m:r>
+        <m:sSubSup>
+          <m:e>
+            <m:r>
+              <m:rPr>
+                <m:sty m:val="p"/>
+              </m:rPr>
+              <m:t>O</m:t>
+            </m:r>
+          </m:e>
+          <m:sub>
+            <m:r>
+              <m:rPr>
+                <m:sty m:val="p"/>
+              </m:rPr>
+              <m:t>4</m:t>
+            </m:r>
+          </m:sub>
+          <m:sup>
+            <m:r>
+              <m:rPr>
+                <m:sty m:val="p"/>
+              </m:rPr>
               <m:t>2</m:t>
             </m:r>
             <m:r>
@@ -50573,7 +49301,13 @@
         <w:rPr>
           <w:rFonts w:hint="eastAsia" w:ascii="Times New Roman" w:hAnsi="Times New Roman" w:eastAsia="FangSong" w:cs="Times New Roman"/>
         </w:rPr>
-        <w:t xml:space="preserve">缓冲溶液</w:t>
+        <w:t>缓冲溶液</w:t>
+      </w:r>
+      <w:r>
+        <w:rPr>
+          <w:rFonts w:hint="eastAsia" w:ascii="Times New Roman" w:hAnsi="Times New Roman" w:eastAsia="Times New Roman" w:cs="Times New Roman"/>
+        </w:rPr>
+        <w:t>：</w:t>
       </w:r>
     </w:p>
     <w:p>
@@ -50602,27 +49336,33 @@
             </m:e>
             <m:sub>
               <m:r>
+                <m:rPr>
+                  <m:sty m:val="p"/>
+                </m:rPr>
                 <m:t>2</m:t>
               </m:r>
             </m:sub>
           </m:sSub>
+          <m:r>
+            <m:rPr>
+              <m:sty m:val="p"/>
+            </m:rPr>
+            <m:t>P</m:t>
+          </m:r>
           <m:sSubSup>
             <m:e>
               <m:r>
                 <m:rPr>
                   <m:sty m:val="p"/>
                 </m:rPr>
-                <m:t>P</m:t>
-              </m:r>
-              <m:r>
-                <m:rPr>
-                  <m:sty m:val="p"/>
-                </m:rPr>
                 <m:t>O</m:t>
               </m:r>
             </m:e>
             <m:sub>
               <m:r>
+                <m:rPr>
+                  <m:sty m:val="p"/>
+                </m:rPr>
                 <m:t>4</m:t>
               </m:r>
             </m:sub>
@@ -50676,6 +49416,9 @@
             </m:e>
             <m:sub>
               <m:r>
+                <m:rPr>
+                  <m:sty m:val="p"/>
+                </m:rPr>
                 <m:t>2</m:t>
               </m:r>
             </m:sub>
@@ -50710,34 +49453,40 @@
             </m:rPr>
             <m:t>⇌</m:t>
           </m:r>
+          <m:r>
+            <m:rPr>
+              <m:sty m:val="p"/>
+            </m:rPr>
+            <m:t>H</m:t>
+          </m:r>
+          <m:r>
+            <m:rPr>
+              <m:sty m:val="p"/>
+            </m:rPr>
+            <m:t>P</m:t>
+          </m:r>
           <m:sSubSup>
             <m:e>
               <m:r>
                 <m:rPr>
                   <m:sty m:val="p"/>
                 </m:rPr>
-                <m:t>H</m:t>
-              </m:r>
-              <m:r>
-                <m:rPr>
-                  <m:sty m:val="p"/>
-                </m:rPr>
-                <m:t>P</m:t>
-              </m:r>
-              <m:r>
-                <m:rPr>
-                  <m:sty m:val="p"/>
-                </m:rPr>
                 <m:t>O</m:t>
               </m:r>
             </m:e>
             <m:sub>
               <m:r>
+                <m:rPr>
+                  <m:sty m:val="p"/>
+                </m:rPr>
                 <m:t>4</m:t>
               </m:r>
             </m:sub>
             <m:sup>
               <m:r>
+                <m:rPr>
+                  <m:sty m:val="p"/>
+                </m:rPr>
                 <m:t>2</m:t>
               </m:r>
               <m:r>
@@ -50789,6 +49538,9 @@
             </m:e>
             <m:sub>
               <m:r>
+                <m:rPr>
+                  <m:sty m:val="p"/>
+                </m:rPr>
                 <m:t>3</m:t>
               </m:r>
             </m:sub>
@@ -50871,18 +49623,15 @@
             </m:rPr>
             <m:t>=</m:t>
           </m:r>
+          <m:r>
+            <m:rPr>
+              <m:sty m:val="p"/>
+            </m:rPr>
+            <m:t>p</m:t>
+          </m:r>
           <m:sSub>
             <m:e>
               <m:r>
-                <m:rPr>
-                  <m:sty m:val="p"/>
-                </m:rPr>
-                <m:t>p</m:t>
-              </m:r>
-              <m:r>
-                <m:rPr>
-                  <m:sty m:val="p"/>
-                </m:rPr>
                 <m:t>K</m:t>
               </m:r>
             </m:e>
@@ -50924,20 +49673,20 @@
                 </m:rPr>
                 <m:t>[</m:t>
               </m:r>
+              <m:r>
+                <m:rPr>
+                  <m:sty m:val="p"/>
+                </m:rPr>
+                <m:t>H</m:t>
+              </m:r>
+              <m:r>
+                <m:rPr>
+                  <m:sty m:val="p"/>
+                </m:rPr>
+                <m:t>P</m:t>
+              </m:r>
               <m:sSubSup>
                 <m:e>
-                  <m:r>
-                    <m:rPr>
-                      <m:sty m:val="p"/>
-                    </m:rPr>
-                    <m:t>H</m:t>
-                  </m:r>
-                  <m:r>
-                    <m:rPr>
-                      <m:sty m:val="p"/>
-                    </m:rPr>
-                    <m:t>P</m:t>
-                  </m:r>
                   <m:r>
                     <m:rPr>
                       <m:sty m:val="p"/>
@@ -50947,11 +49696,17 @@
                 </m:e>
                 <m:sub>
                   <m:r>
+                    <m:rPr>
+                      <m:sty m:val="p"/>
+                    </m:rPr>
                     <m:t>4</m:t>
                   </m:r>
                 </m:sub>
                 <m:sup>
                   <m:r>
+                    <m:rPr>
+                      <m:sty m:val="p"/>
+                    </m:rPr>
                     <m:t>2</m:t>
                   </m:r>
                   <m:r>
@@ -50987,18 +49742,21 @@
                 </m:e>
                 <m:sub>
                   <m:r>
+                    <m:rPr>
+                      <m:sty m:val="p"/>
+                    </m:rPr>
                     <m:t>2</m:t>
                   </m:r>
                 </m:sub>
               </m:sSub>
+              <m:r>
+                <m:rPr>
+                  <m:sty m:val="p"/>
+                </m:rPr>
+                <m:t>P</m:t>
+              </m:r>
               <m:sSubSup>
                 <m:e>
-                  <m:r>
-                    <m:rPr>
-                      <m:sty m:val="p"/>
-                    </m:rPr>
-                    <m:t>P</m:t>
-                  </m:r>
                   <m:r>
                     <m:rPr>
                       <m:sty m:val="p"/>
@@ -51008,6 +49766,9 @@
                 </m:e>
                 <m:sub>
                   <m:r>
+                    <m:rPr>
+                      <m:sty m:val="p"/>
+                    </m:rPr>
                     <m:t>4</m:t>
                   </m:r>
                 </m:sub>
@@ -51047,16 +49808,13 @@
             <m:t>lg</m:t>
           </m:r>
           <m:r>
-            <m:t>6</m:t>
-          </m:r>
-          <m:r>
             <m:rPr>
               <m:sty m:val="p"/>
             </m:rPr>
-            <m:t>.</m:t>
-          </m:r>
-          <m:r>
-            <m:t>3</m:t>
+            <m:t>(</m:t>
+          </m:r>
+          <m:r>
+            <m:t>6.3</m:t>
           </m:r>
           <m:r>
             <m:rPr>
@@ -51064,13 +49822,10 @@
             </m:rPr>
             <m:t>×</m:t>
           </m:r>
-          <m:r>
-            <m:t>1</m:t>
-          </m:r>
           <m:sSup>
             <m:e>
               <m:r>
-                <m:t>0</m:t>
+                <m:t>10</m:t>
               </m:r>
             </m:e>
             <m:sup>
@@ -51085,6 +49840,12 @@
               </m:r>
             </m:sup>
           </m:sSup>
+          <m:r>
+            <m:rPr>
+              <m:sty m:val="p"/>
+            </m:rPr>
+            <m:t>)</m:t>
+          </m:r>
           <m:r>
             <m:rPr>
               <m:sty m:val="p"/>
@@ -51103,45 +49864,12 @@
             </m:fPr>
             <m:num>
               <m:r>
-                <m:t>0</m:t>
-              </m:r>
-              <m:r>
-                <m:rPr>
-                  <m:sty m:val="p"/>
-                </m:rPr>
-                <m:t>.</m:t>
-              </m:r>
-              <m:r>
-                <m:t>1</m:t>
-              </m:r>
-              <m:r>
-                <m:t>0</m:t>
-              </m:r>
-              <m:r>
-                <m:t>0</m:t>
+                <m:t>0.100</m:t>
               </m:r>
             </m:num>
             <m:den>
               <m:r>
-                <m:t>0</m:t>
-              </m:r>
-              <m:r>
-                <m:rPr>
-                  <m:sty m:val="p"/>
-                </m:rPr>
-                <m:t>.</m:t>
-              </m:r>
-              <m:r>
-                <m:t>0</m:t>
-              </m:r>
-              <m:r>
-                <m:t>5</m:t>
-              </m:r>
-              <m:r>
-                <m:t>0</m:t>
-              </m:r>
-              <m:r>
-                <m:t>0</m:t>
+                <m:t>0.0500</m:t>
               </m:r>
             </m:den>
           </m:f>
@@ -51152,22 +49880,113 @@
             <m:t>=</m:t>
           </m:r>
           <m:r>
-            <m:t>7</m:t>
+            <m:t>7.20</m:t>
           </m:r>
           <m:r>
             <m:rPr>
               <m:sty m:val="p"/>
             </m:rPr>
-            <m:t>.</m:t>
-          </m:r>
-          <m:r>
-            <m:t>5</m:t>
-          </m:r>
-          <m:r>
-            <m:t>0</m:t>
+            <m:t>+</m:t>
+          </m:r>
+          <m:r>
+            <m:t>0.30</m:t>
+          </m:r>
+          <m:r>
+            <m:rPr>
+              <m:sty m:val="p"/>
+            </m:rPr>
+            <m:t>=</m:t>
+          </m:r>
+          <m:r>
+            <m:t>7.50</m:t>
           </m:r>
         </m:oMath>
       </m:oMathPara>
+    </w:p>
+    <w:bookmarkEnd w:id="66"/>
+    <w:bookmarkStart w:id="67" w:name="第-20-题"/>
+    <w:p>
+      <w:pPr>
+        <w:pStyle w:val="Heading2"/>
+        <w:spacing w:before="280" w:after="120"/>
+      </w:pPr>
+      <w:r>
+        <w:rPr>
+          <w:rFonts w:hint="eastAsia" w:ascii="Times New Roman" w:hAnsi="Times New Roman" w:eastAsia="SimHei" w:cs="Times New Roman"/>
+        </w:rPr>
+        <w:t xml:space="preserve">第</w:t>
+      </w:r>
+      <w:r>
+        <w:rPr>
+          <w:rFonts w:ascii="Times New Roman" w:hAnsi="Times New Roman" w:eastAsia="Times New Roman" w:cs="Times New Roman"/>
+        </w:rPr>
+        <w:t xml:space="preserve"> 20 </w:t>
+      </w:r>
+      <w:r>
+        <w:rPr>
+          <w:rFonts w:hint="eastAsia" w:ascii="Times New Roman" w:hAnsi="Times New Roman" w:eastAsia="SimHei" w:cs="Times New Roman"/>
+        </w:rPr>
+        <w:t xml:space="preserve">题</w:t>
+      </w:r>
+    </w:p>
+    <w:p>
+      <w:pPr>
+        <w:pStyle w:val="BlockText"/>
+      </w:pPr>
+      <w:r>
+        <w:rPr>
+          <w:rFonts w:hint="eastAsia" w:ascii="Times New Roman" w:hAnsi="Times New Roman" w:eastAsia="FangSong" w:cs="Times New Roman"/>
+        </w:rPr>
+        <w:t>来源</w:t>
+      </w:r>
+      <w:r>
+        <w:rPr>
+          <w:rFonts w:hint="eastAsia" w:ascii="Times New Roman" w:hAnsi="Times New Roman" w:eastAsia="Times New Roman" w:cs="Times New Roman"/>
+        </w:rPr>
+        <w:t>：</w:t>
+      </w:r>
+      <w:r>
+        <w:rPr>
+          <w:rFonts w:hint="eastAsia" w:ascii="Times New Roman" w:hAnsi="Times New Roman" w:eastAsia="FangSong" w:cs="Times New Roman"/>
+        </w:rPr>
+        <w:t>普通化学原理</w:t>
+      </w:r>
+      <w:r>
+        <w:rPr>
+          <w:rFonts w:hint="eastAsia" w:ascii="Times New Roman" w:hAnsi="Times New Roman" w:eastAsia="Times New Roman" w:cs="Times New Roman"/>
+        </w:rPr>
+        <w:t>（</w:t>
+      </w:r>
+      <w:r>
+        <w:rPr>
+          <w:rFonts w:hint="eastAsia" w:ascii="Times New Roman" w:hAnsi="Times New Roman" w:eastAsia="FangSong" w:cs="Times New Roman"/>
+        </w:rPr>
+        <w:t>第</w:t>
+      </w:r>
+      <w:r>
+        <w:rPr>
+          <w:rFonts w:hint="eastAsia" w:ascii="Times New Roman" w:hAnsi="Times New Roman" w:eastAsia="Times New Roman" w:cs="Times New Roman"/>
+        </w:rPr>
+        <w:t>4</w:t>
+      </w:r>
+      <w:r>
+        <w:rPr>
+          <w:rFonts w:hint="eastAsia" w:ascii="Times New Roman" w:hAnsi="Times New Roman" w:eastAsia="FangSong" w:cs="Times New Roman"/>
+        </w:rPr>
+        <w:t>版</w:t>
+      </w:r>
+      <w:r>
+        <w:rPr>
+          <w:rFonts w:hint="eastAsia" w:ascii="Times New Roman" w:hAnsi="Times New Roman" w:eastAsia="Times New Roman" w:cs="Times New Roman"/>
+        </w:rPr>
+        <w:t>）</w:t>
+      </w:r>
+      <w:r>
+        <w:rPr>
+          <w:rFonts w:hint="eastAsia" w:ascii="Times New Roman" w:hAnsi="Times New Roman" w:eastAsia="FangSong" w:cs="Times New Roman"/>
+        </w:rPr>
+        <w:t>习题解析</w:t>
+      </w:r>
     </w:p>
     <w:p>
       <w:pPr>
@@ -51177,7 +49996,13 @@
         <w:rPr>
           <w:rFonts w:ascii="Times New Roman" w:hAnsi="Times New Roman" w:eastAsia="Times New Roman" w:cs="Times New Roman"/>
         </w:rPr>
-        <w:t xml:space="preserve">used_in:</w:t>
+        <w:t xml:space="preserve">10.14 </w:t>
+      </w:r>
+      <w:r>
+        <w:rPr>
+          <w:rFonts w:hint="eastAsia" w:ascii="Times New Roman" w:hAnsi="Times New Roman" w:eastAsia="FangSong" w:cs="Times New Roman"/>
+        </w:rPr>
+        <w:t xml:space="preserve">利用下述电池可测定溶液中</w:t>
       </w:r>
       <w:r>
         <w:rPr>
@@ -51185,151 +50010,179 @@
         </w:rPr>
         <w:t xml:space="preserve"> </w:t>
       </w:r>
+      <m:oMath>
+        <m:r>
+          <m:t>C</m:t>
+        </m:r>
+        <m:sSup>
+          <m:e>
+            <m:r>
+              <m:t>l</m:t>
+            </m:r>
+          </m:e>
+          <m:sup>
+            <m:r>
+              <m:rPr>
+                <m:sty m:val="p"/>
+              </m:rPr>
+              <m:t>−</m:t>
+            </m:r>
+          </m:sup>
+        </m:sSup>
+      </m:oMath>
+      <w:r>
+        <w:rPr>
+          <w:rFonts w:ascii="Times New Roman" w:hAnsi="Times New Roman" w:eastAsia="Times New Roman" w:cs="Times New Roman"/>
+        </w:rPr>
+        <w:t xml:space="preserve"> </w:t>
+      </w:r>
+      <w:r>
+        <w:rPr>
+          <w:rFonts w:hint="eastAsia" w:ascii="Times New Roman" w:hAnsi="Times New Roman" w:eastAsia="FangSong" w:cs="Times New Roman"/>
+        </w:rPr>
+        <w:t>的浓度</w:t>
+      </w:r>
       <w:r>
         <w:rPr>
           <w:rFonts w:hint="eastAsia" w:ascii="Times New Roman" w:hAnsi="Times New Roman" w:eastAsia="Times New Roman" w:cs="Times New Roman"/>
         </w:rPr>
-        <w:t>“</w:t>
-      </w:r>
-      <w:r>
-        <w:rPr>
-          <w:rFonts w:hint="eastAsia" w:ascii="Times New Roman" w:hAnsi="Times New Roman" w:eastAsia="FangSong" w:cs="Times New Roman"/>
-        </w:rPr>
-        <w:t>第二轮习题集</w:t>
+        <w:t>,</w:t>
+      </w:r>
+      <w:r>
+        <w:rPr>
+          <w:rFonts w:ascii="Times New Roman" w:hAnsi="Times New Roman" w:eastAsia="Times New Roman" w:cs="Times New Roman"/>
+        </w:rPr>
+        <w:t xml:space="preserve"> </w:t>
+      </w:r>
+      <w:r>
+        <w:rPr>
+          <w:rFonts w:hint="eastAsia" w:ascii="Times New Roman" w:hAnsi="Times New Roman" w:eastAsia="FangSong" w:cs="Times New Roman"/>
+        </w:rPr>
+        <w:t xml:space="preserve">当用这种方法测定某地下水含</w:t>
+      </w:r>
+      <w:r>
+        <w:rPr>
+          <w:rFonts w:ascii="Times New Roman" w:hAnsi="Times New Roman" w:eastAsia="Times New Roman" w:cs="Times New Roman"/>
+        </w:rPr>
+        <w:t xml:space="preserve"> </w:t>
+      </w:r>
+      <m:oMath>
+        <m:r>
+          <m:t>C</m:t>
+        </m:r>
+        <m:sSup>
+          <m:e>
+            <m:r>
+              <m:t>l</m:t>
+            </m:r>
+          </m:e>
+          <m:sup>
+            <m:r>
+              <m:rPr>
+                <m:sty m:val="p"/>
+              </m:rPr>
+              <m:t>−</m:t>
+            </m:r>
+          </m:sup>
+        </m:sSup>
+      </m:oMath>
+      <w:r>
+        <w:rPr>
+          <w:rFonts w:ascii="Times New Roman" w:hAnsi="Times New Roman" w:eastAsia="Times New Roman" w:cs="Times New Roman"/>
+        </w:rPr>
+        <w:t xml:space="preserve"> </w:t>
+      </w:r>
+      <w:r>
+        <w:rPr>
+          <w:rFonts w:hint="eastAsia" w:ascii="Times New Roman" w:hAnsi="Times New Roman" w:eastAsia="FangSong" w:cs="Times New Roman"/>
+        </w:rPr>
+        <w:t>量时</w:t>
       </w:r>
       <w:r>
         <w:rPr>
           <w:rFonts w:hint="eastAsia" w:ascii="Times New Roman" w:hAnsi="Times New Roman" w:eastAsia="Times New Roman" w:cs="Times New Roman"/>
         </w:rPr>
-        <w:t>-</w:t>
-      </w:r>
-      <w:r>
-        <w:rPr>
-          <w:rFonts w:hint="eastAsia" w:ascii="Times New Roman" w:hAnsi="Times New Roman" w:eastAsia="FangSong" w:cs="Times New Roman"/>
-        </w:rPr>
-        <w:t>化学原理</w:t>
+        <w:t>,</w:t>
+      </w:r>
+      <w:r>
+        <w:rPr>
+          <w:rFonts w:ascii="Times New Roman" w:hAnsi="Times New Roman" w:eastAsia="Times New Roman" w:cs="Times New Roman"/>
+        </w:rPr>
+        <w:t xml:space="preserve"> </w:t>
+      </w:r>
+      <w:r>
+        <w:rPr>
+          <w:rFonts w:hint="eastAsia" w:ascii="Times New Roman" w:hAnsi="Times New Roman" w:eastAsia="FangSong" w:cs="Times New Roman"/>
+        </w:rPr>
+        <w:t xml:space="preserve">测得电池的电动势为</w:t>
+      </w:r>
+      <w:r>
+        <w:rPr>
+          <w:rFonts w:ascii="Times New Roman" w:hAnsi="Times New Roman" w:eastAsia="Times New Roman" w:cs="Times New Roman"/>
+        </w:rPr>
+        <w:t xml:space="preserve"> 0.280 V, </w:t>
+      </w:r>
+      <w:r>
+        <w:rPr>
+          <w:rFonts w:hint="eastAsia" w:ascii="Times New Roman" w:hAnsi="Times New Roman" w:eastAsia="FangSong" w:cs="Times New Roman"/>
+        </w:rPr>
+        <w:t xml:space="preserve">求某地下水中</w:t>
+      </w:r>
+      <w:r>
+        <w:rPr>
+          <w:rFonts w:ascii="Times New Roman" w:hAnsi="Times New Roman" w:eastAsia="Times New Roman" w:cs="Times New Roman"/>
+        </w:rPr>
+        <w:t xml:space="preserve"> </w:t>
+      </w:r>
+      <m:oMath>
+        <m:r>
+          <m:t>C</m:t>
+        </m:r>
+        <m:sSup>
+          <m:e>
+            <m:r>
+              <m:t>l</m:t>
+            </m:r>
+          </m:e>
+          <m:sup>
+            <m:r>
+              <m:rPr>
+                <m:sty m:val="p"/>
+              </m:rPr>
+              <m:t>−</m:t>
+            </m:r>
+          </m:sup>
+        </m:sSup>
+      </m:oMath>
+      <w:r>
+        <w:rPr>
+          <w:rFonts w:ascii="Times New Roman" w:hAnsi="Times New Roman" w:eastAsia="Times New Roman" w:cs="Times New Roman"/>
+        </w:rPr>
+        <w:t xml:space="preserve"> </w:t>
+      </w:r>
+      <w:r>
+        <w:rPr>
+          <w:rFonts w:hint="eastAsia" w:ascii="Times New Roman" w:hAnsi="Times New Roman" w:eastAsia="FangSong" w:cs="Times New Roman"/>
+        </w:rPr>
+        <w:t xml:space="preserve">的含量</w:t>
+      </w:r>
+      <w:r>
+        <w:rPr>
+          <w:rFonts w:ascii="Times New Roman" w:hAnsi="Times New Roman" w:eastAsia="Times New Roman" w:cs="Times New Roman"/>
+        </w:rPr>
+        <w:t xml:space="preserve"> </w:t>
       </w:r>
       <w:r>
         <w:rPr>
           <w:rFonts w:hint="eastAsia" w:ascii="Times New Roman" w:hAnsi="Times New Roman" w:eastAsia="Times New Roman" w:cs="Times New Roman"/>
         </w:rPr>
-        <w:t>II”</w:t>
-      </w:r>
-      <w:r>
-        <w:rPr>
-          <w:rFonts w:ascii="Times New Roman" w:hAnsi="Times New Roman" w:eastAsia="Times New Roman" w:cs="Times New Roman"/>
-        </w:rPr>
-        <w:t xml:space="preserve"> </w:t>
-      </w:r>
-      <w:r>
-        <w:rPr>
-          <w:rFonts w:ascii="Times New Roman" w:hAnsi="Times New Roman" w:eastAsia="Times New Roman" w:cs="Times New Roman"/>
-        </w:rPr>
-        <w:t xml:space="preserve">___</w:t>
-      </w:r>
-      <w:r>
-        <w:rPr>
-          <w:rFonts w:ascii="Times New Roman" w:hAnsi="Times New Roman" w:eastAsia="Times New Roman" w:cs="Times New Roman"/>
-        </w:rPr>
-        <w:t xml:space="preserve"> </w:t>
-      </w:r>
-      <w:r>
-        <w:rPr>
-          <w:rFonts w:hint="eastAsia" w:ascii="Times New Roman" w:hAnsi="Times New Roman" w:eastAsia="FangSong" w:cs="Times New Roman"/>
-          <w:b/>
-          <w:bCs/>
-        </w:rPr>
-        <w:t xml:space="preserve">参考答案</w:t>
-      </w:r>
-    </w:p>
-    <w:bookmarkEnd w:id="61"/>
-    <w:bookmarkStart w:id="62" w:name="参考答案-7"/>
-    <w:p>
-      <w:pPr>
-        <w:pStyle w:val="Heading2"/>
-        <w:spacing w:before="280" w:after="120"/>
-      </w:pPr>
-      <w:r>
-        <w:rPr>
-          <w:rFonts w:hint="eastAsia" w:ascii="Times New Roman" w:hAnsi="Times New Roman" w:eastAsia="SimHei" w:cs="Times New Roman"/>
-        </w:rPr>
-        <w:t xml:space="preserve">参考答案</w:t>
-      </w:r>
-    </w:p>
-    <w:p>
-      <w:pPr>
-        <w:pStyle w:val="FirstParagraph"/>
-      </w:pPr>
-      <w:r>
-        <w:rPr>
-          <w:rFonts w:ascii="Times New Roman" w:hAnsi="Times New Roman" w:eastAsia="Times New Roman" w:cs="Times New Roman"/>
-        </w:rPr>
-        <w:t xml:space="preserve">0.15mol</w:t>
-      </w:r>
-      <w:r>
-        <w:rPr>
-          <w:rFonts w:ascii="Times New Roman" w:hAnsi="Times New Roman" w:eastAsia="Times New Roman" w:cs="Times New Roman"/>
-        </w:rPr>
-        <w:t xml:space="preserve"> </w:t>
-      </w:r>
-      <m:oMath>
-        <m:sSub>
-          <m:e>
-            <m:r>
-              <m:t>H</m:t>
-            </m:r>
-          </m:e>
-          <m:sub>
-            <m:r>
-              <m:t>3</m:t>
-            </m:r>
-          </m:sub>
-        </m:sSub>
-        <m:r>
-          <m:t>P</m:t>
-        </m:r>
-        <m:sSub>
-          <m:e>
-            <m:r>
-              <m:t>O</m:t>
-            </m:r>
-          </m:e>
-          <m:sub>
-            <m:r>
-              <m:t>4</m:t>
-            </m:r>
-          </m:sub>
-        </m:sSub>
-      </m:oMath>
-      <w:r>
-        <w:rPr>
-          <w:rFonts w:ascii="Times New Roman" w:hAnsi="Times New Roman" w:eastAsia="Times New Roman" w:cs="Times New Roman"/>
-        </w:rPr>
-        <w:t xml:space="preserve"> </w:t>
-      </w:r>
-      <w:r>
-        <w:rPr>
-          <w:rFonts w:hint="eastAsia" w:ascii="Times New Roman" w:hAnsi="Times New Roman" w:eastAsia="FangSong" w:cs="Times New Roman"/>
-        </w:rPr>
-        <w:t xml:space="preserve">和</w:t>
-      </w:r>
-      <w:r>
-        <w:rPr>
-          <w:rFonts w:ascii="Times New Roman" w:hAnsi="Times New Roman" w:eastAsia="Times New Roman" w:cs="Times New Roman"/>
-        </w:rPr>
-        <w:t xml:space="preserve"> 0.25mol NaOH </w:t>
-      </w:r>
-      <w:r>
-        <w:rPr>
-          <w:rFonts w:hint="eastAsia" w:ascii="Times New Roman" w:hAnsi="Times New Roman" w:eastAsia="FangSong" w:cs="Times New Roman"/>
-        </w:rPr>
-        <w:t xml:space="preserve">反应先生成</w:t>
-      </w:r>
-      <w:r>
-        <w:rPr>
-          <w:rFonts w:ascii="Times New Roman" w:hAnsi="Times New Roman" w:eastAsia="Times New Roman" w:cs="Times New Roman"/>
-        </w:rPr>
-        <w:t xml:space="preserve"> 0.15mol</w:t>
+        <w:t>(</w:t>
+      </w:r>
+      <w:r>
+        <w:rPr>
+          <w:rFonts w:hint="eastAsia" w:ascii="Times New Roman" w:hAnsi="Times New Roman" w:eastAsia="FangSong" w:cs="Times New Roman"/>
+        </w:rPr>
+        <w:t>以</w:t>
       </w:r>
       <w:r>
         <w:rPr>
@@ -51347,38 +50200,41 @@
           </m:ctrlPr>
         </m:oMathPr>
         <m:r>
-          <m:t>N</m:t>
-        </m:r>
-        <m:r>
-          <m:t>a</m:t>
-        </m:r>
-        <m:sSub>
+          <m:t>m</m:t>
+        </m:r>
+        <m:r>
+          <m:t>o</m:t>
+        </m:r>
+        <m:r>
+          <m:t>l</m:t>
+        </m:r>
+        <m:r>
+          <m:rPr>
+            <m:sty m:val="p"/>
+          </m:rPr>
+          <m:t>⋅</m:t>
+        </m:r>
+        <m:r>
+          <m:t>d</m:t>
+        </m:r>
+        <m:sSup>
           <m:e>
             <m:r>
-              <m:t>H</m:t>
+              <m:t>m</m:t>
             </m:r>
           </m:e>
-          <m:sub>
-            <m:r>
-              <m:t>2</m:t>
-            </m:r>
-          </m:sub>
-        </m:sSub>
-        <m:r>
-          <m:t>P</m:t>
-        </m:r>
-        <m:sSub>
-          <m:e>
-            <m:r>
-              <m:t>O</m:t>
-            </m:r>
-          </m:e>
-          <m:sub>
-            <m:r>
-              <m:t>4</m:t>
-            </m:r>
-          </m:sub>
-        </m:sSub>
+          <m:sup>
+            <m:r>
+              <m:rPr>
+                <m:sty m:val="p"/>
+              </m:rPr>
+              <m:t>−</m:t>
+            </m:r>
+            <m:r>
+              <m:t>3</m:t>
+            </m:r>
+          </m:sup>
+        </m:sSup>
       </m:oMath>
       <w:r>
         <w:rPr>
@@ -51390,165 +50246,312 @@
         <w:rPr>
           <w:rFonts w:hint="eastAsia" w:ascii="Times New Roman" w:hAnsi="Times New Roman" w:eastAsia="FangSong" w:cs="Times New Roman"/>
         </w:rPr>
-        <w:t xml:space="preserve">余下</w:t>
-      </w:r>
-      <w:r>
-        <w:rPr>
-          <w:rFonts w:ascii="Times New Roman" w:hAnsi="Times New Roman" w:eastAsia="Times New Roman" w:cs="Times New Roman"/>
-        </w:rPr>
-        <w:t xml:space="preserve"> 0.10mol </w:t>
+        <w:t>表示</w:t>
       </w:r>
       <w:r>
         <w:rPr>
           <w:rFonts w:hint="eastAsia" w:ascii="Times New Roman" w:hAnsi="Times New Roman" w:eastAsia="Times New Roman" w:cs="Times New Roman"/>
         </w:rPr>
-        <w:t>NaOH，</w:t>
-      </w:r>
-      <w:r>
-        <w:rPr>
-          <w:rFonts w:hint="eastAsia" w:ascii="Times New Roman" w:hAnsi="Times New Roman" w:eastAsia="FangSong" w:cs="Times New Roman"/>
-        </w:rPr>
-        <w:t>继续反应生成</w:t>
-      </w:r>
-      <w:r>
-        <w:rPr>
-          <w:rFonts w:ascii="Times New Roman" w:hAnsi="Times New Roman" w:eastAsia="Times New Roman" w:cs="Times New Roman"/>
-        </w:rPr>
-        <w:t xml:space="preserve"> 0.10mol</w:t>
-      </w:r>
-      <w:r>
-        <w:rPr>
-          <w:rFonts w:ascii="Times New Roman" w:hAnsi="Times New Roman" w:eastAsia="Times New Roman" w:cs="Times New Roman"/>
+        <w:t>)。</w:t>
+      </w:r>
+    </w:p>
+    <w:p>
+      <w:pPr>
+        <w:pStyle w:val="BodyText"/>
+      </w:pPr>
+      <w:r>
+        <w:rPr>
+          <w:rFonts w:hint="eastAsia" w:ascii="Times New Roman" w:hAnsi="Times New Roman" w:eastAsia="FangSong" w:cs="Times New Roman"/>
+          <w:b/>
+          <w:bCs/>
+        </w:rPr>
+        <w:t xml:space="preserve">参考答案</w:t>
+      </w:r>
+    </w:p>
+    <w:bookmarkEnd w:id="67"/>
+    <w:bookmarkStart w:id="68" w:name="参考答案-9"/>
+    <w:p>
+      <w:pPr>
+        <w:pStyle w:val="Heading2"/>
+        <w:spacing w:before="280" w:after="120"/>
+      </w:pPr>
+      <w:r>
+        <w:rPr>
+          <w:rFonts w:hint="eastAsia" w:ascii="Times New Roman" w:hAnsi="Times New Roman" w:eastAsia="SimHei" w:cs="Times New Roman"/>
+        </w:rPr>
+        <w:t xml:space="preserve">参考答案</w:t>
+      </w:r>
+    </w:p>
+    <w:p>
+      <w:pPr>
+        <w:pStyle w:val="BlockText"/>
+      </w:pPr>
+      <w:r>
+        <w:rPr>
+          <w:rFonts w:hint="eastAsia" w:ascii="Times New Roman" w:hAnsi="Times New Roman" w:eastAsia="FangSong" w:cs="Times New Roman"/>
+          <w:b/>
+          <w:bCs/>
+        </w:rPr>
+        <w:t>原书解答</w:t>
+      </w:r>
+      <w:r>
+        <w:rPr>
+          <w:rFonts w:hint="eastAsia" w:ascii="Times New Roman" w:hAnsi="Times New Roman" w:eastAsia="Times New Roman" w:cs="Times New Roman"/>
+          <w:b/>
+          <w:bCs/>
+        </w:rPr>
+        <w:t>（2026-08-25</w:t>
+      </w:r>
+      <w:r>
+        <w:rPr>
+          <w:rFonts w:ascii="Times New Roman" w:hAnsi="Times New Roman" w:eastAsia="Times New Roman" w:cs="Times New Roman"/>
+          <w:b/>
+          <w:bCs/>
         </w:rPr>
         <w:t xml:space="preserve"> </w:t>
       </w:r>
-      <m:oMath>
-        <m:oMathPr>
+      <w:r>
+        <w:rPr>
+          <w:rFonts w:hint="eastAsia" w:ascii="Times New Roman" w:hAnsi="Times New Roman" w:eastAsia="FangSong" w:cs="Times New Roman"/>
+          <w:b/>
+          <w:bCs/>
+        </w:rPr>
+        <w:t>逐字转录</w:t>
+      </w:r>
+      <w:r>
+        <w:rPr>
+          <w:rFonts w:hint="eastAsia" w:ascii="Times New Roman" w:hAnsi="Times New Roman" w:eastAsia="Times New Roman" w:cs="Times New Roman"/>
+          <w:b/>
+          <w:bCs/>
+        </w:rPr>
+        <w:t>）</w:t>
+      </w:r>
+    </w:p>
+    <w:p>
+      <w:pPr>
+        <w:pStyle w:val="FirstParagraph"/>
+      </w:pPr>
+      <m:oMathPara>
+        <m:oMathParaPr>
+          <m:jc m:val="center"/>
           <m:ctrlPr>
             <w:rPr>
               <w:sz w:val="28"/>
               <w:szCs w:val="28"/>
             </w:rPr>
           </m:ctrlPr>
-        </m:oMathPr>
-        <m:r>
-          <m:t>N</m:t>
-        </m:r>
-        <m:sSub>
-          <m:e>
-            <m:r>
-              <m:t>a</m:t>
-            </m:r>
-          </m:e>
-          <m:sub>
-            <m:r>
-              <m:t>2</m:t>
-            </m:r>
-          </m:sub>
-        </m:sSub>
-        <m:r>
-          <m:t>H</m:t>
-        </m:r>
-        <m:r>
-          <m:t>P</m:t>
-        </m:r>
-        <m:sSub>
-          <m:e>
-            <m:r>
-              <m:t>O</m:t>
-            </m:r>
-          </m:e>
-          <m:sub>
-            <m:r>
-              <m:t>4</m:t>
-            </m:r>
-          </m:sub>
-        </m:sSub>
-      </m:oMath>
-      <w:r>
-        <w:rPr>
-          <w:rFonts w:ascii="Times New Roman" w:hAnsi="Times New Roman" w:eastAsia="Times New Roman" w:cs="Times New Roman"/>
-        </w:rPr>
-        <w:t xml:space="preserve"> </w:t>
-      </w:r>
-      <w:r>
-        <w:rPr>
-          <w:rFonts w:hint="eastAsia" w:ascii="Times New Roman" w:hAnsi="Times New Roman" w:eastAsia="FangSong" w:cs="Times New Roman"/>
-        </w:rPr>
-        <w:t xml:space="preserve">余下</w:t>
-      </w:r>
-      <w:r>
-        <w:rPr>
-          <w:rFonts w:ascii="Times New Roman" w:hAnsi="Times New Roman" w:eastAsia="Times New Roman" w:cs="Times New Roman"/>
-        </w:rPr>
-        <w:t xml:space="preserve"> 0.05mol</w:t>
-      </w:r>
-      <w:r>
-        <w:rPr>
-          <w:rFonts w:ascii="Times New Roman" w:hAnsi="Times New Roman" w:eastAsia="Times New Roman" w:cs="Times New Roman"/>
-        </w:rPr>
-        <w:t xml:space="preserve"> </w:t>
-      </w:r>
-      <m:oMath>
-        <m:oMathPr>
-          <m:ctrlPr>
-            <w:rPr>
-              <w:sz w:val="28"/>
-              <w:szCs w:val="28"/>
-            </w:rPr>
-          </m:ctrlPr>
-        </m:oMathPr>
-        <m:r>
-          <m:t>N</m:t>
-        </m:r>
-        <m:r>
-          <m:t>a</m:t>
-        </m:r>
-        <m:sSub>
-          <m:e>
-            <m:r>
-              <m:t>H</m:t>
-            </m:r>
-          </m:e>
-          <m:sub>
-            <m:r>
-              <m:t>2</m:t>
-            </m:r>
-          </m:sub>
-        </m:sSub>
-        <m:r>
-          <m:t>P</m:t>
-        </m:r>
-        <m:sSub>
-          <m:e>
-            <m:r>
-              <m:t>O</m:t>
-            </m:r>
-          </m:e>
-          <m:sub>
-            <m:r>
-              <m:t>4</m:t>
-            </m:r>
-          </m:sub>
-        </m:sSub>
-      </m:oMath>
-      <w:r>
-        <w:rPr>
-          <w:rFonts w:ascii="Times New Roman" w:hAnsi="Times New Roman" w:eastAsia="Times New Roman" w:cs="Times New Roman"/>
-        </w:rPr>
-        <w:t xml:space="preserve"> </w:t>
-      </w:r>
-      <w:r>
-        <w:rPr>
-          <w:rFonts w:hint="eastAsia" w:ascii="Times New Roman" w:hAnsi="Times New Roman" w:eastAsia="Times New Roman" w:cs="Times New Roman"/>
-        </w:rPr>
-        <w:t>，</w:t>
-      </w:r>
-      <w:r>
-        <w:rPr>
-          <w:rFonts w:hint="eastAsia" w:ascii="Times New Roman" w:hAnsi="Times New Roman" w:eastAsia="FangSong" w:cs="Times New Roman"/>
-        </w:rPr>
-        <w:t>得到</w:t>
+        </m:oMathParaPr>
+        <m:oMath>
+          <m:r>
+            <m:rPr>
+              <m:sty m:val="p"/>
+            </m:rPr>
+            <m:t>H</m:t>
+          </m:r>
+          <m:r>
+            <m:rPr>
+              <m:sty m:val="p"/>
+            </m:rPr>
+            <m:t>g</m:t>
+          </m:r>
+          <m:r>
+            <m:rPr>
+              <m:sty m:val="p"/>
+            </m:rPr>
+            <m:t>|</m:t>
+          </m:r>
+          <m:r>
+            <m:rPr>
+              <m:sty m:val="p"/>
+            </m:rPr>
+            <m:t>H</m:t>
+          </m:r>
+          <m:sSub>
+            <m:e>
+              <m:r>
+                <m:rPr>
+                  <m:sty m:val="p"/>
+                </m:rPr>
+                <m:t>g</m:t>
+              </m:r>
+            </m:e>
+            <m:sub>
+              <m:r>
+                <m:rPr>
+                  <m:sty m:val="p"/>
+                </m:rPr>
+                <m:t>2</m:t>
+              </m:r>
+            </m:sub>
+          </m:sSub>
+          <m:r>
+            <m:rPr>
+              <m:sty m:val="p"/>
+            </m:rPr>
+            <m:t>C</m:t>
+          </m:r>
+          <m:sSub>
+            <m:e>
+              <m:r>
+                <m:rPr>
+                  <m:sty m:val="p"/>
+                </m:rPr>
+                <m:t>l</m:t>
+              </m:r>
+            </m:e>
+            <m:sub>
+              <m:r>
+                <m:rPr>
+                  <m:sty m:val="p"/>
+                </m:rPr>
+                <m:t>2</m:t>
+              </m:r>
+            </m:sub>
+          </m:sSub>
+          <m:r>
+            <m:rPr>
+              <m:sty m:val="p"/>
+            </m:rPr>
+            <m:t>|</m:t>
+          </m:r>
+          <m:r>
+            <m:rPr>
+              <m:sty m:val="p"/>
+            </m:rPr>
+            <m:t>K</m:t>
+          </m:r>
+          <m:r>
+            <m:rPr>
+              <m:sty m:val="p"/>
+            </m:rPr>
+            <m:t>C</m:t>
+          </m:r>
+          <m:r>
+            <m:rPr>
+              <m:sty m:val="p"/>
+            </m:rPr>
+            <m:t>l</m:t>
+          </m:r>
+          <m:r>
+            <m:rPr>
+              <m:sty m:val="p"/>
+            </m:rPr>
+            <m:t>(</m:t>
+          </m:r>
+          <m:r>
+            <m:rPr>
+              <m:sty m:val="p"/>
+            </m:rPr>
+            <m:t>饱</m:t>
+          </m:r>
+          <m:r>
+            <m:rPr>
+              <m:sty m:val="p"/>
+            </m:rPr>
+            <m:t>和</m:t>
+          </m:r>
+          <m:r>
+            <m:rPr>
+              <m:sty m:val="p"/>
+            </m:rPr>
+            <m:t>)</m:t>
+          </m:r>
+          <m:r>
+            <m:rPr>
+              <m:sty m:val="p"/>
+            </m:rPr>
+            <m:t>|</m:t>
+          </m:r>
+          <m:r>
+            <m:rPr>
+              <m:sty m:val="p"/>
+            </m:rPr>
+            <m:t>|</m:t>
+          </m:r>
+          <m:r>
+            <m:rPr>
+              <m:sty m:val="p"/>
+            </m:rPr>
+            <m:t>C</m:t>
+          </m:r>
+          <m:sSup>
+            <m:e>
+              <m:r>
+                <m:rPr>
+                  <m:sty m:val="p"/>
+                </m:rPr>
+                <m:t>l</m:t>
+              </m:r>
+            </m:e>
+            <m:sup>
+              <m:r>
+                <m:rPr>
+                  <m:sty m:val="p"/>
+                </m:rPr>
+                <m:t>−</m:t>
+              </m:r>
+            </m:sup>
+          </m:sSup>
+          <m:r>
+            <m:rPr>
+              <m:sty m:val="p"/>
+            </m:rPr>
+            <m:t>|</m:t>
+          </m:r>
+          <m:r>
+            <m:rPr>
+              <m:sty m:val="p"/>
+            </m:rPr>
+            <m:t>A</m:t>
+          </m:r>
+          <m:r>
+            <m:rPr>
+              <m:sty m:val="p"/>
+            </m:rPr>
+            <m:t>g</m:t>
+          </m:r>
+          <m:r>
+            <m:rPr>
+              <m:sty m:val="p"/>
+            </m:rPr>
+            <m:t>C</m:t>
+          </m:r>
+          <m:r>
+            <m:rPr>
+              <m:sty m:val="p"/>
+            </m:rPr>
+            <m:t>l</m:t>
+          </m:r>
+          <m:r>
+            <m:rPr>
+              <m:sty m:val="p"/>
+            </m:rPr>
+            <m:t>|</m:t>
+          </m:r>
+          <m:r>
+            <m:rPr>
+              <m:sty m:val="p"/>
+            </m:rPr>
+            <m:t>A</m:t>
+          </m:r>
+          <m:r>
+            <m:rPr>
+              <m:sty m:val="p"/>
+            </m:rPr>
+            <m:t>g</m:t>
+          </m:r>
+        </m:oMath>
+      </m:oMathPara>
+    </w:p>
+    <w:p>
+      <w:pPr>
+        <w:pStyle w:val="FirstParagraph"/>
+      </w:pPr>
+      <w:r>
+        <w:rPr>
+          <w:rFonts w:hint="eastAsia" w:ascii="Times New Roman" w:hAnsi="Times New Roman" w:eastAsia="FangSong" w:cs="Times New Roman"/>
+        </w:rPr>
+        <w:t xml:space="preserve">查得饱和甘汞电极</w:t>
       </w:r>
       <w:r>
         <w:rPr>
@@ -51568,86 +50571,125 @@
         <m:sSub>
           <m:e>
             <m:r>
-              <m:t>H</m:t>
+              <m:t>E</m:t>
             </m:r>
           </m:e>
           <m:sub>
             <m:r>
-              <m:t>2</m:t>
+              <m:t>S</m:t>
+            </m:r>
+            <m:r>
+              <m:t>C</m:t>
+            </m:r>
+            <m:r>
+              <m:t>E</m:t>
             </m:r>
           </m:sub>
         </m:sSub>
         <m:r>
-          <m:t>P</m:t>
-        </m:r>
-        <m:sSubSup>
+          <m:rPr>
+            <m:sty m:val="p"/>
+          </m:rPr>
+          <m:t>=</m:t>
+        </m:r>
+        <m:r>
+          <m:t>0.244</m:t>
+        </m:r>
+        <m:r>
+          <m:t>V</m:t>
+        </m:r>
+      </m:oMath>
+      <w:r>
+        <w:rPr>
+          <w:rFonts w:ascii="Times New Roman" w:hAnsi="Times New Roman" w:eastAsia="Times New Roman" w:cs="Times New Roman"/>
+        </w:rPr>
+        <w:t xml:space="preserve"> </w:t>
+      </w:r>
+      <w:r>
+        <w:rPr>
+          <w:rFonts w:hint="eastAsia" w:ascii="Times New Roman" w:hAnsi="Times New Roman" w:eastAsia="Times New Roman" w:cs="Times New Roman"/>
+        </w:rPr>
+        <w:t xml:space="preserve">，</w:t>
+      </w:r>
+      <w:r>
+        <w:rPr>
+          <w:rFonts w:ascii="Times New Roman" w:hAnsi="Times New Roman" w:eastAsia="Times New Roman" w:cs="Times New Roman"/>
+        </w:rPr>
+        <w:t xml:space="preserve"> </w:t>
+      </w:r>
+      <m:oMath>
+        <m:oMathPr>
+          <m:ctrlPr>
+            <w:rPr>
+              <w:sz w:val="28"/>
+              <w:szCs w:val="28"/>
+            </w:rPr>
+          </m:ctrlPr>
+        </m:oMathPr>
+        <m:sSup>
           <m:e>
             <m:r>
-              <m:t>O</m:t>
+              <m:t>E</m:t>
             </m:r>
           </m:e>
-          <m:sub>
-            <m:r>
-              <m:t>4</m:t>
-            </m:r>
-          </m:sub>
           <m:sup>
             <m:r>
               <m:rPr>
                 <m:sty m:val="p"/>
               </m:rPr>
-              <m:t>−</m:t>
+              <m:t>⊖</m:t>
             </m:r>
           </m:sup>
-        </m:sSubSup>
-        <m:r>
-          <m:rPr>
-            <m:sty m:val="p"/>
-          </m:rPr>
-          <m:t>∼</m:t>
-        </m:r>
-        <m:r>
-          <m:t>H</m:t>
-        </m:r>
-        <m:r>
-          <m:t>P</m:t>
-        </m:r>
-        <m:sSubSup>
-          <m:e>
-            <m:r>
-              <m:t>O</m:t>
-            </m:r>
-          </m:e>
-          <m:sub>
-            <m:r>
-              <m:t>4</m:t>
-            </m:r>
-          </m:sub>
-          <m:sup>
-            <m:r>
-              <m:t>2</m:t>
-            </m:r>
-            <m:r>
-              <m:rPr>
-                <m:sty m:val="p"/>
-              </m:rPr>
-              <m:t>−</m:t>
-            </m:r>
-          </m:sup>
-        </m:sSubSup>
+        </m:sSup>
+        <m:r>
+          <m:rPr>
+            <m:sty m:val="p"/>
+          </m:rPr>
+          <m:t>(</m:t>
+        </m:r>
+        <m:r>
+          <m:t>A</m:t>
+        </m:r>
+        <m:r>
+          <m:t>g</m:t>
+        </m:r>
+        <m:r>
+          <m:t>C</m:t>
+        </m:r>
+        <m:r>
+          <m:t>l</m:t>
+        </m:r>
+        <m:r>
+          <m:rPr>
+            <m:sty m:val="p"/>
+          </m:rPr>
+          <m:t>/</m:t>
+        </m:r>
+        <m:r>
+          <m:t>A</m:t>
+        </m:r>
+        <m:r>
+          <m:t>g</m:t>
+        </m:r>
+        <m:r>
+          <m:rPr>
+            <m:sty m:val="p"/>
+          </m:rPr>
+          <m:t>)</m:t>
+        </m:r>
+        <m:r>
+          <m:rPr>
+            <m:sty m:val="p"/>
+          </m:rPr>
+          <m:t>=</m:t>
+        </m:r>
+        <m:r>
+          <m:t>0.222</m:t>
+        </m:r>
+        <m:r>
+          <m:t>V</m:t>
+        </m:r>
       </m:oMath>
-      <w:r>
-        <w:rPr>
-          <w:rFonts w:ascii="Times New Roman" w:hAnsi="Times New Roman" w:eastAsia="Times New Roman" w:cs="Times New Roman"/>
-        </w:rPr>
-        <w:t xml:space="preserve"> </w:t>
-      </w:r>
-      <w:r>
-        <w:rPr>
-          <w:rFonts w:hint="eastAsia" w:ascii="Times New Roman" w:hAnsi="Times New Roman" w:eastAsia="FangSong" w:cs="Times New Roman"/>
-        </w:rPr>
-        <w:t xml:space="preserve">缓冲溶液</w:t>
-      </w:r>
     </w:p>
     <w:p>
       <w:pPr>
@@ -51664,50 +50706,9 @@
           </m:ctrlPr>
         </m:oMathParaPr>
         <m:oMath>
-          <m:sSub>
-            <m:e>
-              <m:r>
-                <m:rPr>
-                  <m:sty m:val="p"/>
-                </m:rPr>
-                <m:t>H</m:t>
-              </m:r>
-            </m:e>
-            <m:sub>
-              <m:r>
-                <m:t>2</m:t>
-              </m:r>
-            </m:sub>
-          </m:sSub>
-          <m:sSubSup>
-            <m:e>
-              <m:r>
-                <m:rPr>
-                  <m:sty m:val="p"/>
-                </m:rPr>
-                <m:t>P</m:t>
-              </m:r>
-              <m:r>
-                <m:rPr>
-                  <m:sty m:val="p"/>
-                </m:rPr>
-                <m:t>O</m:t>
-              </m:r>
-            </m:e>
-            <m:sub>
-              <m:r>
-                <m:t>4</m:t>
-              </m:r>
-            </m:sub>
-            <m:sup>
-              <m:r>
-                <m:rPr>
-                  <m:sty m:val="p"/>
-                </m:rPr>
-                <m:t>−</m:t>
-              </m:r>
-            </m:sup>
-          </m:sSubSup>
+          <m:r>
+            <m:t>E</m:t>
+          </m:r>
           <m:r>
             <m:rPr>
               <m:sty m:val="p"/>
@@ -51718,13 +50719,43 @@
             <m:rPr>
               <m:sty m:val="p"/>
             </m:rPr>
-            <m:t>a</m:t>
+            <m:t>A</m:t>
           </m:r>
           <m:r>
             <m:rPr>
               <m:sty m:val="p"/>
             </m:rPr>
-            <m:t>q</m:t>
+            <m:t>g</m:t>
+          </m:r>
+          <m:r>
+            <m:rPr>
+              <m:sty m:val="p"/>
+            </m:rPr>
+            <m:t>C</m:t>
+          </m:r>
+          <m:r>
+            <m:rPr>
+              <m:sty m:val="p"/>
+            </m:rPr>
+            <m:t>l</m:t>
+          </m:r>
+          <m:r>
+            <m:rPr>
+              <m:sty m:val="p"/>
+            </m:rPr>
+            <m:t>/</m:t>
+          </m:r>
+          <m:r>
+            <m:rPr>
+              <m:sty m:val="p"/>
+            </m:rPr>
+            <m:t>A</m:t>
+          </m:r>
+          <m:r>
+            <m:rPr>
+              <m:sty m:val="p"/>
+            </m:rPr>
+            <m:t>g</m:t>
           </m:r>
           <m:r>
             <m:rPr>
@@ -51736,177 +50767,31 @@
             <m:rPr>
               <m:sty m:val="p"/>
             </m:rPr>
-            <m:t>+</m:t>
-          </m:r>
-          <m:sSub>
-            <m:e>
-              <m:r>
-                <m:rPr>
-                  <m:sty m:val="p"/>
-                </m:rPr>
-                <m:t>H</m:t>
-              </m:r>
-            </m:e>
-            <m:sub>
-              <m:r>
-                <m:t>2</m:t>
-              </m:r>
-            </m:sub>
-          </m:sSub>
+            <m:t>−</m:t>
+          </m:r>
+          <m:r>
+            <m:t>0.244</m:t>
+          </m:r>
           <m:r>
             <m:rPr>
               <m:sty m:val="p"/>
             </m:rPr>
-            <m:t>O</m:t>
+            <m:t>V</m:t>
           </m:r>
           <m:r>
             <m:rPr>
               <m:sty m:val="p"/>
             </m:rPr>
-            <m:t>(</m:t>
+            <m:t>=</m:t>
+          </m:r>
+          <m:r>
+            <m:t>0.280</m:t>
           </m:r>
           <m:r>
             <m:rPr>
               <m:sty m:val="p"/>
             </m:rPr>
-            <m:t>l</m:t>
-          </m:r>
-          <m:r>
-            <m:rPr>
-              <m:sty m:val="p"/>
-            </m:rPr>
-            <m:t>)</m:t>
-          </m:r>
-          <m:r>
-            <m:rPr>
-              <m:sty m:val="p"/>
-            </m:rPr>
-            <m:t>⇌</m:t>
-          </m:r>
-          <m:sSubSup>
-            <m:e>
-              <m:r>
-                <m:rPr>
-                  <m:sty m:val="p"/>
-                </m:rPr>
-                <m:t>H</m:t>
-              </m:r>
-              <m:r>
-                <m:rPr>
-                  <m:sty m:val="p"/>
-                </m:rPr>
-                <m:t>P</m:t>
-              </m:r>
-              <m:r>
-                <m:rPr>
-                  <m:sty m:val="p"/>
-                </m:rPr>
-                <m:t>O</m:t>
-              </m:r>
-            </m:e>
-            <m:sub>
-              <m:r>
-                <m:t>4</m:t>
-              </m:r>
-            </m:sub>
-            <m:sup>
-              <m:r>
-                <m:t>2</m:t>
-              </m:r>
-              <m:r>
-                <m:rPr>
-                  <m:sty m:val="p"/>
-                </m:rPr>
-                <m:t>−</m:t>
-              </m:r>
-            </m:sup>
-          </m:sSubSup>
-          <m:r>
-            <m:rPr>
-              <m:sty m:val="p"/>
-            </m:rPr>
-            <m:t>(</m:t>
-          </m:r>
-          <m:r>
-            <m:rPr>
-              <m:sty m:val="p"/>
-            </m:rPr>
-            <m:t>a</m:t>
-          </m:r>
-          <m:r>
-            <m:rPr>
-              <m:sty m:val="p"/>
-            </m:rPr>
-            <m:t>q</m:t>
-          </m:r>
-          <m:r>
-            <m:rPr>
-              <m:sty m:val="p"/>
-            </m:rPr>
-            <m:t>)</m:t>
-          </m:r>
-          <m:r>
-            <m:rPr>
-              <m:sty m:val="p"/>
-            </m:rPr>
-            <m:t>+</m:t>
-          </m:r>
-          <m:sSub>
-            <m:e>
-              <m:r>
-                <m:rPr>
-                  <m:sty m:val="p"/>
-                </m:rPr>
-                <m:t>H</m:t>
-              </m:r>
-            </m:e>
-            <m:sub>
-              <m:r>
-                <m:t>3</m:t>
-              </m:r>
-            </m:sub>
-          </m:sSub>
-          <m:sSup>
-            <m:e>
-              <m:r>
-                <m:rPr>
-                  <m:sty m:val="p"/>
-                </m:rPr>
-                <m:t>O</m:t>
-              </m:r>
-            </m:e>
-            <m:sup>
-              <m:r>
-                <m:rPr>
-                  <m:sty m:val="p"/>
-                </m:rPr>
-                <m:t>+</m:t>
-              </m:r>
-            </m:sup>
-          </m:sSup>
-          <m:r>
-            <m:rPr>
-              <m:sty m:val="p"/>
-            </m:rPr>
-            <m:t>(</m:t>
-          </m:r>
-          <m:r>
-            <m:rPr>
-              <m:sty m:val="p"/>
-            </m:rPr>
-            <m:t>a</m:t>
-          </m:r>
-          <m:r>
-            <m:rPr>
-              <m:sty m:val="p"/>
-            </m:rPr>
-            <m:t>q</m:t>
-          </m:r>
-          <m:r>
-            <m:rPr>
-              <m:sty m:val="p"/>
-            </m:rPr>
-            <m:t>)</m:t>
+            <m:t>V</m:t>
           </m:r>
         </m:oMath>
       </m:oMathPara>
@@ -51927,16 +50812,61 @@
         </m:oMathParaPr>
         <m:oMath>
           <m:r>
+            <m:t>E</m:t>
+          </m:r>
+          <m:r>
             <m:rPr>
               <m:sty m:val="p"/>
             </m:rPr>
-            <m:t>p</m:t>
+            <m:t>(</m:t>
           </m:r>
           <m:r>
             <m:rPr>
               <m:sty m:val="p"/>
             </m:rPr>
-            <m:t>H</m:t>
+            <m:t>A</m:t>
+          </m:r>
+          <m:r>
+            <m:rPr>
+              <m:sty m:val="p"/>
+            </m:rPr>
+            <m:t>g</m:t>
+          </m:r>
+          <m:r>
+            <m:rPr>
+              <m:sty m:val="p"/>
+            </m:rPr>
+            <m:t>C</m:t>
+          </m:r>
+          <m:r>
+            <m:rPr>
+              <m:sty m:val="p"/>
+            </m:rPr>
+            <m:t>l</m:t>
+          </m:r>
+          <m:r>
+            <m:rPr>
+              <m:sty m:val="p"/>
+            </m:rPr>
+            <m:t>/</m:t>
+          </m:r>
+          <m:r>
+            <m:rPr>
+              <m:sty m:val="p"/>
+            </m:rPr>
+            <m:t>A</m:t>
+          </m:r>
+          <m:r>
+            <m:rPr>
+              <m:sty m:val="p"/>
+            </m:rPr>
+            <m:t>g</m:t>
+          </m:r>
+          <m:r>
+            <m:rPr>
+              <m:sty m:val="p"/>
+            </m:rPr>
+            <m:t>)</m:t>
           </m:r>
           <m:r>
             <m:rPr>
@@ -51944,36 +50874,90 @@
             </m:rPr>
             <m:t>=</m:t>
           </m:r>
-          <m:sSub>
+          <m:r>
+            <m:t>0.524</m:t>
+          </m:r>
+          <m:r>
+            <m:rPr>
+              <m:sty m:val="p"/>
+            </m:rPr>
+            <m:t>V</m:t>
+          </m:r>
+          <m:r>
+            <m:rPr>
+              <m:sty m:val="p"/>
+            </m:rPr>
+            <m:t>=</m:t>
+          </m:r>
+          <m:sSup>
             <m:e>
               <m:r>
-                <m:rPr>
-                  <m:sty m:val="p"/>
-                </m:rPr>
-                <m:t>p</m:t>
-              </m:r>
-              <m:r>
-                <m:rPr>
-                  <m:sty m:val="p"/>
-                </m:rPr>
-                <m:t>K</m:t>
+                <m:t>E</m:t>
               </m:r>
             </m:e>
-            <m:sub>
-              <m:r>
-                <m:rPr>
-                  <m:sty m:val="p"/>
-                </m:rPr>
-                <m:t>a</m:t>
-              </m:r>
-              <m:r>
-                <m:rPr>
-                  <m:sty m:val="p"/>
-                </m:rPr>
-                <m:t>2</m:t>
-              </m:r>
-            </m:sub>
-          </m:sSub>
+            <m:sup>
+              <m:r>
+                <m:rPr>
+                  <m:sty m:val="p"/>
+                </m:rPr>
+                <m:t>⊖</m:t>
+              </m:r>
+            </m:sup>
+          </m:sSup>
+          <m:r>
+            <m:rPr>
+              <m:sty m:val="p"/>
+            </m:rPr>
+            <m:t>(</m:t>
+          </m:r>
+          <m:r>
+            <m:rPr>
+              <m:sty m:val="p"/>
+            </m:rPr>
+            <m:t>A</m:t>
+          </m:r>
+          <m:r>
+            <m:rPr>
+              <m:sty m:val="p"/>
+            </m:rPr>
+            <m:t>g</m:t>
+          </m:r>
+          <m:r>
+            <m:rPr>
+              <m:sty m:val="p"/>
+            </m:rPr>
+            <m:t>C</m:t>
+          </m:r>
+          <m:r>
+            <m:rPr>
+              <m:sty m:val="p"/>
+            </m:rPr>
+            <m:t>l</m:t>
+          </m:r>
+          <m:r>
+            <m:rPr>
+              <m:sty m:val="p"/>
+            </m:rPr>
+            <m:t>/</m:t>
+          </m:r>
+          <m:r>
+            <m:rPr>
+              <m:sty m:val="p"/>
+            </m:rPr>
+            <m:t>A</m:t>
+          </m:r>
+          <m:r>
+            <m:rPr>
+              <m:sty m:val="p"/>
+            </m:rPr>
+            <m:t>g</m:t>
+          </m:r>
+          <m:r>
+            <m:rPr>
+              <m:sty m:val="p"/>
+            </m:rPr>
+            <m:t>)</m:t>
+          </m:r>
           <m:r>
             <m:rPr>
               <m:sty m:val="p"/>
@@ -51981,1354 +50965,7 @@
             <m:t>+</m:t>
           </m:r>
           <m:r>
-            <m:rPr>
-              <m:sty m:val="p"/>
-            </m:rPr>
-            <m:t>lg</m:t>
-          </m:r>
-          <m:f>
-            <m:fPr>
-              <m:type m:val="bar"/>
-            </m:fPr>
-            <m:num>
-              <m:r>
-                <m:rPr>
-                  <m:sty m:val="p"/>
-                </m:rPr>
-                <m:t>[</m:t>
-              </m:r>
-              <m:sSubSup>
-                <m:e>
-                  <m:r>
-                    <m:rPr>
-                      <m:sty m:val="p"/>
-                    </m:rPr>
-                    <m:t>H</m:t>
-                  </m:r>
-                  <m:r>
-                    <m:rPr>
-                      <m:sty m:val="p"/>
-                    </m:rPr>
-                    <m:t>P</m:t>
-                  </m:r>
-                  <m:r>
-                    <m:rPr>
-                      <m:sty m:val="p"/>
-                    </m:rPr>
-                    <m:t>O</m:t>
-                  </m:r>
-                </m:e>
-                <m:sub>
-                  <m:r>
-                    <m:t>4</m:t>
-                  </m:r>
-                </m:sub>
-                <m:sup>
-                  <m:r>
-                    <m:t>2</m:t>
-                  </m:r>
-                  <m:r>
-                    <m:rPr>
-                      <m:sty m:val="p"/>
-                    </m:rPr>
-                    <m:t>−</m:t>
-                  </m:r>
-                </m:sup>
-              </m:sSubSup>
-              <m:r>
-                <m:rPr>
-                  <m:sty m:val="p"/>
-                </m:rPr>
-                <m:t>]</m:t>
-              </m:r>
-            </m:num>
-            <m:den>
-              <m:r>
-                <m:rPr>
-                  <m:sty m:val="p"/>
-                </m:rPr>
-                <m:t>[</m:t>
-              </m:r>
-              <m:sSub>
-                <m:e>
-                  <m:r>
-                    <m:rPr>
-                      <m:sty m:val="p"/>
-                    </m:rPr>
-                    <m:t>H</m:t>
-                  </m:r>
-                </m:e>
-                <m:sub>
-                  <m:r>
-                    <m:t>2</m:t>
-                  </m:r>
-                </m:sub>
-              </m:sSub>
-              <m:sSubSup>
-                <m:e>
-                  <m:r>
-                    <m:rPr>
-                      <m:sty m:val="p"/>
-                    </m:rPr>
-                    <m:t>P</m:t>
-                  </m:r>
-                  <m:r>
-                    <m:rPr>
-                      <m:sty m:val="p"/>
-                    </m:rPr>
-                    <m:t>O</m:t>
-                  </m:r>
-                </m:e>
-                <m:sub>
-                  <m:r>
-                    <m:t>4</m:t>
-                  </m:r>
-                </m:sub>
-                <m:sup>
-                  <m:r>
-                    <m:rPr>
-                      <m:sty m:val="p"/>
-                    </m:rPr>
-                    <m:t>−</m:t>
-                  </m:r>
-                </m:sup>
-              </m:sSubSup>
-              <m:r>
-                <m:rPr>
-                  <m:sty m:val="p"/>
-                </m:rPr>
-                <m:t>]</m:t>
-              </m:r>
-            </m:den>
-          </m:f>
-          <m:r>
-            <m:rPr>
-              <m:sty m:val="p"/>
-            </m:rPr>
-            <m:t>=</m:t>
-          </m:r>
-          <m:r>
-            <m:rPr>
-              <m:sty m:val="p"/>
-            </m:rPr>
-            <m:t>−</m:t>
-          </m:r>
-          <m:r>
-            <m:rPr>
-              <m:sty m:val="p"/>
-            </m:rPr>
-            <m:t>lg</m:t>
-          </m:r>
-          <m:r>
-            <m:t>6</m:t>
-          </m:r>
-          <m:r>
-            <m:rPr>
-              <m:sty m:val="p"/>
-            </m:rPr>
-            <m:t>.</m:t>
-          </m:r>
-          <m:r>
-            <m:t>3</m:t>
-          </m:r>
-          <m:r>
-            <m:rPr>
-              <m:sty m:val="p"/>
-            </m:rPr>
-            <m:t>×</m:t>
-          </m:r>
-          <m:r>
-            <m:t>1</m:t>
-          </m:r>
-          <m:sSup>
-            <m:e>
-              <m:r>
-                <m:t>0</m:t>
-              </m:r>
-            </m:e>
-            <m:sup>
-              <m:r>
-                <m:rPr>
-                  <m:sty m:val="p"/>
-                </m:rPr>
-                <m:t>−</m:t>
-              </m:r>
-              <m:r>
-                <m:t>8</m:t>
-              </m:r>
-            </m:sup>
-          </m:sSup>
-          <m:r>
-            <m:rPr>
-              <m:sty m:val="p"/>
-            </m:rPr>
-            <m:t>+</m:t>
-          </m:r>
-          <m:r>
-            <m:rPr>
-              <m:sty m:val="p"/>
-            </m:rPr>
-            <m:t>lg</m:t>
-          </m:r>
-          <m:f>
-            <m:fPr>
-              <m:type m:val="bar"/>
-            </m:fPr>
-            <m:num>
-              <m:r>
-                <m:t>0</m:t>
-              </m:r>
-              <m:r>
-                <m:rPr>
-                  <m:sty m:val="p"/>
-                </m:rPr>
-                <m:t>.</m:t>
-              </m:r>
-              <m:r>
-                <m:t>1</m:t>
-              </m:r>
-              <m:r>
-                <m:t>0</m:t>
-              </m:r>
-              <m:r>
-                <m:t>0</m:t>
-              </m:r>
-            </m:num>
-            <m:den>
-              <m:r>
-                <m:t>0</m:t>
-              </m:r>
-              <m:r>
-                <m:rPr>
-                  <m:sty m:val="p"/>
-                </m:rPr>
-                <m:t>.</m:t>
-              </m:r>
-              <m:r>
-                <m:t>0</m:t>
-              </m:r>
-              <m:r>
-                <m:t>5</m:t>
-              </m:r>
-              <m:r>
-                <m:t>0</m:t>
-              </m:r>
-              <m:r>
-                <m:t>0</m:t>
-              </m:r>
-            </m:den>
-          </m:f>
-          <m:r>
-            <m:rPr>
-              <m:sty m:val="p"/>
-            </m:rPr>
-            <m:t>=</m:t>
-          </m:r>
-          <m:r>
-            <m:t>7</m:t>
-          </m:r>
-          <m:r>
-            <m:rPr>
-              <m:sty m:val="p"/>
-            </m:rPr>
-            <m:t>.</m:t>
-          </m:r>
-          <m:r>
-            <m:t>5</m:t>
-          </m:r>
-          <m:r>
-            <m:t>0</m:t>
-          </m:r>
-        </m:oMath>
-      </m:oMathPara>
-    </w:p>
-    <w:bookmarkEnd w:id="62"/>
-    <w:bookmarkStart w:id="63" w:name="第-20-题"/>
-    <w:p>
-      <w:pPr>
-        <w:pStyle w:val="Heading2"/>
-        <w:spacing w:before="280" w:after="120"/>
-      </w:pPr>
-      <w:r>
-        <w:rPr>
-          <w:rFonts w:hint="eastAsia" w:ascii="Times New Roman" w:hAnsi="Times New Roman" w:eastAsia="SimHei" w:cs="Times New Roman"/>
-        </w:rPr>
-        <w:t xml:space="preserve">第</w:t>
-      </w:r>
-      <w:r>
-        <w:rPr>
-          <w:rFonts w:ascii="Times New Roman" w:hAnsi="Times New Roman" w:eastAsia="Times New Roman" w:cs="Times New Roman"/>
-        </w:rPr>
-        <w:t xml:space="preserve"> 20 </w:t>
-      </w:r>
-      <w:r>
-        <w:rPr>
-          <w:rFonts w:hint="eastAsia" w:ascii="Times New Roman" w:hAnsi="Times New Roman" w:eastAsia="SimHei" w:cs="Times New Roman"/>
-        </w:rPr>
-        <w:t xml:space="preserve">题</w:t>
-      </w:r>
-    </w:p>
-    <w:p>
-      <w:pPr>
-        <w:pStyle w:val="BlockText"/>
-      </w:pPr>
-      <w:r>
-        <w:rPr>
-          <w:rFonts w:hint="eastAsia" w:ascii="Times New Roman" w:hAnsi="Times New Roman" w:eastAsia="FangSong" w:cs="Times New Roman"/>
-        </w:rPr>
-        <w:t>来源</w:t>
-      </w:r>
-      <w:r>
-        <w:rPr>
-          <w:rFonts w:hint="eastAsia" w:ascii="Times New Roman" w:hAnsi="Times New Roman" w:eastAsia="Times New Roman" w:cs="Times New Roman"/>
-        </w:rPr>
-        <w:t>：</w:t>
-      </w:r>
-      <w:r>
-        <w:rPr>
-          <w:rFonts w:hint="eastAsia" w:ascii="Times New Roman" w:hAnsi="Times New Roman" w:eastAsia="FangSong" w:cs="Times New Roman"/>
-        </w:rPr>
-        <w:t>普通化学原理</w:t>
-      </w:r>
-      <w:r>
-        <w:rPr>
-          <w:rFonts w:hint="eastAsia" w:ascii="Times New Roman" w:hAnsi="Times New Roman" w:eastAsia="Times New Roman" w:cs="Times New Roman"/>
-        </w:rPr>
-        <w:t>（</w:t>
-      </w:r>
-      <w:r>
-        <w:rPr>
-          <w:rFonts w:hint="eastAsia" w:ascii="Times New Roman" w:hAnsi="Times New Roman" w:eastAsia="FangSong" w:cs="Times New Roman"/>
-        </w:rPr>
-        <w:t>第</w:t>
-      </w:r>
-      <w:r>
-        <w:rPr>
-          <w:rFonts w:hint="eastAsia" w:ascii="Times New Roman" w:hAnsi="Times New Roman" w:eastAsia="Times New Roman" w:cs="Times New Roman"/>
-        </w:rPr>
-        <w:t>4</w:t>
-      </w:r>
-      <w:r>
-        <w:rPr>
-          <w:rFonts w:hint="eastAsia" w:ascii="Times New Roman" w:hAnsi="Times New Roman" w:eastAsia="FangSong" w:cs="Times New Roman"/>
-        </w:rPr>
-        <w:t>版</w:t>
-      </w:r>
-      <w:r>
-        <w:rPr>
-          <w:rFonts w:hint="eastAsia" w:ascii="Times New Roman" w:hAnsi="Times New Roman" w:eastAsia="Times New Roman" w:cs="Times New Roman"/>
-        </w:rPr>
-        <w:t>）</w:t>
-      </w:r>
-      <w:r>
-        <w:rPr>
-          <w:rFonts w:hint="eastAsia" w:ascii="Times New Roman" w:hAnsi="Times New Roman" w:eastAsia="FangSong" w:cs="Times New Roman"/>
-        </w:rPr>
-        <w:t>习题解析</w:t>
-      </w:r>
-    </w:p>
-    <w:p>
-      <w:pPr>
-        <w:pStyle w:val="FirstParagraph"/>
-      </w:pPr>
-      <w:r>
-        <w:rPr>
-          <w:rFonts w:ascii="Times New Roman" w:hAnsi="Times New Roman" w:eastAsia="Times New Roman" w:cs="Times New Roman"/>
-        </w:rPr>
-        <w:t xml:space="preserve">10.14 </w:t>
-      </w:r>
-      <w:r>
-        <w:rPr>
-          <w:rFonts w:hint="eastAsia" w:ascii="Times New Roman" w:hAnsi="Times New Roman" w:eastAsia="FangSong" w:cs="Times New Roman"/>
-        </w:rPr>
-        <w:t xml:space="preserve">利用下述电池可测定溶液中</w:t>
-      </w:r>
-      <w:r>
-        <w:rPr>
-          <w:rFonts w:ascii="Times New Roman" w:hAnsi="Times New Roman" w:eastAsia="Times New Roman" w:cs="Times New Roman"/>
-        </w:rPr>
-        <w:t xml:space="preserve"> Cl</w:t>
-      </w:r>
-      <w:r>
-        <w:rPr>
-          <w:rFonts w:ascii="Times New Roman" w:hAnsi="Times New Roman" w:eastAsia="Times New Roman" w:cs="Times New Roman"/>
-          <w:vertAlign w:val="superscript"/>
-        </w:rPr>
-        <w:t>-</w:t>
-      </w:r>
-      <w:r>
-        <w:rPr>
-          <w:rFonts w:ascii="Times New Roman" w:hAnsi="Times New Roman" w:eastAsia="Times New Roman" w:cs="Times New Roman"/>
-        </w:rPr>
-        <w:t xml:space="preserve"> </w:t>
-      </w:r>
-      <w:r>
-        <w:rPr>
-          <w:rFonts w:hint="eastAsia" w:ascii="Times New Roman" w:hAnsi="Times New Roman" w:eastAsia="FangSong" w:cs="Times New Roman"/>
-        </w:rPr>
-        <w:t>的浓度</w:t>
-      </w:r>
-      <w:r>
-        <w:rPr>
-          <w:rFonts w:hint="eastAsia" w:ascii="Times New Roman" w:hAnsi="Times New Roman" w:eastAsia="Times New Roman" w:cs="Times New Roman"/>
-        </w:rPr>
-        <w:t>,</w:t>
-      </w:r>
-      <w:r>
-        <w:rPr>
-          <w:rFonts w:ascii="Times New Roman" w:hAnsi="Times New Roman" w:eastAsia="Times New Roman" w:cs="Times New Roman"/>
-        </w:rPr>
-        <w:t xml:space="preserve"> </w:t>
-      </w:r>
-      <w:r>
-        <w:rPr>
-          <w:rFonts w:hint="eastAsia" w:ascii="Times New Roman" w:hAnsi="Times New Roman" w:eastAsia="FangSong" w:cs="Times New Roman"/>
-        </w:rPr>
-        <w:t xml:space="preserve">当用这种方法测定某地下水含</w:t>
-      </w:r>
-      <w:r>
-        <w:rPr>
-          <w:rFonts w:ascii="Times New Roman" w:hAnsi="Times New Roman" w:eastAsia="Times New Roman" w:cs="Times New Roman"/>
-        </w:rPr>
-        <w:t xml:space="preserve"> Cl</w:t>
-      </w:r>
-      <w:r>
-        <w:rPr>
-          <w:rFonts w:ascii="Times New Roman" w:hAnsi="Times New Roman" w:eastAsia="Times New Roman" w:cs="Times New Roman"/>
-          <w:vertAlign w:val="superscript"/>
-        </w:rPr>
-        <w:t>-</w:t>
-      </w:r>
-      <w:r>
-        <w:rPr>
-          <w:rFonts w:ascii="Times New Roman" w:hAnsi="Times New Roman" w:eastAsia="Times New Roman" w:cs="Times New Roman"/>
-        </w:rPr>
-        <w:t xml:space="preserve"> </w:t>
-      </w:r>
-      <w:r>
-        <w:rPr>
-          <w:rFonts w:hint="eastAsia" w:ascii="Times New Roman" w:hAnsi="Times New Roman" w:eastAsia="FangSong" w:cs="Times New Roman"/>
-        </w:rPr>
-        <w:t>量时</w:t>
-      </w:r>
-      <w:r>
-        <w:rPr>
-          <w:rFonts w:hint="eastAsia" w:ascii="Times New Roman" w:hAnsi="Times New Roman" w:eastAsia="Times New Roman" w:cs="Times New Roman"/>
-        </w:rPr>
-        <w:t>,</w:t>
-      </w:r>
-      <w:r>
-        <w:rPr>
-          <w:rFonts w:ascii="Times New Roman" w:hAnsi="Times New Roman" w:eastAsia="Times New Roman" w:cs="Times New Roman"/>
-        </w:rPr>
-        <w:t xml:space="preserve"> </w:t>
-      </w:r>
-      <w:r>
-        <w:rPr>
-          <w:rFonts w:hint="eastAsia" w:ascii="Times New Roman" w:hAnsi="Times New Roman" w:eastAsia="FangSong" w:cs="Times New Roman"/>
-        </w:rPr>
-        <w:t xml:space="preserve">测得电池的电动势为</w:t>
-      </w:r>
-      <w:r>
-        <w:rPr>
-          <w:rFonts w:ascii="Times New Roman" w:hAnsi="Times New Roman" w:eastAsia="Times New Roman" w:cs="Times New Roman"/>
-        </w:rPr>
-        <w:t xml:space="preserve"> 0.280 V, </w:t>
-      </w:r>
-      <w:r>
-        <w:rPr>
-          <w:rFonts w:hint="eastAsia" w:ascii="Times New Roman" w:hAnsi="Times New Roman" w:eastAsia="FangSong" w:cs="Times New Roman"/>
-        </w:rPr>
-        <w:t xml:space="preserve">求某地下水中</w:t>
-      </w:r>
-      <w:r>
-        <w:rPr>
-          <w:rFonts w:ascii="Times New Roman" w:hAnsi="Times New Roman" w:eastAsia="Times New Roman" w:cs="Times New Roman"/>
-        </w:rPr>
-        <w:t xml:space="preserve"> Cl</w:t>
-      </w:r>
-      <w:r>
-        <w:rPr>
-          <w:rFonts w:ascii="Times New Roman" w:hAnsi="Times New Roman" w:eastAsia="Times New Roman" w:cs="Times New Roman"/>
-          <w:vertAlign w:val="superscript"/>
-        </w:rPr>
-        <w:t>-</w:t>
-      </w:r>
-      <w:r>
-        <w:rPr>
-          <w:rFonts w:ascii="Times New Roman" w:hAnsi="Times New Roman" w:eastAsia="Times New Roman" w:cs="Times New Roman"/>
-        </w:rPr>
-        <w:t xml:space="preserve"> </w:t>
-      </w:r>
-      <w:r>
-        <w:rPr>
-          <w:rFonts w:hint="eastAsia" w:ascii="Times New Roman" w:hAnsi="Times New Roman" w:eastAsia="FangSong" w:cs="Times New Roman"/>
-        </w:rPr>
-        <w:t xml:space="preserve">的含量</w:t>
-      </w:r>
-      <w:r>
-        <w:rPr>
-          <w:rFonts w:ascii="Times New Roman" w:hAnsi="Times New Roman" w:eastAsia="Times New Roman" w:cs="Times New Roman"/>
-        </w:rPr>
-        <w:t xml:space="preserve"> </w:t>
-      </w:r>
-      <w:r>
-        <w:rPr>
-          <w:rFonts w:hint="eastAsia" w:ascii="Times New Roman" w:hAnsi="Times New Roman" w:eastAsia="Times New Roman" w:cs="Times New Roman"/>
-        </w:rPr>
-        <w:t>(</w:t>
-      </w:r>
-      <w:r>
-        <w:rPr>
-          <w:rFonts w:hint="eastAsia" w:ascii="Times New Roman" w:hAnsi="Times New Roman" w:eastAsia="FangSong" w:cs="Times New Roman"/>
-        </w:rPr>
-        <w:t>以</w:t>
-      </w:r>
-      <w:r>
-        <w:rPr>
-          <w:rFonts w:ascii="Times New Roman" w:hAnsi="Times New Roman" w:eastAsia="Times New Roman" w:cs="Times New Roman"/>
-        </w:rPr>
-        <w:t xml:space="preserve"> </w:t>
-      </w:r>
-      <m:oMath>
-        <m:oMathPr>
-          <m:ctrlPr>
-            <w:rPr>
-              <w:sz w:val="28"/>
-              <w:szCs w:val="28"/>
-            </w:rPr>
-          </m:ctrlPr>
-        </m:oMathPr>
-        <m:r>
-          <m:t>m</m:t>
-        </m:r>
-        <m:r>
-          <m:t>o</m:t>
-        </m:r>
-        <m:r>
-          <m:t>l</m:t>
-        </m:r>
-        <m:r>
-          <m:rPr>
-            <m:sty m:val="p"/>
-          </m:rPr>
-          <m:t>⋅</m:t>
-        </m:r>
-        <m:r>
-          <m:t>d</m:t>
-        </m:r>
-        <m:sSup>
-          <m:e>
-            <m:r>
-              <m:t>m</m:t>
-            </m:r>
-          </m:e>
-          <m:sup>
-            <m:r>
-              <m:rPr>
-                <m:sty m:val="p"/>
-              </m:rPr>
-              <m:t>−</m:t>
-            </m:r>
-            <m:r>
-              <m:t>3</m:t>
-            </m:r>
-          </m:sup>
-        </m:sSup>
-      </m:oMath>
-      <w:r>
-        <w:rPr>
-          <w:rFonts w:ascii="Times New Roman" w:hAnsi="Times New Roman" w:eastAsia="Times New Roman" w:cs="Times New Roman"/>
-        </w:rPr>
-        <w:t xml:space="preserve"> </w:t>
-      </w:r>
-      <w:r>
-        <w:rPr>
-          <w:rFonts w:hint="eastAsia" w:ascii="Times New Roman" w:hAnsi="Times New Roman" w:eastAsia="FangSong" w:cs="Times New Roman"/>
-        </w:rPr>
-        <w:t>表示</w:t>
-      </w:r>
-      <w:r>
-        <w:rPr>
-          <w:rFonts w:hint="eastAsia" w:ascii="Times New Roman" w:hAnsi="Times New Roman" w:eastAsia="Times New Roman" w:cs="Times New Roman"/>
-        </w:rPr>
-        <w:t>)。</w:t>
-      </w:r>
-    </w:p>
-    <w:p>
-      <w:pPr>
-        <w:pStyle w:val="BodyText"/>
-      </w:pPr>
-      <w:r>
-        <w:rPr>
-          <w:rFonts w:hint="eastAsia" w:ascii="Times New Roman" w:hAnsi="Times New Roman" w:eastAsia="FangSong" w:cs="Times New Roman"/>
-          <w:b/>
-          <w:bCs/>
-        </w:rPr>
-        <w:t xml:space="preserve">参考答案</w:t>
-      </w:r>
-    </w:p>
-    <w:bookmarkEnd w:id="63"/>
-    <w:bookmarkStart w:id="64" w:name="参考答案-8"/>
-    <w:p>
-      <w:pPr>
-        <w:pStyle w:val="Heading2"/>
-        <w:spacing w:before="280" w:after="120"/>
-      </w:pPr>
-      <w:r>
-        <w:rPr>
-          <w:rFonts w:hint="eastAsia" w:ascii="Times New Roman" w:hAnsi="Times New Roman" w:eastAsia="SimHei" w:cs="Times New Roman"/>
-        </w:rPr>
-        <w:t xml:space="preserve">参考答案</w:t>
-      </w:r>
-    </w:p>
-    <w:p>
-      <w:pPr>
-        <w:pStyle w:val="BlockText"/>
-      </w:pPr>
-      <w:r>
-        <w:rPr>
-          <w:rFonts w:hint="eastAsia" w:ascii="Times New Roman" w:hAnsi="Times New Roman" w:eastAsia="FangSong" w:cs="Times New Roman"/>
-          <w:b/>
-          <w:bCs/>
-        </w:rPr>
-        <w:t>原书解答</w:t>
-      </w:r>
-      <w:r>
-        <w:rPr>
-          <w:rFonts w:hint="eastAsia" w:ascii="Times New Roman" w:hAnsi="Times New Roman" w:eastAsia="Times New Roman" w:cs="Times New Roman"/>
-          <w:b/>
-          <w:bCs/>
-        </w:rPr>
-        <w:t>（2026-08-25</w:t>
-      </w:r>
-      <w:r>
-        <w:rPr>
-          <w:rFonts w:ascii="Times New Roman" w:hAnsi="Times New Roman" w:eastAsia="Times New Roman" w:cs="Times New Roman"/>
-          <w:b/>
-          <w:bCs/>
-        </w:rPr>
-        <w:t xml:space="preserve"> </w:t>
-      </w:r>
-      <w:r>
-        <w:rPr>
-          <w:rFonts w:hint="eastAsia" w:ascii="Times New Roman" w:hAnsi="Times New Roman" w:eastAsia="FangSong" w:cs="Times New Roman"/>
-          <w:b/>
-          <w:bCs/>
-        </w:rPr>
-        <w:t>逐字转录</w:t>
-      </w:r>
-      <w:r>
-        <w:rPr>
-          <w:rFonts w:hint="eastAsia" w:ascii="Times New Roman" w:hAnsi="Times New Roman" w:eastAsia="Times New Roman" w:cs="Times New Roman"/>
-          <w:b/>
-          <w:bCs/>
-        </w:rPr>
-        <w:t>）</w:t>
-      </w:r>
-    </w:p>
-    <w:p>
-      <w:pPr>
-        <w:pStyle w:val="FirstParagraph"/>
-      </w:pPr>
-      <m:oMathPara>
-        <m:oMathParaPr>
-          <m:jc m:val="center"/>
-          <m:ctrlPr>
-            <w:rPr>
-              <w:sz w:val="28"/>
-              <w:szCs w:val="28"/>
-            </w:rPr>
-          </m:ctrlPr>
-        </m:oMathParaPr>
-        <m:oMath>
-          <m:r>
-            <m:rPr>
-              <m:sty m:val="p"/>
-            </m:rPr>
-            <m:t>H</m:t>
-          </m:r>
-          <m:r>
-            <m:rPr>
-              <m:sty m:val="p"/>
-            </m:rPr>
-            <m:t>g</m:t>
-          </m:r>
-          <m:r>
-            <m:rPr>
-              <m:sty m:val="p"/>
-            </m:rPr>
-            <m:t>|</m:t>
-          </m:r>
-          <m:r>
-            <m:rPr>
-              <m:sty m:val="p"/>
-            </m:rPr>
-            <m:t>H</m:t>
-          </m:r>
-          <m:sSub>
-            <m:e>
-              <m:r>
-                <m:rPr>
-                  <m:sty m:val="p"/>
-                </m:rPr>
-                <m:t>g</m:t>
-              </m:r>
-            </m:e>
-            <m:sub>
-              <m:r>
-                <m:rPr>
-                  <m:sty m:val="p"/>
-                </m:rPr>
-                <m:t>2</m:t>
-              </m:r>
-            </m:sub>
-          </m:sSub>
-          <m:r>
-            <m:rPr>
-              <m:sty m:val="p"/>
-            </m:rPr>
-            <m:t>C</m:t>
-          </m:r>
-          <m:sSub>
-            <m:e>
-              <m:r>
-                <m:rPr>
-                  <m:sty m:val="p"/>
-                </m:rPr>
-                <m:t>l</m:t>
-              </m:r>
-            </m:e>
-            <m:sub>
-              <m:r>
-                <m:rPr>
-                  <m:sty m:val="p"/>
-                </m:rPr>
-                <m:t>2</m:t>
-              </m:r>
-            </m:sub>
-          </m:sSub>
-          <m:r>
-            <m:rPr>
-              <m:sty m:val="p"/>
-            </m:rPr>
-            <m:t>|</m:t>
-          </m:r>
-          <m:r>
-            <m:rPr>
-              <m:sty m:val="p"/>
-            </m:rPr>
-            <m:t>K</m:t>
-          </m:r>
-          <m:r>
-            <m:rPr>
-              <m:sty m:val="p"/>
-            </m:rPr>
-            <m:t>C</m:t>
-          </m:r>
-          <m:r>
-            <m:rPr>
-              <m:sty m:val="p"/>
-            </m:rPr>
-            <m:t>l</m:t>
-          </m:r>
-          <m:r>
-            <m:rPr>
-              <m:sty m:val="p"/>
-            </m:rPr>
-            <m:t>(</m:t>
-          </m:r>
-          <m:r>
-            <m:rPr>
-              <m:sty m:val="p"/>
-            </m:rPr>
-            <m:t>饱</m:t>
-          </m:r>
-          <m:r>
-            <m:rPr>
-              <m:sty m:val="p"/>
-            </m:rPr>
-            <m:t>和</m:t>
-          </m:r>
-          <m:r>
-            <m:rPr>
-              <m:sty m:val="p"/>
-            </m:rPr>
-            <m:t>)</m:t>
-          </m:r>
-          <m:r>
-            <m:rPr>
-              <m:sty m:val="p"/>
-            </m:rPr>
-            <m:t>|</m:t>
-          </m:r>
-          <m:r>
-            <m:rPr>
-              <m:sty m:val="p"/>
-            </m:rPr>
-            <m:t>|</m:t>
-          </m:r>
-          <m:r>
-            <m:rPr>
-              <m:sty m:val="p"/>
-            </m:rPr>
-            <m:t>C</m:t>
-          </m:r>
-          <m:sSup>
-            <m:e>
-              <m:r>
-                <m:rPr>
-                  <m:sty m:val="p"/>
-                </m:rPr>
-                <m:t>l</m:t>
-              </m:r>
-            </m:e>
-            <m:sup>
-              <m:r>
-                <m:rPr>
-                  <m:sty m:val="p"/>
-                </m:rPr>
-                <m:t>−</m:t>
-              </m:r>
-            </m:sup>
-          </m:sSup>
-          <m:r>
-            <m:rPr>
-              <m:sty m:val="p"/>
-            </m:rPr>
-            <m:t>|</m:t>
-          </m:r>
-          <m:r>
-            <m:rPr>
-              <m:sty m:val="p"/>
-            </m:rPr>
-            <m:t>A</m:t>
-          </m:r>
-          <m:r>
-            <m:rPr>
-              <m:sty m:val="p"/>
-            </m:rPr>
-            <m:t>g</m:t>
-          </m:r>
-          <m:r>
-            <m:rPr>
-              <m:sty m:val="p"/>
-            </m:rPr>
-            <m:t>C</m:t>
-          </m:r>
-          <m:r>
-            <m:rPr>
-              <m:sty m:val="p"/>
-            </m:rPr>
-            <m:t>l</m:t>
-          </m:r>
-          <m:r>
-            <m:rPr>
-              <m:sty m:val="p"/>
-            </m:rPr>
-            <m:t>|</m:t>
-          </m:r>
-          <m:r>
-            <m:rPr>
-              <m:sty m:val="p"/>
-            </m:rPr>
-            <m:t>A</m:t>
-          </m:r>
-          <m:r>
-            <m:rPr>
-              <m:sty m:val="p"/>
-            </m:rPr>
-            <m:t>g</m:t>
-          </m:r>
-        </m:oMath>
-      </m:oMathPara>
-    </w:p>
-    <w:p>
-      <w:pPr>
-        <w:pStyle w:val="FirstParagraph"/>
-      </w:pPr>
-      <w:r>
-        <w:rPr>
-          <w:rFonts w:hint="eastAsia" w:ascii="Times New Roman" w:hAnsi="Times New Roman" w:eastAsia="FangSong" w:cs="Times New Roman"/>
-        </w:rPr>
-        <w:t xml:space="preserve">查得饱和甘汞电极</w:t>
-      </w:r>
-      <w:r>
-        <w:rPr>
-          <w:rFonts w:ascii="Times New Roman" w:hAnsi="Times New Roman" w:eastAsia="Times New Roman" w:cs="Times New Roman"/>
-        </w:rPr>
-        <w:t xml:space="preserve"> </w:t>
-      </w:r>
-      <m:oMath>
-        <m:oMathPr>
-          <m:ctrlPr>
-            <w:rPr>
-              <w:sz w:val="28"/>
-              <w:szCs w:val="28"/>
-            </w:rPr>
-          </m:ctrlPr>
-        </m:oMathPr>
-        <m:sSub>
-          <m:e>
-            <m:r>
-              <m:t>E</m:t>
-            </m:r>
-          </m:e>
-          <m:sub>
-            <m:r>
-              <m:t>S</m:t>
-            </m:r>
-            <m:r>
-              <m:t>C</m:t>
-            </m:r>
-            <m:r>
-              <m:t>E</m:t>
-            </m:r>
-          </m:sub>
-        </m:sSub>
-        <m:r>
-          <m:rPr>
-            <m:sty m:val="p"/>
-          </m:rPr>
-          <m:t>=</m:t>
-        </m:r>
-        <m:r>
-          <m:t>0.244</m:t>
-        </m:r>
-        <m:r>
-          <m:t>V</m:t>
-        </m:r>
-      </m:oMath>
-      <w:r>
-        <w:rPr>
-          <w:rFonts w:ascii="Times New Roman" w:hAnsi="Times New Roman" w:eastAsia="Times New Roman" w:cs="Times New Roman"/>
-        </w:rPr>
-        <w:t xml:space="preserve"> </w:t>
-      </w:r>
-      <w:r>
-        <w:rPr>
-          <w:rFonts w:hint="eastAsia" w:ascii="Times New Roman" w:hAnsi="Times New Roman" w:eastAsia="Times New Roman" w:cs="Times New Roman"/>
-        </w:rPr>
-        <w:t xml:space="preserve">，</w:t>
-      </w:r>
-      <w:r>
-        <w:rPr>
-          <w:rFonts w:ascii="Times New Roman" w:hAnsi="Times New Roman" w:eastAsia="Times New Roman" w:cs="Times New Roman"/>
-        </w:rPr>
-        <w:t xml:space="preserve"> </w:t>
-      </w:r>
-      <m:oMath>
-        <m:oMathPr>
-          <m:ctrlPr>
-            <w:rPr>
-              <w:sz w:val="28"/>
-              <w:szCs w:val="28"/>
-            </w:rPr>
-          </m:ctrlPr>
-        </m:oMathPr>
-        <m:sSup>
-          <m:e>
-            <m:r>
-              <m:t>E</m:t>
-            </m:r>
-          </m:e>
-          <m:sup>
-            <m:r>
-              <m:rPr>
-                <m:sty m:val="p"/>
-              </m:rPr>
-              <m:t>⊖</m:t>
-            </m:r>
-          </m:sup>
-        </m:sSup>
-        <m:r>
-          <m:rPr>
-            <m:sty m:val="p"/>
-          </m:rPr>
-          <m:t>(</m:t>
-        </m:r>
-        <m:r>
-          <m:t>A</m:t>
-        </m:r>
-        <m:r>
-          <m:t>g</m:t>
-        </m:r>
-        <m:r>
-          <m:t>C</m:t>
-        </m:r>
-        <m:r>
-          <m:t>l</m:t>
-        </m:r>
-        <m:r>
-          <m:rPr>
-            <m:sty m:val="p"/>
-          </m:rPr>
-          <m:t>/</m:t>
-        </m:r>
-        <m:r>
-          <m:t>A</m:t>
-        </m:r>
-        <m:r>
-          <m:t>g</m:t>
-        </m:r>
-        <m:r>
-          <m:rPr>
-            <m:sty m:val="p"/>
-          </m:rPr>
-          <m:t>)</m:t>
-        </m:r>
-        <m:r>
-          <m:rPr>
-            <m:sty m:val="p"/>
-          </m:rPr>
-          <m:t>=</m:t>
-        </m:r>
-        <m:r>
-          <m:t>0.222</m:t>
-        </m:r>
-        <m:r>
-          <m:t>V</m:t>
-        </m:r>
-      </m:oMath>
-    </w:p>
-    <w:p>
-      <w:pPr>
-        <w:pStyle w:val="BodyText"/>
-      </w:pPr>
-      <m:oMathPara>
-        <m:oMathParaPr>
-          <m:jc m:val="center"/>
-          <m:ctrlPr>
-            <w:rPr>
-              <w:sz w:val="28"/>
-              <w:szCs w:val="28"/>
-            </w:rPr>
-          </m:ctrlPr>
-        </m:oMathParaPr>
-        <m:oMath>
-          <m:r>
-            <m:t>E</m:t>
-          </m:r>
-          <m:r>
-            <m:rPr>
-              <m:sty m:val="p"/>
-            </m:rPr>
-            <m:t>(</m:t>
-          </m:r>
-          <m:r>
-            <m:rPr>
-              <m:sty m:val="p"/>
-            </m:rPr>
-            <m:t>A</m:t>
-          </m:r>
-          <m:r>
-            <m:rPr>
-              <m:sty m:val="p"/>
-            </m:rPr>
-            <m:t>g</m:t>
-          </m:r>
-          <m:r>
-            <m:rPr>
-              <m:sty m:val="p"/>
-            </m:rPr>
-            <m:t>C</m:t>
-          </m:r>
-          <m:r>
-            <m:rPr>
-              <m:sty m:val="p"/>
-            </m:rPr>
-            <m:t>l</m:t>
-          </m:r>
-          <m:r>
-            <m:rPr>
-              <m:sty m:val="p"/>
-            </m:rPr>
-            <m:t>/</m:t>
-          </m:r>
-          <m:r>
-            <m:rPr>
-              <m:sty m:val="p"/>
-            </m:rPr>
-            <m:t>A</m:t>
-          </m:r>
-          <m:r>
-            <m:rPr>
-              <m:sty m:val="p"/>
-            </m:rPr>
-            <m:t>g</m:t>
-          </m:r>
-          <m:r>
-            <m:rPr>
-              <m:sty m:val="p"/>
-            </m:rPr>
-            <m:t>)</m:t>
-          </m:r>
-          <m:r>
-            <m:rPr>
-              <m:sty m:val="p"/>
-            </m:rPr>
-            <m:t>−</m:t>
-          </m:r>
-          <m:r>
-            <m:t>0</m:t>
-          </m:r>
-          <m:r>
-            <m:rPr>
-              <m:sty m:val="p"/>
-            </m:rPr>
-            <m:t>.</m:t>
-          </m:r>
-          <m:r>
-            <m:t>2</m:t>
-          </m:r>
-          <m:r>
-            <m:t>4</m:t>
-          </m:r>
-          <m:r>
-            <m:t>4</m:t>
-          </m:r>
-          <m:r>
-            <m:rPr>
-              <m:sty m:val="p"/>
-            </m:rPr>
-            <m:t>V</m:t>
-          </m:r>
-          <m:r>
-            <m:rPr>
-              <m:sty m:val="p"/>
-            </m:rPr>
-            <m:t>=</m:t>
-          </m:r>
-          <m:r>
-            <m:t>0</m:t>
-          </m:r>
-          <m:r>
-            <m:rPr>
-              <m:sty m:val="p"/>
-            </m:rPr>
-            <m:t>.</m:t>
-          </m:r>
-          <m:r>
-            <m:t>2</m:t>
-          </m:r>
-          <m:r>
-            <m:t>8</m:t>
-          </m:r>
-          <m:r>
-            <m:t>0</m:t>
-          </m:r>
-          <m:r>
-            <m:rPr>
-              <m:sty m:val="p"/>
-            </m:rPr>
-            <m:t>V</m:t>
-          </m:r>
-        </m:oMath>
-      </m:oMathPara>
-    </w:p>
-    <w:p>
-      <w:pPr>
-        <w:pStyle w:val="FirstParagraph"/>
-      </w:pPr>
-      <m:oMathPara>
-        <m:oMathParaPr>
-          <m:jc m:val="center"/>
-          <m:ctrlPr>
-            <w:rPr>
-              <w:sz w:val="28"/>
-              <w:szCs w:val="28"/>
-            </w:rPr>
-          </m:ctrlPr>
-        </m:oMathParaPr>
-        <m:oMath>
-          <m:r>
-            <m:t>E</m:t>
-          </m:r>
-          <m:r>
-            <m:rPr>
-              <m:sty m:val="p"/>
-            </m:rPr>
-            <m:t>(</m:t>
-          </m:r>
-          <m:r>
-            <m:rPr>
-              <m:sty m:val="p"/>
-            </m:rPr>
-            <m:t>A</m:t>
-          </m:r>
-          <m:r>
-            <m:rPr>
-              <m:sty m:val="p"/>
-            </m:rPr>
-            <m:t>g</m:t>
-          </m:r>
-          <m:r>
-            <m:rPr>
-              <m:sty m:val="p"/>
-            </m:rPr>
-            <m:t>C</m:t>
-          </m:r>
-          <m:r>
-            <m:rPr>
-              <m:sty m:val="p"/>
-            </m:rPr>
-            <m:t>l</m:t>
-          </m:r>
-          <m:r>
-            <m:rPr>
-              <m:sty m:val="p"/>
-            </m:rPr>
-            <m:t>/</m:t>
-          </m:r>
-          <m:r>
-            <m:rPr>
-              <m:sty m:val="p"/>
-            </m:rPr>
-            <m:t>A</m:t>
-          </m:r>
-          <m:r>
-            <m:rPr>
-              <m:sty m:val="p"/>
-            </m:rPr>
-            <m:t>g</m:t>
-          </m:r>
-          <m:r>
-            <m:rPr>
-              <m:sty m:val="p"/>
-            </m:rPr>
-            <m:t>)</m:t>
-          </m:r>
-          <m:r>
-            <m:rPr>
-              <m:sty m:val="p"/>
-            </m:rPr>
-            <m:t>=</m:t>
-          </m:r>
-          <m:r>
-            <m:t>0</m:t>
-          </m:r>
-          <m:r>
-            <m:rPr>
-              <m:sty m:val="p"/>
-            </m:rPr>
-            <m:t>.</m:t>
-          </m:r>
-          <m:r>
-            <m:t>5</m:t>
-          </m:r>
-          <m:r>
-            <m:t>2</m:t>
-          </m:r>
-          <m:r>
-            <m:t>4</m:t>
-          </m:r>
-          <m:r>
-            <m:rPr>
-              <m:sty m:val="p"/>
-            </m:rPr>
-            <m:t>V</m:t>
-          </m:r>
-          <m:r>
-            <m:rPr>
-              <m:sty m:val="p"/>
-            </m:rPr>
-            <m:t>=</m:t>
-          </m:r>
-          <m:sSup>
-            <m:e>
-              <m:r>
-                <m:t>E</m:t>
-              </m:r>
-            </m:e>
-            <m:sup>
-              <m:r>
-                <m:rPr>
-                  <m:sty m:val="p"/>
-                </m:rPr>
-                <m:t>⊖</m:t>
-              </m:r>
-            </m:sup>
-          </m:sSup>
-          <m:r>
-            <m:rPr>
-              <m:sty m:val="p"/>
-            </m:rPr>
-            <m:t>(</m:t>
-          </m:r>
-          <m:r>
-            <m:rPr>
-              <m:sty m:val="p"/>
-            </m:rPr>
-            <m:t>A</m:t>
-          </m:r>
-          <m:r>
-            <m:rPr>
-              <m:sty m:val="p"/>
-            </m:rPr>
-            <m:t>g</m:t>
-          </m:r>
-          <m:r>
-            <m:rPr>
-              <m:sty m:val="p"/>
-            </m:rPr>
-            <m:t>C</m:t>
-          </m:r>
-          <m:r>
-            <m:rPr>
-              <m:sty m:val="p"/>
-            </m:rPr>
-            <m:t>l</m:t>
-          </m:r>
-          <m:r>
-            <m:rPr>
-              <m:sty m:val="p"/>
-            </m:rPr>
-            <m:t>/</m:t>
-          </m:r>
-          <m:r>
-            <m:rPr>
-              <m:sty m:val="p"/>
-            </m:rPr>
-            <m:t>A</m:t>
-          </m:r>
-          <m:r>
-            <m:rPr>
-              <m:sty m:val="p"/>
-            </m:rPr>
-            <m:t>g</m:t>
-          </m:r>
-          <m:r>
-            <m:rPr>
-              <m:sty m:val="p"/>
-            </m:rPr>
-            <m:t>)</m:t>
-          </m:r>
-          <m:r>
-            <m:rPr>
-              <m:sty m:val="p"/>
-            </m:rPr>
-            <m:t>+</m:t>
-          </m:r>
-          <m:r>
-            <m:t>0</m:t>
-          </m:r>
-          <m:r>
-            <m:rPr>
-              <m:sty m:val="p"/>
-            </m:rPr>
-            <m:t>.</m:t>
-          </m:r>
-          <m:r>
-            <m:t>0</m:t>
-          </m:r>
-          <m:r>
-            <m:t>5</m:t>
-          </m:r>
-          <m:r>
-            <m:t>9</m:t>
-          </m:r>
-          <m:r>
-            <m:t>2</m:t>
+            <m:t>0.0592</m:t>
           </m:r>
           <m:r>
             <m:rPr>
@@ -53415,22 +51052,7 @@
         </m:oMathParaPr>
         <m:oMath>
           <m:r>
-            <m:t>0</m:t>
-          </m:r>
-          <m:r>
-            <m:rPr>
-              <m:sty m:val="p"/>
-            </m:rPr>
-            <m:t>.</m:t>
-          </m:r>
-          <m:r>
-            <m:t>5</m:t>
-          </m:r>
-          <m:r>
-            <m:t>2</m:t>
-          </m:r>
-          <m:r>
-            <m:t>4</m:t>
+            <m:t>0.524</m:t>
           </m:r>
           <m:r>
             <m:rPr>
@@ -53445,22 +51067,7 @@
             <m:t>=</m:t>
           </m:r>
           <m:r>
-            <m:t>0</m:t>
-          </m:r>
-          <m:r>
-            <m:rPr>
-              <m:sty m:val="p"/>
-            </m:rPr>
-            <m:t>.</m:t>
-          </m:r>
-          <m:r>
-            <m:t>2</m:t>
-          </m:r>
-          <m:r>
-            <m:t>2</m:t>
-          </m:r>
-          <m:r>
-            <m:t>2</m:t>
+            <m:t>0.222</m:t>
           </m:r>
           <m:r>
             <m:rPr>
@@ -53475,25 +51082,7 @@
             <m:t>+</m:t>
           </m:r>
           <m:r>
-            <m:t>0</m:t>
-          </m:r>
-          <m:r>
-            <m:rPr>
-              <m:sty m:val="p"/>
-            </m:rPr>
-            <m:t>.</m:t>
-          </m:r>
-          <m:r>
-            <m:t>0</m:t>
-          </m:r>
-          <m:r>
-            <m:t>5</m:t>
-          </m:r>
-          <m:r>
-            <m:t>9</m:t>
-          </m:r>
-          <m:r>
-            <m:t>2</m:t>
+            <m:t>0.0592</m:t>
           </m:r>
           <m:r>
             <m:rPr>
@@ -53580,22 +51169,7 @@
         </m:oMathParaPr>
         <m:oMath>
           <m:r>
-            <m:t>0</m:t>
-          </m:r>
-          <m:r>
-            <m:rPr>
-              <m:sty m:val="p"/>
-            </m:rPr>
-            <m:t>.</m:t>
-          </m:r>
-          <m:r>
-            <m:t>3</m:t>
-          </m:r>
-          <m:r>
-            <m:t>0</m:t>
-          </m:r>
-          <m:r>
-            <m:t>2</m:t>
+            <m:t>0.302</m:t>
           </m:r>
           <m:r>
             <m:rPr>
@@ -53616,25 +51190,7 @@
             <m:t>−</m:t>
           </m:r>
           <m:r>
-            <m:t>0</m:t>
-          </m:r>
-          <m:r>
-            <m:rPr>
-              <m:sty m:val="p"/>
-            </m:rPr>
-            <m:t>.</m:t>
-          </m:r>
-          <m:r>
-            <m:t>0</m:t>
-          </m:r>
-          <m:r>
-            <m:t>5</m:t>
-          </m:r>
-          <m:r>
-            <m:t>9</m:t>
-          </m:r>
-          <m:r>
-            <m:t>2</m:t>
+            <m:t>0.0592</m:t>
           </m:r>
           <m:r>
             <m:rPr>
@@ -53742,16 +51298,7 @@
             <m:t>=</m:t>
           </m:r>
           <m:r>
-            <m:t>7</m:t>
-          </m:r>
-          <m:r>
-            <m:rPr>
-              <m:sty m:val="p"/>
-            </m:rPr>
-            <m:t>.</m:t>
-          </m:r>
-          <m:r>
-            <m:t>9</m:t>
+            <m:t>7.9</m:t>
           </m:r>
           <m:r>
             <m:rPr>
@@ -53759,13 +51306,10 @@
             </m:rPr>
             <m:t>×</m:t>
           </m:r>
-          <m:r>
-            <m:t>1</m:t>
-          </m:r>
           <m:sSup>
             <m:e>
               <m:r>
-                <m:t>0</m:t>
+                <m:t>10</m:t>
               </m:r>
             </m:e>
             <m:sup>
@@ -53834,8 +51378,8 @@
         </m:oMath>
       </m:oMathPara>
     </w:p>
-    <w:bookmarkEnd w:id="64"/>
-    <w:bookmarkStart w:id="65" w:name="知识点映射-3"/>
+    <w:bookmarkEnd w:id="68"/>
+    <w:bookmarkStart w:id="69" w:name="知识点映射-3"/>
     <w:p>
       <w:pPr>
         <w:pStyle w:val="Heading2"/>
@@ -53940,8 +51484,8 @@
         <w:t>。</w:t>
       </w:r>
     </w:p>
-    <w:bookmarkEnd w:id="65"/>
-    <w:bookmarkEnd w:id="66"/>
+    <w:bookmarkEnd w:id="69"/>
+    <w:bookmarkEnd w:id="70"/>
     <w:sectPr>
       <w:footerReference w:type="default" r:id="rId9"/>
       <w:footnotePr>
@@ -56175,7 +53719,7 @@
     <ns0:name ns0:val="Verbatim Char"/>
     <ns0:basedOn ns0:val="BodyTextChar"/>
     <ns0:rPr>
-      <ns0:rFonts ns0:ascii="Times New Roman" ns0:cs="Times New Roman" ns0:eastAsia="FangSong" ns0:hAnsi="Times New Roman"/>
+      <ns0:rFonts ns0:ascii="SimSun" ns0:cs="SimSun" ns0:eastAsia="SimSun" ns0:hAnsi="SimSun"/>
       <ns0:b ns0:val="0"/>
       <ns0:sz ns0:val="20"/>
     </ns0:rPr>
@@ -56237,7 +53781,7 @@
       <w:wordWrap w:val="off"/>
     </w:pPr>
     <ns0:rPr>
-      <w:rFonts ns0:ascii="Times New Roman" ns0:hAnsi="Times New Roman" ns0:eastAsia="FangSong" ns0:cs="Times New Roman"/>
+      <w:rFonts ns0:ascii="SimSun" ns0:hAnsi="SimSun" ns0:eastAsia="SimSun" ns0:cs="SimSun"/>
     </ns0:rPr>
   </w:style>
   <w:style w:type="character" w:customStyle="1" w:styleId="KeywordTok">

--- a/00-首页/题组Word/第二轮习题集/第二轮习题集-化学原理II-教师版.docx
+++ b/00-首页/题组Word/第二轮习题集/第二轮习题集-化学原理II-教师版.docx
@@ -3231,6 +3231,8 @@
           <w:ilvl w:val="0"/>
           <w:numId w:val="1002"/>
         </w:numPr>
+        <w:ind w:left="480" w:hanging="480"/>
+        <w:spacing w:after="0"/>
       </w:pPr>
       <w:r>
         <w:rPr>
@@ -3316,6 +3318,17 @@
         </w:rPr>
         <w:t xml:space="preserve"> </w:t>
       </w:r>
+    </w:p>
+    <w:p>
+      <w:pPr>
+        <w:pStyle w:val="Compact"/>
+        <w:numPr>
+          <w:ilvl w:val="0"/>
+          <w:numId w:val="1002"/>
+        </w:numPr>
+        <w:ind w:left="480" w:hanging="480"/>
+        <w:spacing w:before="0" w:after="0"/>
+      </w:pPr>
       <w:r>
         <w:rPr>
           <w:rFonts w:ascii="Times New Roman" w:hAnsi="Times New Roman" w:eastAsia="Times New Roman" w:cs="Times New Roman"/>
@@ -3544,6 +3557,17 @@
         </w:rPr>
         <w:t xml:space="preserve"> </w:t>
       </w:r>
+    </w:p>
+    <w:p>
+      <w:pPr>
+        <w:pStyle w:val="Compact"/>
+        <w:numPr>
+          <w:ilvl w:val="0"/>
+          <w:numId w:val="1002"/>
+        </w:numPr>
+        <w:ind w:left="480" w:hanging="480"/>
+        <w:spacing w:before="0" w:after="0"/>
+      </w:pPr>
       <w:r>
         <w:rPr>
           <w:rFonts w:ascii="Times New Roman" w:hAnsi="Times New Roman" w:eastAsia="Times New Roman" w:cs="Times New Roman"/>
@@ -3592,6 +3616,17 @@
         </w:rPr>
         <w:t xml:space="preserve"> </w:t>
       </w:r>
+    </w:p>
+    <w:p>
+      <w:pPr>
+        <w:pStyle w:val="Compact"/>
+        <w:numPr>
+          <w:ilvl w:val="0"/>
+          <w:numId w:val="1002"/>
+        </w:numPr>
+        <w:ind w:left="480" w:hanging="480"/>
+        <w:spacing w:before="0" w:after="0"/>
+      </w:pPr>
       <w:r>
         <w:rPr>
           <w:rFonts w:ascii="Times New Roman" w:hAnsi="Times New Roman" w:eastAsia="Times New Roman" w:cs="Times New Roman"/>
@@ -3736,6 +3771,17 @@
         </w:rPr>
         <w:t xml:space="preserve"> </w:t>
       </w:r>
+    </w:p>
+    <w:p>
+      <w:pPr>
+        <w:pStyle w:val="Compact"/>
+        <w:numPr>
+          <w:ilvl w:val="0"/>
+          <w:numId w:val="1002"/>
+        </w:numPr>
+        <w:ind w:left="480" w:hanging="480"/>
+        <w:spacing w:before="0" w:after="36"/>
+      </w:pPr>
       <w:r>
         <w:rPr>
           <w:rFonts w:ascii="Times New Roman" w:hAnsi="Times New Roman" w:eastAsia="Times New Roman" w:cs="Times New Roman"/>
@@ -4356,6 +4402,8 @@
           <w:ilvl w:val="0"/>
           <w:numId w:val="1003"/>
         </w:numPr>
+        <w:ind w:left="480" w:hanging="480"/>
+        <w:spacing w:after="0"/>
       </w:pPr>
       <w:r>
         <w:rPr>
@@ -5066,13 +5114,81 @@
         <w:rPr>
           <w:rFonts w:hint="eastAsia" w:ascii="Times New Roman" w:hAnsi="Times New Roman" w:eastAsia="Times New Roman" w:cs="Times New Roman"/>
         </w:rPr>
-        <w:t>（）A.6.52</w:t>
-      </w:r>
-      <w:r>
-        <w:rPr>
-          <w:rFonts w:ascii="Times New Roman" w:hAnsi="Times New Roman" w:eastAsia="Times New Roman" w:cs="Times New Roman"/>
-        </w:rPr>
-        <w:t xml:space="preserve"> B.7.26 C.7.49 D.7.66</w:t>
+        <w:t>（）</w:t>
+      </w:r>
+    </w:p>
+    <w:p>
+      <w:pPr>
+        <w:pStyle w:val="Compact"/>
+        <w:numPr>
+          <w:ilvl w:val="0"/>
+          <w:numId w:val="1003"/>
+        </w:numPr>
+        <w:ind w:left="480" w:hanging="480"/>
+        <w:spacing w:before="0" w:after="0"/>
+      </w:pPr>
+      <w:r>
+        <w:rPr>
+          <w:rFonts w:hint="eastAsia" w:ascii="Times New Roman" w:hAnsi="Times New Roman" w:eastAsia="Times New Roman" w:cs="Times New Roman"/>
+        </w:rPr>
+        <w:t>A.6.52</w:t>
+      </w:r>
+      <w:r>
+        <w:rPr>
+          <w:rFonts w:ascii="Times New Roman" w:hAnsi="Times New Roman" w:eastAsia="Times New Roman" w:cs="Times New Roman"/>
+        </w:rPr>
+        <w:t xml:space="preserve"> </w:t>
+      </w:r>
+    </w:p>
+    <w:p>
+      <w:pPr>
+        <w:pStyle w:val="Compact"/>
+        <w:numPr>
+          <w:ilvl w:val="0"/>
+          <w:numId w:val="1003"/>
+        </w:numPr>
+        <w:ind w:left="480" w:hanging="480"/>
+        <w:spacing w:before="0" w:after="0"/>
+      </w:pPr>
+      <w:r>
+        <w:rPr>
+          <w:rFonts w:ascii="Times New Roman" w:hAnsi="Times New Roman" w:eastAsia="Times New Roman" w:cs="Times New Roman"/>
+        </w:rPr>
+        <w:t xml:space="preserve">B.7.26 </w:t>
+      </w:r>
+    </w:p>
+    <w:p>
+      <w:pPr>
+        <w:pStyle w:val="Compact"/>
+        <w:numPr>
+          <w:ilvl w:val="0"/>
+          <w:numId w:val="1003"/>
+        </w:numPr>
+        <w:ind w:left="480" w:hanging="480"/>
+        <w:spacing w:before="0" w:after="0"/>
+      </w:pPr>
+      <w:r>
+        <w:rPr>
+          <w:rFonts w:ascii="Times New Roman" w:hAnsi="Times New Roman" w:eastAsia="Times New Roman" w:cs="Times New Roman"/>
+        </w:rPr>
+        <w:t xml:space="preserve">C.7.49 </w:t>
+      </w:r>
+    </w:p>
+    <w:p>
+      <w:pPr>
+        <w:pStyle w:val="Compact"/>
+        <w:numPr>
+          <w:ilvl w:val="0"/>
+          <w:numId w:val="1003"/>
+        </w:numPr>
+        <w:ind w:left="480" w:hanging="480"/>
+        <w:spacing w:before="0" w:after="36"/>
+      </w:pPr>
+      <w:r>
+        <w:rPr>
+          <w:rFonts w:ascii="Times New Roman" w:hAnsi="Times New Roman" w:eastAsia="Times New Roman" w:cs="Times New Roman"/>
+        </w:rPr>
+        <w:t xml:space="preserve">D.7.66</w:t>
       </w:r>
     </w:p>
     <w:p>
@@ -5539,6 +5655,8 @@
           <w:ilvl w:val="0"/>
           <w:numId w:val="1004"/>
         </w:numPr>
+        <w:ind w:left="480" w:hanging="480"/>
+        <w:spacing w:after="0"/>
       </w:pPr>
       <w:r>
         <w:rPr>
@@ -5823,6 +5941,17 @@
         </w:rPr>
         <w:t xml:space="preserve"> </w:t>
       </w:r>
+    </w:p>
+    <w:p>
+      <w:pPr>
+        <w:pStyle w:val="Compact"/>
+        <w:numPr>
+          <w:ilvl w:val="0"/>
+          <w:numId w:val="1004"/>
+        </w:numPr>
+        <w:ind w:left="480" w:hanging="480"/>
+        <w:spacing w:before="0" w:after="0"/>
+      </w:pPr>
       <w:r>
         <w:rPr>
           <w:rFonts w:ascii="Times New Roman" w:hAnsi="Times New Roman" w:eastAsia="Times New Roman" w:cs="Times New Roman"/>
@@ -5839,7 +5968,24 @@
         <w:rPr>
           <w:rFonts w:ascii="Times New Roman" w:hAnsi="Times New Roman" w:eastAsia="Times New Roman" w:cs="Times New Roman"/>
         </w:rPr>
-        <w:t xml:space="preserve"> B. </w:t>
+        <w:t xml:space="preserve"> </w:t>
+      </w:r>
+    </w:p>
+    <w:p>
+      <w:pPr>
+        <w:pStyle w:val="Compact"/>
+        <w:numPr>
+          <w:ilvl w:val="0"/>
+          <w:numId w:val="1004"/>
+        </w:numPr>
+        <w:ind w:left="480" w:hanging="480"/>
+        <w:spacing w:before="0" w:after="0"/>
+      </w:pPr>
+      <w:r>
+        <w:rPr>
+          <w:rFonts w:ascii="Times New Roman" w:hAnsi="Times New Roman" w:eastAsia="Times New Roman" w:cs="Times New Roman"/>
+        </w:rPr>
+        <w:t xml:space="preserve">B. </w:t>
       </w:r>
       <w:r>
         <w:rPr>
@@ -5851,7 +5997,24 @@
         <w:rPr>
           <w:rFonts w:ascii="Times New Roman" w:hAnsi="Times New Roman" w:eastAsia="Times New Roman" w:cs="Times New Roman"/>
         </w:rPr>
-        <w:t xml:space="preserve"> C. </w:t>
+        <w:t xml:space="preserve"> </w:t>
+      </w:r>
+    </w:p>
+    <w:p>
+      <w:pPr>
+        <w:pStyle w:val="Compact"/>
+        <w:numPr>
+          <w:ilvl w:val="0"/>
+          <w:numId w:val="1004"/>
+        </w:numPr>
+        <w:ind w:left="480" w:hanging="480"/>
+        <w:spacing w:before="0" w:after="0"/>
+      </w:pPr>
+      <w:r>
+        <w:rPr>
+          <w:rFonts w:ascii="Times New Roman" w:hAnsi="Times New Roman" w:eastAsia="Times New Roman" w:cs="Times New Roman"/>
+        </w:rPr>
+        <w:t xml:space="preserve">C. </w:t>
       </w:r>
       <w:r>
         <w:rPr>
@@ -5863,7 +6026,24 @@
         <w:rPr>
           <w:rFonts w:ascii="Times New Roman" w:hAnsi="Times New Roman" w:eastAsia="Times New Roman" w:cs="Times New Roman"/>
         </w:rPr>
-        <w:t xml:space="preserve"> D. </w:t>
+        <w:t xml:space="preserve"> </w:t>
+      </w:r>
+    </w:p>
+    <w:p>
+      <w:pPr>
+        <w:pStyle w:val="Compact"/>
+        <w:numPr>
+          <w:ilvl w:val="0"/>
+          <w:numId w:val="1004"/>
+        </w:numPr>
+        <w:ind w:left="480" w:hanging="480"/>
+        <w:spacing w:before="0" w:after="36"/>
+      </w:pPr>
+      <w:r>
+        <w:rPr>
+          <w:rFonts w:ascii="Times New Roman" w:hAnsi="Times New Roman" w:eastAsia="Times New Roman" w:cs="Times New Roman"/>
+        </w:rPr>
+        <w:t xml:space="preserve">D. </w:t>
       </w:r>
       <w:r>
         <w:rPr>
@@ -19130,6 +19310,8 @@
           <w:ilvl w:val="0"/>
           <w:numId w:val="1017"/>
         </w:numPr>
+        <w:ind w:left="480" w:hanging="480"/>
+        <w:spacing w:after="0"/>
       </w:pPr>
       <w:r>
         <w:rPr>
@@ -19221,11 +19403,73 @@
         </w:rPr>
         <w:t xml:space="preserve"> </w:t>
       </w:r>
-      <w:r>
-        <w:rPr>
-          <w:rFonts w:ascii="Times New Roman" w:hAnsi="Times New Roman" w:eastAsia="Times New Roman" w:cs="Times New Roman"/>
-        </w:rPr>
-        <w:t xml:space="preserve">A. 5.75 B. 74.66 C. 90.65 D. 38.57</w:t>
+    </w:p>
+    <w:p>
+      <w:pPr>
+        <w:pStyle w:val="Compact"/>
+        <w:numPr>
+          <w:ilvl w:val="0"/>
+          <w:numId w:val="1017"/>
+        </w:numPr>
+        <w:ind w:left="480" w:hanging="480"/>
+        <w:spacing w:before="0" w:after="0"/>
+      </w:pPr>
+      <w:r>
+        <w:rPr>
+          <w:rFonts w:ascii="Times New Roman" w:hAnsi="Times New Roman" w:eastAsia="Times New Roman" w:cs="Times New Roman"/>
+        </w:rPr>
+        <w:t xml:space="preserve">A. 5.75 </w:t>
+      </w:r>
+    </w:p>
+    <w:p>
+      <w:pPr>
+        <w:pStyle w:val="Compact"/>
+        <w:numPr>
+          <w:ilvl w:val="0"/>
+          <w:numId w:val="1017"/>
+        </w:numPr>
+        <w:ind w:left="480" w:hanging="480"/>
+        <w:spacing w:before="0" w:after="0"/>
+      </w:pPr>
+      <w:r>
+        <w:rPr>
+          <w:rFonts w:ascii="Times New Roman" w:hAnsi="Times New Roman" w:eastAsia="Times New Roman" w:cs="Times New Roman"/>
+        </w:rPr>
+        <w:t xml:space="preserve">B. 74.66 </w:t>
+      </w:r>
+    </w:p>
+    <w:p>
+      <w:pPr>
+        <w:pStyle w:val="Compact"/>
+        <w:numPr>
+          <w:ilvl w:val="0"/>
+          <w:numId w:val="1017"/>
+        </w:numPr>
+        <w:ind w:left="480" w:hanging="480"/>
+        <w:spacing w:before="0" w:after="0"/>
+      </w:pPr>
+      <w:r>
+        <w:rPr>
+          <w:rFonts w:ascii="Times New Roman" w:hAnsi="Times New Roman" w:eastAsia="Times New Roman" w:cs="Times New Roman"/>
+        </w:rPr>
+        <w:t xml:space="preserve">C. 90.65 </w:t>
+      </w:r>
+    </w:p>
+    <w:p>
+      <w:pPr>
+        <w:pStyle w:val="Compact"/>
+        <w:numPr>
+          <w:ilvl w:val="0"/>
+          <w:numId w:val="1017"/>
+        </w:numPr>
+        <w:ind w:left="480" w:hanging="480"/>
+        <w:spacing w:before="0" w:after="36"/>
+      </w:pPr>
+      <w:r>
+        <w:rPr>
+          <w:rFonts w:ascii="Times New Roman" w:hAnsi="Times New Roman" w:eastAsia="Times New Roman" w:cs="Times New Roman"/>
+        </w:rPr>
+        <w:t xml:space="preserve">D. 38.57</w:t>
       </w:r>
     </w:p>
     <w:p>
@@ -19338,6 +19582,8 @@
           <w:ilvl w:val="0"/>
           <w:numId w:val="1018"/>
         </w:numPr>
+        <w:ind w:left="480" w:hanging="480"/>
+        <w:spacing w:after="0"/>
       </w:pPr>
       <w:r>
         <w:rPr>
@@ -19574,6 +19820,17 @@
         </w:rPr>
         <w:t xml:space="preserve"> </w:t>
       </w:r>
+    </w:p>
+    <w:p>
+      <w:pPr>
+        <w:pStyle w:val="Compact"/>
+        <w:numPr>
+          <w:ilvl w:val="0"/>
+          <w:numId w:val="1018"/>
+        </w:numPr>
+        <w:ind w:left="480" w:hanging="480"/>
+        <w:spacing w:before="0" w:after="0"/>
+      </w:pPr>
       <w:r>
         <w:rPr>
           <w:rFonts w:ascii="Times New Roman" w:hAnsi="Times New Roman" w:eastAsia="Times New Roman" w:cs="Times New Roman"/>
@@ -19646,6 +19903,17 @@
         </w:rPr>
         <w:t xml:space="preserve"> </w:t>
       </w:r>
+    </w:p>
+    <w:p>
+      <w:pPr>
+        <w:pStyle w:val="Compact"/>
+        <w:numPr>
+          <w:ilvl w:val="0"/>
+          <w:numId w:val="1018"/>
+        </w:numPr>
+        <w:ind w:left="480" w:hanging="480"/>
+        <w:spacing w:before="0" w:after="0"/>
+      </w:pPr>
       <w:r>
         <w:rPr>
           <w:rFonts w:ascii="Times New Roman" w:hAnsi="Times New Roman" w:eastAsia="Times New Roman" w:cs="Times New Roman"/>
@@ -19718,6 +19986,17 @@
         </w:rPr>
         <w:t xml:space="preserve"> </w:t>
       </w:r>
+    </w:p>
+    <w:p>
+      <w:pPr>
+        <w:pStyle w:val="Compact"/>
+        <w:numPr>
+          <w:ilvl w:val="0"/>
+          <w:numId w:val="1018"/>
+        </w:numPr>
+        <w:ind w:left="480" w:hanging="480"/>
+        <w:spacing w:before="0" w:after="0"/>
+      </w:pPr>
       <w:r>
         <w:rPr>
           <w:rFonts w:ascii="Times New Roman" w:hAnsi="Times New Roman" w:eastAsia="Times New Roman" w:cs="Times New Roman"/>
@@ -19790,6 +20069,17 @@
         </w:rPr>
         <w:t xml:space="preserve"> </w:t>
       </w:r>
+    </w:p>
+    <w:p>
+      <w:pPr>
+        <w:pStyle w:val="Compact"/>
+        <w:numPr>
+          <w:ilvl w:val="0"/>
+          <w:numId w:val="1018"/>
+        </w:numPr>
+        <w:ind w:left="480" w:hanging="480"/>
+        <w:spacing w:before="0" w:after="36"/>
+      </w:pPr>
       <w:r>
         <w:rPr>
           <w:rFonts w:ascii="Times New Roman" w:hAnsi="Times New Roman" w:eastAsia="Times New Roman" w:cs="Times New Roman"/>
@@ -41099,6 +41389,8 @@
     <w:p>
       <w:pPr>
         <w:pStyle w:val="BodyText"/>
+        <w:ind w:left="480" w:hanging="480"/>
+        <w:spacing w:after="0"/>
       </w:pPr>
       <w:r>
         <w:rPr>
@@ -41130,6 +41422,13 @@
         </w:rPr>
         <w:t xml:space="preserve"> </w:t>
       </w:r>
+    </w:p>
+    <w:p>
+      <w:pPr>
+        <w:pStyle w:val="BodyText"/>
+        <w:ind w:left="480" w:hanging="480"/>
+        <w:spacing w:before="0" w:after="0"/>
+      </w:pPr>
       <w:r>
         <w:rPr>
           <w:rFonts w:ascii="Times New Roman" w:hAnsi="Times New Roman" w:eastAsia="Times New Roman" w:cs="Times New Roman"/>
@@ -41152,7 +41451,20 @@
         <w:rPr>
           <w:rFonts w:ascii="Times New Roman" w:hAnsi="Times New Roman" w:eastAsia="Times New Roman" w:cs="Times New Roman"/>
         </w:rPr>
-        <w:t xml:space="preserve"> (B) </w:t>
+        <w:t xml:space="preserve"> </w:t>
+      </w:r>
+    </w:p>
+    <w:p>
+      <w:pPr>
+        <w:pStyle w:val="BodyText"/>
+        <w:ind w:left="480" w:hanging="480"/>
+        <w:spacing w:before="0" w:after="0"/>
+      </w:pPr>
+      <w:r>
+        <w:rPr>
+          <w:rFonts w:ascii="Times New Roman" w:hAnsi="Times New Roman" w:eastAsia="Times New Roman" w:cs="Times New Roman"/>
+        </w:rPr>
+        <w:t xml:space="preserve">(B) </w:t>
       </w:r>
       <w:r>
         <w:rPr>
@@ -41170,7 +41482,20 @@
         <w:rPr>
           <w:rFonts w:ascii="Times New Roman" w:hAnsi="Times New Roman" w:eastAsia="Times New Roman" w:cs="Times New Roman"/>
         </w:rPr>
-        <w:t xml:space="preserve"> (C) </w:t>
+        <w:t xml:space="preserve"> </w:t>
+      </w:r>
+    </w:p>
+    <w:p>
+      <w:pPr>
+        <w:pStyle w:val="BodyText"/>
+        <w:ind w:left="480" w:hanging="480"/>
+        <w:spacing w:before="0" w:after="0"/>
+      </w:pPr>
+      <w:r>
+        <w:rPr>
+          <w:rFonts w:ascii="Times New Roman" w:hAnsi="Times New Roman" w:eastAsia="Times New Roman" w:cs="Times New Roman"/>
+        </w:rPr>
+        <w:t xml:space="preserve">(C) </w:t>
       </w:r>
       <w:r>
         <w:rPr>
@@ -41188,7 +41513,20 @@
         <w:rPr>
           <w:rFonts w:ascii="Times New Roman" w:hAnsi="Times New Roman" w:eastAsia="Times New Roman" w:cs="Times New Roman"/>
         </w:rPr>
-        <w:t xml:space="preserve"> (D) </w:t>
+        <w:t xml:space="preserve"> </w:t>
+      </w:r>
+    </w:p>
+    <w:p>
+      <w:pPr>
+        <w:pStyle w:val="BodyText"/>
+        <w:ind w:left="480" w:hanging="480"/>
+        <w:spacing w:before="0" w:after="180"/>
+      </w:pPr>
+      <w:r>
+        <w:rPr>
+          <w:rFonts w:ascii="Times New Roman" w:hAnsi="Times New Roman" w:eastAsia="Times New Roman" w:cs="Times New Roman"/>
+        </w:rPr>
+        <w:t xml:space="preserve">(D) </w:t>
       </w:r>
       <w:r>
         <w:rPr>
@@ -42161,6 +42499,8 @@
     <w:p>
       <w:pPr>
         <w:pStyle w:val="BodyText"/>
+        <w:ind w:left="480" w:hanging="480"/>
+        <w:spacing w:after="0"/>
       </w:pPr>
       <w:r>
         <w:rPr>
@@ -42198,6 +42538,13 @@
         </w:rPr>
         <w:t xml:space="preserve"> </w:t>
       </w:r>
+    </w:p>
+    <w:p>
+      <w:pPr>
+        <w:pStyle w:val="BodyText"/>
+        <w:ind w:left="480" w:hanging="480"/>
+        <w:spacing w:before="0" w:after="0"/>
+      </w:pPr>
       <w:r>
         <w:rPr>
           <w:rFonts w:ascii="Times New Roman" w:hAnsi="Times New Roman" w:eastAsia="Times New Roman" w:cs="Times New Roman"/>
@@ -42234,6 +42581,13 @@
         </w:rPr>
         <w:t xml:space="preserve"> </w:t>
       </w:r>
+    </w:p>
+    <w:p>
+      <w:pPr>
+        <w:pStyle w:val="BodyText"/>
+        <w:ind w:left="480" w:hanging="480"/>
+        <w:spacing w:before="0" w:after="0"/>
+      </w:pPr>
       <w:r>
         <w:rPr>
           <w:rFonts w:ascii="Times New Roman" w:hAnsi="Times New Roman" w:eastAsia="Times New Roman" w:cs="Times New Roman"/>
@@ -42278,6 +42632,13 @@
         </w:rPr>
         <w:t xml:space="preserve"> </w:t>
       </w:r>
+    </w:p>
+    <w:p>
+      <w:pPr>
+        <w:pStyle w:val="BodyText"/>
+        <w:ind w:left="480" w:hanging="480"/>
+        <w:spacing w:before="0" w:after="180"/>
+      </w:pPr>
       <w:r>
         <w:rPr>
           <w:rFonts w:ascii="Times New Roman" w:hAnsi="Times New Roman" w:eastAsia="Times New Roman" w:cs="Times New Roman"/>

--- a/00-首页/题组Word/第二轮习题集/第二轮习题集-化学原理II-教师版.docx
+++ b/00-首页/题组Word/第二轮习题集/第二轮习题集-化学原理II-教师版.docx
@@ -3231,8 +3231,8 @@
           <w:ilvl w:val="0"/>
           <w:numId w:val="1002"/>
         </w:numPr>
+        <w:spacing w:before="0" w:after="0"/>
         <w:ind w:left="480" w:hanging="480"/>
-        <w:spacing w:after="0"/>
       </w:pPr>
       <w:r>
         <w:rPr>
@@ -3326,8 +3326,8 @@
           <w:ilvl w:val="0"/>
           <w:numId w:val="1002"/>
         </w:numPr>
+        <w:spacing w:before="0" w:after="0"/>
         <w:ind w:left="480" w:hanging="480"/>
-        <w:spacing w:before="0" w:after="0"/>
       </w:pPr>
       <w:r>
         <w:rPr>
@@ -3565,8 +3565,8 @@
           <w:ilvl w:val="0"/>
           <w:numId w:val="1002"/>
         </w:numPr>
+        <w:spacing w:before="0" w:after="0"/>
         <w:ind w:left="480" w:hanging="480"/>
-        <w:spacing w:before="0" w:after="0"/>
       </w:pPr>
       <w:r>
         <w:rPr>
@@ -3624,8 +3624,8 @@
           <w:ilvl w:val="0"/>
           <w:numId w:val="1002"/>
         </w:numPr>
+        <w:spacing w:before="0" w:after="0"/>
         <w:ind w:left="480" w:hanging="480"/>
-        <w:spacing w:before="0" w:after="0"/>
       </w:pPr>
       <w:r>
         <w:rPr>
@@ -3779,8 +3779,8 @@
           <w:ilvl w:val="0"/>
           <w:numId w:val="1002"/>
         </w:numPr>
+        <w:spacing w:before="0" w:after="0"/>
         <w:ind w:left="480" w:hanging="480"/>
-        <w:spacing w:before="0" w:after="36"/>
       </w:pPr>
       <w:r>
         <w:rPr>
@@ -4402,8 +4402,8 @@
           <w:ilvl w:val="0"/>
           <w:numId w:val="1003"/>
         </w:numPr>
+        <w:spacing w:before="0" w:after="0"/>
         <w:ind w:left="480" w:hanging="480"/>
-        <w:spacing w:after="0"/>
       </w:pPr>
       <w:r>
         <w:rPr>
@@ -5124,8 +5124,8 @@
           <w:ilvl w:val="0"/>
           <w:numId w:val="1003"/>
         </w:numPr>
+        <w:spacing w:before="0" w:after="0"/>
         <w:ind w:left="480" w:hanging="480"/>
-        <w:spacing w:before="0" w:after="0"/>
       </w:pPr>
       <w:r>
         <w:rPr>
@@ -5147,8 +5147,8 @@
           <w:ilvl w:val="0"/>
           <w:numId w:val="1003"/>
         </w:numPr>
+        <w:spacing w:before="0" w:after="0"/>
         <w:ind w:left="480" w:hanging="480"/>
-        <w:spacing w:before="0" w:after="0"/>
       </w:pPr>
       <w:r>
         <w:rPr>
@@ -5164,8 +5164,8 @@
           <w:ilvl w:val="0"/>
           <w:numId w:val="1003"/>
         </w:numPr>
+        <w:spacing w:before="0" w:after="0"/>
         <w:ind w:left="480" w:hanging="480"/>
-        <w:spacing w:before="0" w:after="0"/>
       </w:pPr>
       <w:r>
         <w:rPr>
@@ -5181,8 +5181,8 @@
           <w:ilvl w:val="0"/>
           <w:numId w:val="1003"/>
         </w:numPr>
+        <w:spacing w:before="0" w:after="0"/>
         <w:ind w:left="480" w:hanging="480"/>
-        <w:spacing w:before="0" w:after="36"/>
       </w:pPr>
       <w:r>
         <w:rPr>
@@ -5655,8 +5655,8 @@
           <w:ilvl w:val="0"/>
           <w:numId w:val="1004"/>
         </w:numPr>
+        <w:spacing w:before="0" w:after="0"/>
         <w:ind w:left="480" w:hanging="480"/>
-        <w:spacing w:after="0"/>
       </w:pPr>
       <w:r>
         <w:rPr>
@@ -5949,8 +5949,8 @@
           <w:ilvl w:val="0"/>
           <w:numId w:val="1004"/>
         </w:numPr>
+        <w:spacing w:before="0" w:after="0"/>
         <w:ind w:left="480" w:hanging="480"/>
-        <w:spacing w:before="0" w:after="0"/>
       </w:pPr>
       <w:r>
         <w:rPr>
@@ -5978,8 +5978,8 @@
           <w:ilvl w:val="0"/>
           <w:numId w:val="1004"/>
         </w:numPr>
+        <w:spacing w:before="0" w:after="0"/>
         <w:ind w:left="480" w:hanging="480"/>
-        <w:spacing w:before="0" w:after="0"/>
       </w:pPr>
       <w:r>
         <w:rPr>
@@ -6007,8 +6007,8 @@
           <w:ilvl w:val="0"/>
           <w:numId w:val="1004"/>
         </w:numPr>
+        <w:spacing w:before="0" w:after="0"/>
         <w:ind w:left="480" w:hanging="480"/>
-        <w:spacing w:before="0" w:after="0"/>
       </w:pPr>
       <w:r>
         <w:rPr>
@@ -6036,8 +6036,8 @@
           <w:ilvl w:val="0"/>
           <w:numId w:val="1004"/>
         </w:numPr>
+        <w:spacing w:before="0" w:after="0"/>
         <w:ind w:left="480" w:hanging="480"/>
-        <w:spacing w:before="0" w:after="36"/>
       </w:pPr>
       <w:r>
         <w:rPr>
@@ -19310,8 +19310,8 @@
           <w:ilvl w:val="0"/>
           <w:numId w:val="1017"/>
         </w:numPr>
+        <w:spacing w:before="0" w:after="0"/>
         <w:ind w:left="480" w:hanging="480"/>
-        <w:spacing w:after="0"/>
       </w:pPr>
       <w:r>
         <w:rPr>
@@ -19411,8 +19411,8 @@
           <w:ilvl w:val="0"/>
           <w:numId w:val="1017"/>
         </w:numPr>
+        <w:spacing w:before="0" w:after="0"/>
         <w:ind w:left="480" w:hanging="480"/>
-        <w:spacing w:before="0" w:after="0"/>
       </w:pPr>
       <w:r>
         <w:rPr>
@@ -19428,8 +19428,8 @@
           <w:ilvl w:val="0"/>
           <w:numId w:val="1017"/>
         </w:numPr>
+        <w:spacing w:before="0" w:after="0"/>
         <w:ind w:left="480" w:hanging="480"/>
-        <w:spacing w:before="0" w:after="0"/>
       </w:pPr>
       <w:r>
         <w:rPr>
@@ -19445,8 +19445,8 @@
           <w:ilvl w:val="0"/>
           <w:numId w:val="1017"/>
         </w:numPr>
+        <w:spacing w:before="0" w:after="0"/>
         <w:ind w:left="480" w:hanging="480"/>
-        <w:spacing w:before="0" w:after="0"/>
       </w:pPr>
       <w:r>
         <w:rPr>
@@ -19462,8 +19462,8 @@
           <w:ilvl w:val="0"/>
           <w:numId w:val="1017"/>
         </w:numPr>
+        <w:spacing w:before="0" w:after="0"/>
         <w:ind w:left="480" w:hanging="480"/>
-        <w:spacing w:before="0" w:after="36"/>
       </w:pPr>
       <w:r>
         <w:rPr>
@@ -19582,8 +19582,8 @@
           <w:ilvl w:val="0"/>
           <w:numId w:val="1018"/>
         </w:numPr>
+        <w:spacing w:before="0" w:after="0"/>
         <w:ind w:left="480" w:hanging="480"/>
-        <w:spacing w:after="0"/>
       </w:pPr>
       <w:r>
         <w:rPr>
@@ -19828,8 +19828,8 @@
           <w:ilvl w:val="0"/>
           <w:numId w:val="1018"/>
         </w:numPr>
+        <w:spacing w:before="0" w:after="0"/>
         <w:ind w:left="480" w:hanging="480"/>
-        <w:spacing w:before="0" w:after="0"/>
       </w:pPr>
       <w:r>
         <w:rPr>
@@ -19911,8 +19911,8 @@
           <w:ilvl w:val="0"/>
           <w:numId w:val="1018"/>
         </w:numPr>
+        <w:spacing w:before="0" w:after="0"/>
         <w:ind w:left="480" w:hanging="480"/>
-        <w:spacing w:before="0" w:after="0"/>
       </w:pPr>
       <w:r>
         <w:rPr>
@@ -19994,8 +19994,8 @@
           <w:ilvl w:val="0"/>
           <w:numId w:val="1018"/>
         </w:numPr>
+        <w:spacing w:before="0" w:after="0"/>
         <w:ind w:left="480" w:hanging="480"/>
-        <w:spacing w:before="0" w:after="0"/>
       </w:pPr>
       <w:r>
         <w:rPr>
@@ -20077,8 +20077,8 @@
           <w:ilvl w:val="0"/>
           <w:numId w:val="1018"/>
         </w:numPr>
+        <w:spacing w:before="0" w:after="0"/>
         <w:ind w:left="480" w:hanging="480"/>
-        <w:spacing w:before="0" w:after="36"/>
       </w:pPr>
       <w:r>
         <w:rPr>
@@ -41389,8 +41389,8 @@
     <w:p>
       <w:pPr>
         <w:pStyle w:val="BodyText"/>
+        <w:spacing w:before="0" w:after="0"/>
         <w:ind w:left="480" w:hanging="480"/>
-        <w:spacing w:after="0"/>
       </w:pPr>
       <w:r>
         <w:rPr>
@@ -41426,8 +41426,8 @@
     <w:p>
       <w:pPr>
         <w:pStyle w:val="BodyText"/>
+        <w:spacing w:before="0" w:after="0"/>
         <w:ind w:left="480" w:hanging="480"/>
-        <w:spacing w:before="0" w:after="0"/>
       </w:pPr>
       <w:r>
         <w:rPr>
@@ -41457,8 +41457,8 @@
     <w:p>
       <w:pPr>
         <w:pStyle w:val="BodyText"/>
+        <w:spacing w:before="0" w:after="0"/>
         <w:ind w:left="480" w:hanging="480"/>
-        <w:spacing w:before="0" w:after="0"/>
       </w:pPr>
       <w:r>
         <w:rPr>
@@ -41488,8 +41488,8 @@
     <w:p>
       <w:pPr>
         <w:pStyle w:val="BodyText"/>
+        <w:spacing w:before="0" w:after="0"/>
         <w:ind w:left="480" w:hanging="480"/>
-        <w:spacing w:before="0" w:after="0"/>
       </w:pPr>
       <w:r>
         <w:rPr>
@@ -41519,8 +41519,8 @@
     <w:p>
       <w:pPr>
         <w:pStyle w:val="BodyText"/>
+        <w:spacing w:before="0" w:after="0"/>
         <w:ind w:left="480" w:hanging="480"/>
-        <w:spacing w:before="0" w:after="180"/>
       </w:pPr>
       <w:r>
         <w:rPr>
@@ -42499,8 +42499,8 @@
     <w:p>
       <w:pPr>
         <w:pStyle w:val="BodyText"/>
+        <w:spacing w:before="0" w:after="0"/>
         <w:ind w:left="480" w:hanging="480"/>
-        <w:spacing w:after="0"/>
       </w:pPr>
       <w:r>
         <w:rPr>
@@ -42542,8 +42542,8 @@
     <w:p>
       <w:pPr>
         <w:pStyle w:val="BodyText"/>
+        <w:spacing w:before="0" w:after="0"/>
         <w:ind w:left="480" w:hanging="480"/>
-        <w:spacing w:before="0" w:after="0"/>
       </w:pPr>
       <w:r>
         <w:rPr>
@@ -42585,8 +42585,8 @@
     <w:p>
       <w:pPr>
         <w:pStyle w:val="BodyText"/>
+        <w:spacing w:before="0" w:after="0"/>
         <w:ind w:left="480" w:hanging="480"/>
-        <w:spacing w:before="0" w:after="0"/>
       </w:pPr>
       <w:r>
         <w:rPr>
@@ -42636,8 +42636,8 @@
     <w:p>
       <w:pPr>
         <w:pStyle w:val="BodyText"/>
+        <w:spacing w:before="0" w:after="0"/>
         <w:ind w:left="480" w:hanging="480"/>
-        <w:spacing w:before="0" w:after="180"/>
       </w:pPr>
       <w:r>
         <w:rPr>
@@ -53477,7 +53477,7 @@
     <ns0:rPr>
       <ns0:rFonts ns0:ascii="Times New Roman" ns0:cs="Times New Roman" ns0:eastAsia="SimHei" ns0:hAnsi="Times New Roman"/>
       <ns0:b/>
-      <ns0:color ns0:val="17324D"/>
+      <ns0:color ns0:val="000000"/>
       <ns0:sz ns0:val="44"/>
       <ns0:szCs ns0:val="56"/>
     </ns0:rPr>
@@ -53619,7 +53619,7 @@
     <ns0:rPr>
       <ns0:rFonts ns0:ascii="Times New Roman" ns0:cs="Times New Roman" ns0:eastAsia="SimHei" ns0:hAnsi="Times New Roman"/>
       <ns0:b/>
-      <ns0:color ns0:val="17324D"/>
+      <ns0:color ns0:val="000000"/>
       <ns0:sz ns0:val="32"/>
       <ns0:szCs ns0:val="40"/>
     </ns0:rPr>
@@ -53643,7 +53643,7 @@
     <ns0:rPr>
       <ns0:rFonts ns0:ascii="Times New Roman" ns0:cs="Times New Roman" ns0:eastAsia="SimHei" ns0:hAnsi="Times New Roman"/>
       <ns0:b/>
-      <ns0:color ns0:val="17324D"/>
+      <ns0:color ns0:val="000000"/>
       <ns0:sz ns0:val="28"/>
       <ns0:szCs ns0:val="32"/>
     </ns0:rPr>
@@ -53667,7 +53667,7 @@
     <ns0:rPr>
       <ns0:rFonts ns0:ascii="Times New Roman" ns0:cs="Times New Roman" ns0:eastAsia="SimHei" ns0:hAnsi="Times New Roman"/>
       <ns0:b/>
-      <ns0:color ns0:val="17324D"/>
+      <ns0:color ns0:val="000000"/>
       <ns0:sz ns0:val="25"/>
       <ns0:szCs ns0:val="28"/>
     </ns0:rPr>
